--- a/Sistemas operacionais/GS - Operating System Tuning and Cognation.docx
+++ b/Sistemas operacionais/GS - Operating System Tuning and Cognation.docx
@@ -1,6 +1,6 @@
 
 <file path=word/document.xml><?xml version="1.0" encoding="utf-8"?>
-<w:document xmlns:wpc="http://schemas.microsoft.com/office/word/2010/wordprocessingCanvas" xmlns:cx="http://schemas.microsoft.com/office/drawing/2014/chartex" xmlns:cx1="http://schemas.microsoft.com/office/drawing/2015/9/8/chartex" xmlns:cx2="http://schemas.microsoft.com/office/drawing/2015/10/21/chartex" xmlns:cx3="http://schemas.microsoft.com/office/drawing/2016/5/9/chartex" xmlns:cx4="http://schemas.microsoft.com/office/drawing/2016/5/10/chartex" xmlns:cx5="http://schemas.microsoft.com/office/drawing/2016/5/11/chartex" xmlns:cx6="http://schemas.microsoft.com/office/drawing/2016/5/12/chartex" xmlns:cx7="http://schemas.microsoft.com/office/drawing/2016/5/13/chartex" xmlns:cx8="http://schemas.microsoft.com/office/drawing/2016/5/14/chartex" xmlns:mc="http://schemas.openxmlformats.org/markup-compatibility/2006" xmlns:aink="http://schemas.microsoft.com/office/drawing/2016/ink" xmlns:am3d="http://schemas.microsoft.com/office/drawing/2017/model3d" xmlns:o="urn:schemas-microsoft-com:office:office" xmlns:r="http://schemas.openxmlformats.org/officeDocument/2006/relationships" xmlns:m="http://schemas.openxmlformats.org/officeDocument/2006/math" xmlns:v="urn:schemas-microsoft-com:vml" xmlns:wp14="http://schemas.microsoft.com/office/word/2010/wordprocessingDrawing" xmlns:wp="http://schemas.openxmlformats.org/drawingml/2006/wordprocessingDrawing" xmlns:w10="urn:schemas-microsoft-com:office:word" xmlns:w="http://schemas.openxmlformats.org/wordprocessingml/2006/main" xmlns:w14="http://schemas.microsoft.com/office/word/2010/wordml" xmlns:w15="http://schemas.microsoft.com/office/word/2012/wordml" xmlns:w16cex="http://schemas.microsoft.com/office/word/2018/wordml/cex" xmlns:w16cid="http://schemas.microsoft.com/office/word/2016/wordml/cid" xmlns:w16="http://schemas.microsoft.com/office/word/2018/wordml" xmlns:w16sdtdh="http://schemas.microsoft.com/office/word/2020/wordml/sdtdatahash" xmlns:w16se="http://schemas.microsoft.com/office/word/2015/wordml/symex" xmlns:wpg="http://schemas.microsoft.com/office/word/2010/wordprocessingGroup" xmlns:wpi="http://schemas.microsoft.com/office/word/2010/wordprocessingInk" xmlns:wne="http://schemas.microsoft.com/office/word/2006/wordml" xmlns:wps="http://schemas.microsoft.com/office/word/2010/wordprocessingShape" mc:Ignorable="w14 w15 w16se w16cid w16 w16cex w16sdtdh wp14">
+<w:document xmlns:wpc="http://schemas.microsoft.com/office/word/2010/wordprocessingCanvas" xmlns:cx="http://schemas.microsoft.com/office/drawing/2014/chartex" xmlns:cx1="http://schemas.microsoft.com/office/drawing/2015/9/8/chartex" xmlns:cx2="http://schemas.microsoft.com/office/drawing/2015/10/21/chartex" xmlns:cx3="http://schemas.microsoft.com/office/drawing/2016/5/9/chartex" xmlns:cx4="http://schemas.microsoft.com/office/drawing/2016/5/10/chartex" xmlns:cx5="http://schemas.microsoft.com/office/drawing/2016/5/11/chartex" xmlns:cx6="http://schemas.microsoft.com/office/drawing/2016/5/12/chartex" xmlns:cx7="http://schemas.microsoft.com/office/drawing/2016/5/13/chartex" xmlns:cx8="http://schemas.microsoft.com/office/drawing/2016/5/14/chartex" xmlns:mc="http://schemas.openxmlformats.org/markup-compatibility/2006" xmlns:aink="http://schemas.microsoft.com/office/drawing/2016/ink" xmlns:am3d="http://schemas.microsoft.com/office/drawing/2017/model3d" xmlns:o="urn:schemas-microsoft-com:office:office" xmlns:oel="http://schemas.microsoft.com/office/2019/extlst" xmlns:r="http://schemas.openxmlformats.org/officeDocument/2006/relationships" xmlns:m="http://schemas.openxmlformats.org/officeDocument/2006/math" xmlns:v="urn:schemas-microsoft-com:vml" xmlns:wp14="http://schemas.microsoft.com/office/word/2010/wordprocessingDrawing" xmlns:wp="http://schemas.openxmlformats.org/drawingml/2006/wordprocessingDrawing" xmlns:w10="urn:schemas-microsoft-com:office:word" xmlns:w="http://schemas.openxmlformats.org/wordprocessingml/2006/main" xmlns:w14="http://schemas.microsoft.com/office/word/2010/wordml" xmlns:w15="http://schemas.microsoft.com/office/word/2012/wordml" xmlns:w16cex="http://schemas.microsoft.com/office/word/2018/wordml/cex" xmlns:w16cid="http://schemas.microsoft.com/office/word/2016/wordml/cid" xmlns:w16="http://schemas.microsoft.com/office/word/2018/wordml" xmlns:w16du="http://schemas.microsoft.com/office/word/2023/wordml/word16du" xmlns:w16sdtdh="http://schemas.microsoft.com/office/word/2020/wordml/sdtdatahash" xmlns:w16sdtfl="http://schemas.microsoft.com/office/word/2024/wordml/sdtformatlock" xmlns:w16se="http://schemas.microsoft.com/office/word/2015/wordml/symex" xmlns:wpg="http://schemas.microsoft.com/office/word/2010/wordprocessingGroup" xmlns:wpi="http://schemas.microsoft.com/office/word/2010/wordprocessingInk" xmlns:wne="http://schemas.microsoft.com/office/word/2006/wordml" xmlns:wps="http://schemas.microsoft.com/office/word/2010/wordprocessingShape" mc:Ignorable="w14 w15 w16se w16cid w16 w16cex w16sdtdh w16sdtfl w16du wp14">
   <w:body>
     <w:p>
       <w:pPr>
@@ -79,7 +79,15 @@
     <w:p>
       <w:r>
         <w:tab/>
-        <w:t xml:space="preserve">d - verdadeiro, o intervalo teórico calculado é exatamente </w:t>
+        <w:t xml:space="preserve">d - </w:t>
+      </w:r>
+      <w:proofErr w:type="gramStart"/>
+      <w:r>
+        <w:t>verdadeiro</w:t>
+      </w:r>
+      <w:proofErr w:type="gramEnd"/>
+      <w:r>
+        <w:t xml:space="preserve">, o intervalo teórico calculado é exatamente </w:t>
       </w:r>
       <w:r>
         <w:rPr>
@@ -151,183 +159,8 @@
     </w:p>
     <w:p>
       <w:r>
-        <w:t>3)-</w:t>
+        <w:t>3)</w:t>
       </w:r>
-    </w:p>
-    <w:p>
-      <w:pPr>
-        <w:ind w:left="720"/>
-      </w:pPr>
-      <w:r>
-        <w:rPr>
-          <w:noProof/>
-        </w:rPr>
-        <w:drawing>
-          <wp:inline distT="114300" distB="114300" distL="114300" distR="114300" wp14:anchorId="5B73E9E9" wp14:editId="544A4CD9">
-            <wp:extent cx="4835525" cy="1390507"/>
-            <wp:effectExtent l="0" t="0" r="3175" b="635"/>
-            <wp:docPr id="1" name="image1.png"/>
-            <wp:cNvGraphicFramePr/>
-            <a:graphic xmlns:a="http://schemas.openxmlformats.org/drawingml/2006/main">
-              <a:graphicData uri="http://schemas.openxmlformats.org/drawingml/2006/picture">
-                <pic:pic xmlns:pic="http://schemas.openxmlformats.org/drawingml/2006/picture">
-                  <pic:nvPicPr>
-                    <pic:cNvPr id="0" name="image1.png"/>
-                    <pic:cNvPicPr preferRelativeResize="0"/>
-                  </pic:nvPicPr>
-                  <pic:blipFill>
-                    <a:blip r:embed="rId5"/>
-                    <a:srcRect/>
-                    <a:stretch>
-                      <a:fillRect/>
-                    </a:stretch>
-                  </pic:blipFill>
-                  <pic:spPr>
-                    <a:xfrm>
-                      <a:off x="0" y="0"/>
-                      <a:ext cx="4874640" cy="1401755"/>
-                    </a:xfrm>
-                    <a:prstGeom prst="rect">
-                      <a:avLst/>
-                    </a:prstGeom>
-                    <a:ln/>
-                  </pic:spPr>
-                </pic:pic>
-              </a:graphicData>
-            </a:graphic>
-          </wp:inline>
-        </w:drawing>
-      </w:r>
-    </w:p>
-    <w:p>
-      <w:pPr>
-        <w:ind w:left="720"/>
-      </w:pPr>
-    </w:p>
-    <w:p>
-      <w:pPr>
-        <w:ind w:left="720"/>
-      </w:pPr>
-    </w:p>
-    <w:p>
-      <w:pPr>
-        <w:ind w:left="720"/>
-      </w:pPr>
-    </w:p>
-    <w:p>
-      <w:pPr>
-        <w:ind w:left="720"/>
-      </w:pPr>
-    </w:p>
-    <w:p>
-      <w:pPr>
-        <w:ind w:left="720"/>
-      </w:pPr>
-    </w:p>
-    <w:p>
-      <w:pPr>
-        <w:ind w:left="720"/>
-      </w:pPr>
-    </w:p>
-    <w:p>
-      <w:pPr>
-        <w:ind w:left="720"/>
-      </w:pPr>
-    </w:p>
-    <w:p>
-      <w:pPr>
-        <w:ind w:left="720"/>
-      </w:pPr>
-    </w:p>
-    <w:p>
-      <w:pPr>
-        <w:ind w:left="720"/>
-      </w:pPr>
-    </w:p>
-    <w:p>
-      <w:pPr>
-        <w:ind w:left="720"/>
-      </w:pPr>
-    </w:p>
-    <w:p>
-      <w:pPr>
-        <w:ind w:left="720"/>
-      </w:pPr>
-    </w:p>
-    <w:p>
-      <w:pPr>
-        <w:ind w:left="720"/>
-      </w:pPr>
-    </w:p>
-    <w:p>
-      <w:pPr>
-        <w:ind w:left="720"/>
-      </w:pPr>
-    </w:p>
-    <w:p>
-      <w:pPr>
-        <w:ind w:left="720"/>
-      </w:pPr>
-      <w:r>
-        <w:rPr>
-          <w:noProof/>
-        </w:rPr>
-        <w:drawing>
-          <wp:inline distT="0" distB="0" distL="0" distR="0" wp14:anchorId="45DAE631" wp14:editId="1D524033">
-            <wp:extent cx="4919980" cy="2150060"/>
-            <wp:effectExtent l="0" t="0" r="0" b="3175"/>
-            <wp:docPr id="3" name="Picture 3"/>
-            <wp:cNvGraphicFramePr>
-              <a:graphicFrameLocks xmlns:a="http://schemas.openxmlformats.org/drawingml/2006/main" noChangeAspect="1"/>
-            </wp:cNvGraphicFramePr>
-            <a:graphic xmlns:a="http://schemas.openxmlformats.org/drawingml/2006/main">
-              <a:graphicData uri="http://schemas.openxmlformats.org/drawingml/2006/picture">
-                <pic:pic xmlns:pic="http://schemas.openxmlformats.org/drawingml/2006/picture">
-                  <pic:nvPicPr>
-                    <pic:cNvPr id="0" name="Picture 2"/>
-                    <pic:cNvPicPr>
-                      <a:picLocks noChangeAspect="1" noChangeArrowheads="1"/>
-                    </pic:cNvPicPr>
-                  </pic:nvPicPr>
-                  <pic:blipFill>
-                    <a:blip r:embed="rId6" cstate="print">
-                      <a:extLst>
-                        <a:ext uri="{28A0092B-C50C-407E-A947-70E740481C1C}">
-                          <a14:useLocalDpi xmlns:a14="http://schemas.microsoft.com/office/drawing/2010/main" val="0"/>
-                        </a:ext>
-                      </a:extLst>
-                    </a:blip>
-                    <a:srcRect/>
-                    <a:stretch>
-                      <a:fillRect/>
-                    </a:stretch>
-                  </pic:blipFill>
-                  <pic:spPr bwMode="auto">
-                    <a:xfrm>
-                      <a:off x="0" y="0"/>
-                      <a:ext cx="4973385" cy="2173398"/>
-                    </a:xfrm>
-                    <a:prstGeom prst="rect">
-                      <a:avLst/>
-                    </a:prstGeom>
-                    <a:noFill/>
-                  </pic:spPr>
-                </pic:pic>
-              </a:graphicData>
-            </a:graphic>
-          </wp:inline>
-        </w:drawing>
-      </w:r>
-    </w:p>
-    <w:p>
-      <w:pPr>
-        <w:ind w:left="720"/>
-      </w:pPr>
-    </w:p>
-    <w:p>
-      <w:pPr>
-        <w:ind w:left="720"/>
-      </w:pPr>
     </w:p>
     <w:p>
       <w:pPr>
@@ -2477,7 +2310,6 @@
               <w:bottom w:val="nil"/>
               <w:right w:val="nil"/>
             </w:tcBorders>
-            <w:shd w:val="clear" w:color="auto" w:fill="auto"/>
           </w:tcPr>
           <w:p>
             <w:pPr>
@@ -4976,7 +4808,6 @@
               <w:bottom w:val="nil"/>
               <w:right w:val="nil"/>
             </w:tcBorders>
-            <w:shd w:val="clear" w:color="auto" w:fill="auto"/>
           </w:tcPr>
           <w:p>
             <w:pPr>
@@ -7599,7 +7430,6 @@
               <w:bottom w:val="nil"/>
               <w:right w:val="nil"/>
             </w:tcBorders>
-            <w:shd w:val="clear" w:color="auto" w:fill="auto"/>
           </w:tcPr>
           <w:p>
             <w:pPr>
@@ -11884,7 +11714,6 @@
               <w:bottom w:val="nil"/>
               <w:right w:val="nil"/>
             </w:tcBorders>
-            <w:shd w:val="clear" w:color="auto" w:fill="auto"/>
           </w:tcPr>
           <w:p>
             <w:pPr>
@@ -11934,7 +11763,6 @@
               <w:bottom w:val="nil"/>
               <w:right w:val="nil"/>
             </w:tcBorders>
-            <w:shd w:val="clear" w:color="auto" w:fill="auto"/>
           </w:tcPr>
           <w:p>
             <w:pPr>
@@ -11963,27 +11791,25 @@
               <w:bottom w:val="nil"/>
               <w:right w:val="nil"/>
             </w:tcBorders>
-            <w:shd w:val="clear" w:color="auto" w:fill="auto"/>
-          </w:tcPr>
-          <w:p>
-            <w:pPr>
-              <w:rPr>
-                <w:sz w:val="20"/>
-                <w:szCs w:val="20"/>
-              </w:rPr>
-            </w:pPr>
-          </w:p>
-        </w:tc>
-        <w:tc>
-          <w:tcPr>
-            <w:tcW w:w="113" w:type="pct"/>
-            <w:tcBorders>
-              <w:top w:val="nil"/>
-              <w:left w:val="nil"/>
-              <w:bottom w:val="nil"/>
-              <w:right w:val="nil"/>
-            </w:tcBorders>
-            <w:shd w:val="clear" w:color="auto" w:fill="auto"/>
+          </w:tcPr>
+          <w:p>
+            <w:pPr>
+              <w:rPr>
+                <w:sz w:val="20"/>
+                <w:szCs w:val="20"/>
+              </w:rPr>
+            </w:pPr>
+          </w:p>
+        </w:tc>
+        <w:tc>
+          <w:tcPr>
+            <w:tcW w:w="113" w:type="pct"/>
+            <w:tcBorders>
+              <w:top w:val="nil"/>
+              <w:left w:val="nil"/>
+              <w:bottom w:val="nil"/>
+              <w:right w:val="nil"/>
+            </w:tcBorders>
           </w:tcPr>
           <w:p>
             <w:pPr>
@@ -12033,7 +11859,6 @@
               <w:bottom w:val="nil"/>
               <w:right w:val="nil"/>
             </w:tcBorders>
-            <w:shd w:val="clear" w:color="auto" w:fill="auto"/>
           </w:tcPr>
           <w:p>
             <w:pPr>
@@ -12062,27 +11887,25 @@
               <w:bottom w:val="nil"/>
               <w:right w:val="nil"/>
             </w:tcBorders>
-            <w:shd w:val="clear" w:color="auto" w:fill="auto"/>
-          </w:tcPr>
-          <w:p>
-            <w:pPr>
-              <w:rPr>
-                <w:sz w:val="20"/>
-                <w:szCs w:val="20"/>
-              </w:rPr>
-            </w:pPr>
-          </w:p>
-        </w:tc>
-        <w:tc>
-          <w:tcPr>
-            <w:tcW w:w="113" w:type="pct"/>
-            <w:tcBorders>
-              <w:top w:val="nil"/>
-              <w:left w:val="nil"/>
-              <w:bottom w:val="nil"/>
-              <w:right w:val="nil"/>
-            </w:tcBorders>
-            <w:shd w:val="clear" w:color="auto" w:fill="auto"/>
+          </w:tcPr>
+          <w:p>
+            <w:pPr>
+              <w:rPr>
+                <w:sz w:val="20"/>
+                <w:szCs w:val="20"/>
+              </w:rPr>
+            </w:pPr>
+          </w:p>
+        </w:tc>
+        <w:tc>
+          <w:tcPr>
+            <w:tcW w:w="113" w:type="pct"/>
+            <w:tcBorders>
+              <w:top w:val="nil"/>
+              <w:left w:val="nil"/>
+              <w:bottom w:val="nil"/>
+              <w:right w:val="nil"/>
+            </w:tcBorders>
           </w:tcPr>
           <w:p>
             <w:pPr>
@@ -12474,6275 +12297,7 @@
         </w:tc>
       </w:tr>
     </w:tbl>
-    <w:p>
-      <w:pPr>
-        <w:ind w:left="720"/>
-      </w:pPr>
-    </w:p>
-    <w:p>
-      <w:pPr>
-        <w:ind w:left="720"/>
-      </w:pPr>
-    </w:p>
-    <w:p>
-      <w:pPr>
-        <w:ind w:left="720"/>
-      </w:pPr>
-    </w:p>
-    <w:p>
-      <w:pPr>
-        <w:ind w:left="720"/>
-      </w:pPr>
-    </w:p>
-    <w:p>
-      <w:pPr>
-        <w:ind w:left="720"/>
-      </w:pPr>
-    </w:p>
-    <w:p>
-      <w:pPr>
-        <w:ind w:left="720"/>
-      </w:pPr>
-    </w:p>
-    <w:p>
-      <w:pPr>
-        <w:ind w:left="720"/>
-      </w:pPr>
-    </w:p>
-    <w:p>
-      <w:pPr>
-        <w:ind w:left="720"/>
-      </w:pPr>
-    </w:p>
-    <w:p>
-      <w:pPr>
-        <w:ind w:left="720"/>
-      </w:pPr>
-    </w:p>
-    <w:p>
-      <w:pPr>
-        <w:ind w:left="720"/>
-      </w:pPr>
-    </w:p>
-    <w:p>
-      <w:pPr>
-        <w:ind w:left="720"/>
-      </w:pPr>
-    </w:p>
-    <w:p>
-      <w:pPr>
-        <w:ind w:left="720"/>
-      </w:pPr>
-    </w:p>
-    <w:p>
-      <w:pPr>
-        <w:ind w:left="720"/>
-      </w:pPr>
-    </w:p>
-    <w:p>
-      <w:pPr>
-        <w:ind w:left="720"/>
-      </w:pPr>
-    </w:p>
-    <w:p>
-      <w:pPr>
-        <w:ind w:left="720"/>
-      </w:pPr>
-    </w:p>
-    <w:tbl>
-      <w:tblPr>
-        <w:tblStyle w:val="a"/>
-        <w:tblW w:w="8309" w:type="dxa"/>
-        <w:tblInd w:w="720" w:type="dxa"/>
-        <w:tblBorders>
-          <w:top w:val="single" w:sz="8" w:space="0" w:color="000000"/>
-          <w:left w:val="single" w:sz="8" w:space="0" w:color="000000"/>
-          <w:bottom w:val="single" w:sz="8" w:space="0" w:color="000000"/>
-          <w:right w:val="single" w:sz="8" w:space="0" w:color="000000"/>
-          <w:insideH w:val="single" w:sz="8" w:space="0" w:color="000000"/>
-          <w:insideV w:val="single" w:sz="8" w:space="0" w:color="000000"/>
-        </w:tblBorders>
-        <w:tblLayout w:type="fixed"/>
-        <w:tblLook w:val="0600" w:firstRow="0" w:lastRow="0" w:firstColumn="0" w:lastColumn="0" w:noHBand="1" w:noVBand="1"/>
-      </w:tblPr>
-      <w:tblGrid>
-        <w:gridCol w:w="416"/>
-        <w:gridCol w:w="416"/>
-        <w:gridCol w:w="416"/>
-        <w:gridCol w:w="416"/>
-        <w:gridCol w:w="416"/>
-        <w:gridCol w:w="416"/>
-        <w:gridCol w:w="416"/>
-        <w:gridCol w:w="416"/>
-        <w:gridCol w:w="416"/>
-        <w:gridCol w:w="415"/>
-        <w:gridCol w:w="415"/>
-        <w:gridCol w:w="415"/>
-        <w:gridCol w:w="415"/>
-        <w:gridCol w:w="415"/>
-        <w:gridCol w:w="415"/>
-        <w:gridCol w:w="415"/>
-        <w:gridCol w:w="415"/>
-        <w:gridCol w:w="415"/>
-        <w:gridCol w:w="415"/>
-        <w:gridCol w:w="415"/>
-      </w:tblGrid>
-      <w:tr>
-        <w:trPr>
-          <w:trHeight w:val="520"/>
-          <w:tblHeader/>
-        </w:trPr>
-        <w:tc>
-          <w:tcPr>
-            <w:tcW w:w="8300" w:type="dxa"/>
-            <w:gridSpan w:val="20"/>
-            <w:shd w:val="clear" w:color="auto" w:fill="F1F3F4"/>
-            <w:tcMar>
-              <w:top w:w="100" w:type="dxa"/>
-              <w:left w:w="100" w:type="dxa"/>
-              <w:bottom w:w="100" w:type="dxa"/>
-              <w:right w:w="100" w:type="dxa"/>
-            </w:tcMar>
-          </w:tcPr>
-          <w:p>
-            <w:bookmarkStart w:id="0" w:name="_3vb75rjbztqb" w:colFirst="0" w:colLast="0"/>
-            <w:bookmarkEnd w:id="0"/>
-          </w:p>
-        </w:tc>
-      </w:tr>
-      <w:tr>
-        <w:tc>
-          <w:tcPr>
-            <w:tcW w:w="415" w:type="dxa"/>
-            <w:shd w:val="clear" w:color="auto" w:fill="auto"/>
-            <w:tcMar>
-              <w:top w:w="100" w:type="dxa"/>
-              <w:left w:w="100" w:type="dxa"/>
-              <w:bottom w:w="100" w:type="dxa"/>
-              <w:right w:w="100" w:type="dxa"/>
-            </w:tcMar>
-          </w:tcPr>
-          <w:p>
-            <w:pPr>
-              <w:widowControl w:val="0"/>
-              <w:pBdr>
-                <w:top w:val="nil"/>
-                <w:left w:val="nil"/>
-                <w:bottom w:val="nil"/>
-                <w:right w:val="nil"/>
-                <w:between w:val="nil"/>
-              </w:pBdr>
-              <w:spacing w:line="240" w:lineRule="auto"/>
-            </w:pPr>
-          </w:p>
-        </w:tc>
-        <w:tc>
-          <w:tcPr>
-            <w:tcW w:w="415" w:type="dxa"/>
-            <w:shd w:val="clear" w:color="auto" w:fill="auto"/>
-            <w:tcMar>
-              <w:top w:w="100" w:type="dxa"/>
-              <w:left w:w="100" w:type="dxa"/>
-              <w:bottom w:w="100" w:type="dxa"/>
-              <w:right w:w="100" w:type="dxa"/>
-            </w:tcMar>
-          </w:tcPr>
-          <w:p>
-            <w:pPr>
-              <w:widowControl w:val="0"/>
-              <w:pBdr>
-                <w:top w:val="nil"/>
-                <w:left w:val="nil"/>
-                <w:bottom w:val="nil"/>
-                <w:right w:val="nil"/>
-                <w:between w:val="nil"/>
-              </w:pBdr>
-              <w:spacing w:line="240" w:lineRule="auto"/>
-            </w:pPr>
-          </w:p>
-        </w:tc>
-        <w:tc>
-          <w:tcPr>
-            <w:tcW w:w="415" w:type="dxa"/>
-            <w:shd w:val="clear" w:color="auto" w:fill="auto"/>
-            <w:tcMar>
-              <w:top w:w="100" w:type="dxa"/>
-              <w:left w:w="100" w:type="dxa"/>
-              <w:bottom w:w="100" w:type="dxa"/>
-              <w:right w:w="100" w:type="dxa"/>
-            </w:tcMar>
-          </w:tcPr>
-          <w:p>
-            <w:pPr>
-              <w:widowControl w:val="0"/>
-              <w:pBdr>
-                <w:top w:val="nil"/>
-                <w:left w:val="nil"/>
-                <w:bottom w:val="nil"/>
-                <w:right w:val="nil"/>
-                <w:between w:val="nil"/>
-              </w:pBdr>
-              <w:spacing w:line="240" w:lineRule="auto"/>
-            </w:pPr>
-          </w:p>
-        </w:tc>
-        <w:tc>
-          <w:tcPr>
-            <w:tcW w:w="415" w:type="dxa"/>
-            <w:shd w:val="clear" w:color="auto" w:fill="auto"/>
-            <w:tcMar>
-              <w:top w:w="100" w:type="dxa"/>
-              <w:left w:w="100" w:type="dxa"/>
-              <w:bottom w:w="100" w:type="dxa"/>
-              <w:right w:w="100" w:type="dxa"/>
-            </w:tcMar>
-          </w:tcPr>
-          <w:p>
-            <w:pPr>
-              <w:widowControl w:val="0"/>
-              <w:pBdr>
-                <w:top w:val="nil"/>
-                <w:left w:val="nil"/>
-                <w:bottom w:val="nil"/>
-                <w:right w:val="nil"/>
-                <w:between w:val="nil"/>
-              </w:pBdr>
-              <w:spacing w:line="240" w:lineRule="auto"/>
-            </w:pPr>
-          </w:p>
-        </w:tc>
-        <w:tc>
-          <w:tcPr>
-            <w:tcW w:w="415" w:type="dxa"/>
-            <w:shd w:val="clear" w:color="auto" w:fill="auto"/>
-            <w:tcMar>
-              <w:top w:w="100" w:type="dxa"/>
-              <w:left w:w="100" w:type="dxa"/>
-              <w:bottom w:w="100" w:type="dxa"/>
-              <w:right w:w="100" w:type="dxa"/>
-            </w:tcMar>
-          </w:tcPr>
-          <w:p>
-            <w:pPr>
-              <w:widowControl w:val="0"/>
-              <w:pBdr>
-                <w:top w:val="nil"/>
-                <w:left w:val="nil"/>
-                <w:bottom w:val="nil"/>
-                <w:right w:val="nil"/>
-                <w:between w:val="nil"/>
-              </w:pBdr>
-              <w:spacing w:line="240" w:lineRule="auto"/>
-            </w:pPr>
-          </w:p>
-        </w:tc>
-        <w:tc>
-          <w:tcPr>
-            <w:tcW w:w="415" w:type="dxa"/>
-            <w:shd w:val="clear" w:color="auto" w:fill="auto"/>
-            <w:tcMar>
-              <w:top w:w="100" w:type="dxa"/>
-              <w:left w:w="100" w:type="dxa"/>
-              <w:bottom w:w="100" w:type="dxa"/>
-              <w:right w:w="100" w:type="dxa"/>
-            </w:tcMar>
-          </w:tcPr>
-          <w:p>
-            <w:pPr>
-              <w:widowControl w:val="0"/>
-              <w:pBdr>
-                <w:top w:val="nil"/>
-                <w:left w:val="nil"/>
-                <w:bottom w:val="nil"/>
-                <w:right w:val="nil"/>
-                <w:between w:val="nil"/>
-              </w:pBdr>
-              <w:spacing w:line="240" w:lineRule="auto"/>
-            </w:pPr>
-          </w:p>
-        </w:tc>
-        <w:tc>
-          <w:tcPr>
-            <w:tcW w:w="415" w:type="dxa"/>
-            <w:shd w:val="clear" w:color="auto" w:fill="auto"/>
-            <w:tcMar>
-              <w:top w:w="100" w:type="dxa"/>
-              <w:left w:w="100" w:type="dxa"/>
-              <w:bottom w:w="100" w:type="dxa"/>
-              <w:right w:w="100" w:type="dxa"/>
-            </w:tcMar>
-          </w:tcPr>
-          <w:p>
-            <w:pPr>
-              <w:widowControl w:val="0"/>
-              <w:pBdr>
-                <w:top w:val="nil"/>
-                <w:left w:val="nil"/>
-                <w:bottom w:val="nil"/>
-                <w:right w:val="nil"/>
-                <w:between w:val="nil"/>
-              </w:pBdr>
-              <w:spacing w:line="240" w:lineRule="auto"/>
-            </w:pPr>
-          </w:p>
-        </w:tc>
-        <w:tc>
-          <w:tcPr>
-            <w:tcW w:w="415" w:type="dxa"/>
-            <w:shd w:val="clear" w:color="auto" w:fill="auto"/>
-            <w:tcMar>
-              <w:top w:w="100" w:type="dxa"/>
-              <w:left w:w="100" w:type="dxa"/>
-              <w:bottom w:w="100" w:type="dxa"/>
-              <w:right w:w="100" w:type="dxa"/>
-            </w:tcMar>
-          </w:tcPr>
-          <w:p>
-            <w:pPr>
-              <w:widowControl w:val="0"/>
-              <w:pBdr>
-                <w:top w:val="nil"/>
-                <w:left w:val="nil"/>
-                <w:bottom w:val="nil"/>
-                <w:right w:val="nil"/>
-                <w:between w:val="nil"/>
-              </w:pBdr>
-              <w:spacing w:line="240" w:lineRule="auto"/>
-            </w:pPr>
-          </w:p>
-        </w:tc>
-        <w:tc>
-          <w:tcPr>
-            <w:tcW w:w="415" w:type="dxa"/>
-            <w:shd w:val="clear" w:color="auto" w:fill="auto"/>
-            <w:tcMar>
-              <w:top w:w="100" w:type="dxa"/>
-              <w:left w:w="100" w:type="dxa"/>
-              <w:bottom w:w="100" w:type="dxa"/>
-              <w:right w:w="100" w:type="dxa"/>
-            </w:tcMar>
-          </w:tcPr>
-          <w:p>
-            <w:pPr>
-              <w:widowControl w:val="0"/>
-              <w:pBdr>
-                <w:top w:val="nil"/>
-                <w:left w:val="nil"/>
-                <w:bottom w:val="nil"/>
-                <w:right w:val="nil"/>
-                <w:between w:val="nil"/>
-              </w:pBdr>
-              <w:spacing w:line="240" w:lineRule="auto"/>
-            </w:pPr>
-          </w:p>
-        </w:tc>
-        <w:tc>
-          <w:tcPr>
-            <w:tcW w:w="415" w:type="dxa"/>
-            <w:shd w:val="clear" w:color="auto" w:fill="auto"/>
-            <w:tcMar>
-              <w:top w:w="100" w:type="dxa"/>
-              <w:left w:w="100" w:type="dxa"/>
-              <w:bottom w:w="100" w:type="dxa"/>
-              <w:right w:w="100" w:type="dxa"/>
-            </w:tcMar>
-          </w:tcPr>
-          <w:p>
-            <w:pPr>
-              <w:widowControl w:val="0"/>
-              <w:pBdr>
-                <w:top w:val="nil"/>
-                <w:left w:val="nil"/>
-                <w:bottom w:val="nil"/>
-                <w:right w:val="nil"/>
-                <w:between w:val="nil"/>
-              </w:pBdr>
-              <w:spacing w:line="240" w:lineRule="auto"/>
-            </w:pPr>
-          </w:p>
-        </w:tc>
-        <w:tc>
-          <w:tcPr>
-            <w:tcW w:w="415" w:type="dxa"/>
-            <w:shd w:val="clear" w:color="auto" w:fill="auto"/>
-            <w:tcMar>
-              <w:top w:w="100" w:type="dxa"/>
-              <w:left w:w="100" w:type="dxa"/>
-              <w:bottom w:w="100" w:type="dxa"/>
-              <w:right w:w="100" w:type="dxa"/>
-            </w:tcMar>
-          </w:tcPr>
-          <w:p>
-            <w:pPr>
-              <w:widowControl w:val="0"/>
-              <w:pBdr>
-                <w:top w:val="nil"/>
-                <w:left w:val="nil"/>
-                <w:bottom w:val="nil"/>
-                <w:right w:val="nil"/>
-                <w:between w:val="nil"/>
-              </w:pBdr>
-              <w:spacing w:line="240" w:lineRule="auto"/>
-            </w:pPr>
-          </w:p>
-        </w:tc>
-        <w:tc>
-          <w:tcPr>
-            <w:tcW w:w="415" w:type="dxa"/>
-            <w:shd w:val="clear" w:color="auto" w:fill="auto"/>
-            <w:tcMar>
-              <w:top w:w="100" w:type="dxa"/>
-              <w:left w:w="100" w:type="dxa"/>
-              <w:bottom w:w="100" w:type="dxa"/>
-              <w:right w:w="100" w:type="dxa"/>
-            </w:tcMar>
-          </w:tcPr>
-          <w:p>
-            <w:pPr>
-              <w:widowControl w:val="0"/>
-              <w:pBdr>
-                <w:top w:val="nil"/>
-                <w:left w:val="nil"/>
-                <w:bottom w:val="nil"/>
-                <w:right w:val="nil"/>
-                <w:between w:val="nil"/>
-              </w:pBdr>
-              <w:spacing w:line="240" w:lineRule="auto"/>
-            </w:pPr>
-          </w:p>
-        </w:tc>
-        <w:tc>
-          <w:tcPr>
-            <w:tcW w:w="415" w:type="dxa"/>
-            <w:shd w:val="clear" w:color="auto" w:fill="auto"/>
-            <w:tcMar>
-              <w:top w:w="100" w:type="dxa"/>
-              <w:left w:w="100" w:type="dxa"/>
-              <w:bottom w:w="100" w:type="dxa"/>
-              <w:right w:w="100" w:type="dxa"/>
-            </w:tcMar>
-          </w:tcPr>
-          <w:p>
-            <w:pPr>
-              <w:widowControl w:val="0"/>
-              <w:pBdr>
-                <w:top w:val="nil"/>
-                <w:left w:val="nil"/>
-                <w:bottom w:val="nil"/>
-                <w:right w:val="nil"/>
-                <w:between w:val="nil"/>
-              </w:pBdr>
-              <w:spacing w:line="240" w:lineRule="auto"/>
-            </w:pPr>
-          </w:p>
-        </w:tc>
-        <w:tc>
-          <w:tcPr>
-            <w:tcW w:w="415" w:type="dxa"/>
-            <w:shd w:val="clear" w:color="auto" w:fill="auto"/>
-            <w:tcMar>
-              <w:top w:w="100" w:type="dxa"/>
-              <w:left w:w="100" w:type="dxa"/>
-              <w:bottom w:w="100" w:type="dxa"/>
-              <w:right w:w="100" w:type="dxa"/>
-            </w:tcMar>
-          </w:tcPr>
-          <w:p>
-            <w:pPr>
-              <w:widowControl w:val="0"/>
-              <w:pBdr>
-                <w:top w:val="nil"/>
-                <w:left w:val="nil"/>
-                <w:bottom w:val="nil"/>
-                <w:right w:val="nil"/>
-                <w:between w:val="nil"/>
-              </w:pBdr>
-              <w:spacing w:line="240" w:lineRule="auto"/>
-            </w:pPr>
-          </w:p>
-        </w:tc>
-        <w:tc>
-          <w:tcPr>
-            <w:tcW w:w="415" w:type="dxa"/>
-            <w:shd w:val="clear" w:color="auto" w:fill="auto"/>
-            <w:tcMar>
-              <w:top w:w="100" w:type="dxa"/>
-              <w:left w:w="100" w:type="dxa"/>
-              <w:bottom w:w="100" w:type="dxa"/>
-              <w:right w:w="100" w:type="dxa"/>
-            </w:tcMar>
-          </w:tcPr>
-          <w:p>
-            <w:pPr>
-              <w:widowControl w:val="0"/>
-              <w:pBdr>
-                <w:top w:val="nil"/>
-                <w:left w:val="nil"/>
-                <w:bottom w:val="nil"/>
-                <w:right w:val="nil"/>
-                <w:between w:val="nil"/>
-              </w:pBdr>
-              <w:spacing w:line="240" w:lineRule="auto"/>
-            </w:pPr>
-          </w:p>
-        </w:tc>
-        <w:tc>
-          <w:tcPr>
-            <w:tcW w:w="415" w:type="dxa"/>
-            <w:shd w:val="clear" w:color="auto" w:fill="auto"/>
-            <w:tcMar>
-              <w:top w:w="100" w:type="dxa"/>
-              <w:left w:w="100" w:type="dxa"/>
-              <w:bottom w:w="100" w:type="dxa"/>
-              <w:right w:w="100" w:type="dxa"/>
-            </w:tcMar>
-          </w:tcPr>
-          <w:p>
-            <w:pPr>
-              <w:widowControl w:val="0"/>
-              <w:pBdr>
-                <w:top w:val="nil"/>
-                <w:left w:val="nil"/>
-                <w:bottom w:val="nil"/>
-                <w:right w:val="nil"/>
-                <w:between w:val="nil"/>
-              </w:pBdr>
-              <w:spacing w:line="240" w:lineRule="auto"/>
-            </w:pPr>
-          </w:p>
-        </w:tc>
-        <w:tc>
-          <w:tcPr>
-            <w:tcW w:w="415" w:type="dxa"/>
-            <w:shd w:val="clear" w:color="auto" w:fill="auto"/>
-            <w:tcMar>
-              <w:top w:w="100" w:type="dxa"/>
-              <w:left w:w="100" w:type="dxa"/>
-              <w:bottom w:w="100" w:type="dxa"/>
-              <w:right w:w="100" w:type="dxa"/>
-            </w:tcMar>
-          </w:tcPr>
-          <w:p>
-            <w:pPr>
-              <w:widowControl w:val="0"/>
-              <w:pBdr>
-                <w:top w:val="nil"/>
-                <w:left w:val="nil"/>
-                <w:bottom w:val="nil"/>
-                <w:right w:val="nil"/>
-                <w:between w:val="nil"/>
-              </w:pBdr>
-              <w:spacing w:line="240" w:lineRule="auto"/>
-            </w:pPr>
-          </w:p>
-        </w:tc>
-        <w:tc>
-          <w:tcPr>
-            <w:tcW w:w="415" w:type="dxa"/>
-            <w:shd w:val="clear" w:color="auto" w:fill="auto"/>
-            <w:tcMar>
-              <w:top w:w="100" w:type="dxa"/>
-              <w:left w:w="100" w:type="dxa"/>
-              <w:bottom w:w="100" w:type="dxa"/>
-              <w:right w:w="100" w:type="dxa"/>
-            </w:tcMar>
-          </w:tcPr>
-          <w:p>
-            <w:pPr>
-              <w:widowControl w:val="0"/>
-              <w:pBdr>
-                <w:top w:val="nil"/>
-                <w:left w:val="nil"/>
-                <w:bottom w:val="nil"/>
-                <w:right w:val="nil"/>
-                <w:between w:val="nil"/>
-              </w:pBdr>
-              <w:spacing w:line="240" w:lineRule="auto"/>
-            </w:pPr>
-          </w:p>
-        </w:tc>
-        <w:tc>
-          <w:tcPr>
-            <w:tcW w:w="415" w:type="dxa"/>
-            <w:shd w:val="clear" w:color="auto" w:fill="auto"/>
-            <w:tcMar>
-              <w:top w:w="100" w:type="dxa"/>
-              <w:left w:w="100" w:type="dxa"/>
-              <w:bottom w:w="100" w:type="dxa"/>
-              <w:right w:w="100" w:type="dxa"/>
-            </w:tcMar>
-          </w:tcPr>
-          <w:p>
-            <w:pPr>
-              <w:widowControl w:val="0"/>
-              <w:pBdr>
-                <w:top w:val="nil"/>
-                <w:left w:val="nil"/>
-                <w:bottom w:val="nil"/>
-                <w:right w:val="nil"/>
-                <w:between w:val="nil"/>
-              </w:pBdr>
-              <w:spacing w:line="240" w:lineRule="auto"/>
-            </w:pPr>
-          </w:p>
-        </w:tc>
-        <w:tc>
-          <w:tcPr>
-            <w:tcW w:w="415" w:type="dxa"/>
-            <w:shd w:val="clear" w:color="auto" w:fill="auto"/>
-            <w:tcMar>
-              <w:top w:w="100" w:type="dxa"/>
-              <w:left w:w="100" w:type="dxa"/>
-              <w:bottom w:w="100" w:type="dxa"/>
-              <w:right w:w="100" w:type="dxa"/>
-            </w:tcMar>
-          </w:tcPr>
-          <w:p>
-            <w:pPr>
-              <w:widowControl w:val="0"/>
-              <w:pBdr>
-                <w:top w:val="nil"/>
-                <w:left w:val="nil"/>
-                <w:bottom w:val="nil"/>
-                <w:right w:val="nil"/>
-                <w:between w:val="nil"/>
-              </w:pBdr>
-              <w:spacing w:line="240" w:lineRule="auto"/>
-            </w:pPr>
-          </w:p>
-        </w:tc>
-      </w:tr>
-      <w:tr>
-        <w:tc>
-          <w:tcPr>
-            <w:tcW w:w="415" w:type="dxa"/>
-            <w:shd w:val="clear" w:color="auto" w:fill="auto"/>
-            <w:tcMar>
-              <w:top w:w="100" w:type="dxa"/>
-              <w:left w:w="100" w:type="dxa"/>
-              <w:bottom w:w="100" w:type="dxa"/>
-              <w:right w:w="100" w:type="dxa"/>
-            </w:tcMar>
-          </w:tcPr>
-          <w:p>
-            <w:pPr>
-              <w:widowControl w:val="0"/>
-              <w:pBdr>
-                <w:top w:val="nil"/>
-                <w:left w:val="nil"/>
-                <w:bottom w:val="nil"/>
-                <w:right w:val="nil"/>
-                <w:between w:val="nil"/>
-              </w:pBdr>
-              <w:spacing w:line="240" w:lineRule="auto"/>
-              <w:rPr>
-                <w:color w:val="C00000"/>
-              </w:rPr>
-            </w:pPr>
-          </w:p>
-        </w:tc>
-        <w:tc>
-          <w:tcPr>
-            <w:tcW w:w="415" w:type="dxa"/>
-            <w:shd w:val="clear" w:color="auto" w:fill="auto"/>
-            <w:tcMar>
-              <w:top w:w="100" w:type="dxa"/>
-              <w:left w:w="100" w:type="dxa"/>
-              <w:bottom w:w="100" w:type="dxa"/>
-              <w:right w:w="100" w:type="dxa"/>
-            </w:tcMar>
-          </w:tcPr>
-          <w:p>
-            <w:pPr>
-              <w:widowControl w:val="0"/>
-              <w:pBdr>
-                <w:top w:val="nil"/>
-                <w:left w:val="nil"/>
-                <w:bottom w:val="nil"/>
-                <w:right w:val="nil"/>
-                <w:between w:val="nil"/>
-              </w:pBdr>
-              <w:spacing w:line="240" w:lineRule="auto"/>
-            </w:pPr>
-          </w:p>
-        </w:tc>
-        <w:tc>
-          <w:tcPr>
-            <w:tcW w:w="415" w:type="dxa"/>
-            <w:shd w:val="clear" w:color="auto" w:fill="auto"/>
-            <w:tcMar>
-              <w:top w:w="100" w:type="dxa"/>
-              <w:left w:w="100" w:type="dxa"/>
-              <w:bottom w:w="100" w:type="dxa"/>
-              <w:right w:w="100" w:type="dxa"/>
-            </w:tcMar>
-          </w:tcPr>
-          <w:p>
-            <w:pPr>
-              <w:widowControl w:val="0"/>
-              <w:pBdr>
-                <w:top w:val="nil"/>
-                <w:left w:val="nil"/>
-                <w:bottom w:val="nil"/>
-                <w:right w:val="nil"/>
-                <w:between w:val="nil"/>
-              </w:pBdr>
-              <w:spacing w:line="240" w:lineRule="auto"/>
-            </w:pPr>
-          </w:p>
-        </w:tc>
-        <w:tc>
-          <w:tcPr>
-            <w:tcW w:w="415" w:type="dxa"/>
-            <w:shd w:val="clear" w:color="auto" w:fill="auto"/>
-            <w:tcMar>
-              <w:top w:w="100" w:type="dxa"/>
-              <w:left w:w="100" w:type="dxa"/>
-              <w:bottom w:w="100" w:type="dxa"/>
-              <w:right w:w="100" w:type="dxa"/>
-            </w:tcMar>
-          </w:tcPr>
-          <w:p>
-            <w:pPr>
-              <w:widowControl w:val="0"/>
-              <w:pBdr>
-                <w:top w:val="nil"/>
-                <w:left w:val="nil"/>
-                <w:bottom w:val="nil"/>
-                <w:right w:val="nil"/>
-                <w:between w:val="nil"/>
-              </w:pBdr>
-              <w:spacing w:line="240" w:lineRule="auto"/>
-            </w:pPr>
-          </w:p>
-        </w:tc>
-        <w:tc>
-          <w:tcPr>
-            <w:tcW w:w="415" w:type="dxa"/>
-            <w:shd w:val="clear" w:color="auto" w:fill="auto"/>
-            <w:tcMar>
-              <w:top w:w="100" w:type="dxa"/>
-              <w:left w:w="100" w:type="dxa"/>
-              <w:bottom w:w="100" w:type="dxa"/>
-              <w:right w:w="100" w:type="dxa"/>
-            </w:tcMar>
-          </w:tcPr>
-          <w:p>
-            <w:pPr>
-              <w:widowControl w:val="0"/>
-              <w:pBdr>
-                <w:top w:val="nil"/>
-                <w:left w:val="nil"/>
-                <w:bottom w:val="nil"/>
-                <w:right w:val="nil"/>
-                <w:between w:val="nil"/>
-              </w:pBdr>
-              <w:spacing w:line="240" w:lineRule="auto"/>
-            </w:pPr>
-          </w:p>
-        </w:tc>
-        <w:tc>
-          <w:tcPr>
-            <w:tcW w:w="415" w:type="dxa"/>
-            <w:shd w:val="clear" w:color="auto" w:fill="auto"/>
-            <w:tcMar>
-              <w:top w:w="100" w:type="dxa"/>
-              <w:left w:w="100" w:type="dxa"/>
-              <w:bottom w:w="100" w:type="dxa"/>
-              <w:right w:w="100" w:type="dxa"/>
-            </w:tcMar>
-          </w:tcPr>
-          <w:p>
-            <w:pPr>
-              <w:widowControl w:val="0"/>
-              <w:pBdr>
-                <w:top w:val="nil"/>
-                <w:left w:val="nil"/>
-                <w:bottom w:val="nil"/>
-                <w:right w:val="nil"/>
-                <w:between w:val="nil"/>
-              </w:pBdr>
-              <w:spacing w:line="240" w:lineRule="auto"/>
-            </w:pPr>
-          </w:p>
-        </w:tc>
-        <w:tc>
-          <w:tcPr>
-            <w:tcW w:w="415" w:type="dxa"/>
-            <w:shd w:val="clear" w:color="auto" w:fill="auto"/>
-            <w:tcMar>
-              <w:top w:w="100" w:type="dxa"/>
-              <w:left w:w="100" w:type="dxa"/>
-              <w:bottom w:w="100" w:type="dxa"/>
-              <w:right w:w="100" w:type="dxa"/>
-            </w:tcMar>
-          </w:tcPr>
-          <w:p>
-            <w:pPr>
-              <w:widowControl w:val="0"/>
-              <w:pBdr>
-                <w:top w:val="nil"/>
-                <w:left w:val="nil"/>
-                <w:bottom w:val="nil"/>
-                <w:right w:val="nil"/>
-                <w:between w:val="nil"/>
-              </w:pBdr>
-              <w:spacing w:line="240" w:lineRule="auto"/>
-            </w:pPr>
-          </w:p>
-        </w:tc>
-        <w:tc>
-          <w:tcPr>
-            <w:tcW w:w="415" w:type="dxa"/>
-            <w:shd w:val="clear" w:color="auto" w:fill="auto"/>
-            <w:tcMar>
-              <w:top w:w="100" w:type="dxa"/>
-              <w:left w:w="100" w:type="dxa"/>
-              <w:bottom w:w="100" w:type="dxa"/>
-              <w:right w:w="100" w:type="dxa"/>
-            </w:tcMar>
-          </w:tcPr>
-          <w:p>
-            <w:pPr>
-              <w:widowControl w:val="0"/>
-              <w:pBdr>
-                <w:top w:val="nil"/>
-                <w:left w:val="nil"/>
-                <w:bottom w:val="nil"/>
-                <w:right w:val="nil"/>
-                <w:between w:val="nil"/>
-              </w:pBdr>
-              <w:spacing w:line="240" w:lineRule="auto"/>
-            </w:pPr>
-          </w:p>
-        </w:tc>
-        <w:tc>
-          <w:tcPr>
-            <w:tcW w:w="415" w:type="dxa"/>
-            <w:shd w:val="clear" w:color="auto" w:fill="auto"/>
-            <w:tcMar>
-              <w:top w:w="100" w:type="dxa"/>
-              <w:left w:w="100" w:type="dxa"/>
-              <w:bottom w:w="100" w:type="dxa"/>
-              <w:right w:w="100" w:type="dxa"/>
-            </w:tcMar>
-          </w:tcPr>
-          <w:p>
-            <w:pPr>
-              <w:widowControl w:val="0"/>
-              <w:pBdr>
-                <w:top w:val="nil"/>
-                <w:left w:val="nil"/>
-                <w:bottom w:val="nil"/>
-                <w:right w:val="nil"/>
-                <w:between w:val="nil"/>
-              </w:pBdr>
-              <w:spacing w:line="240" w:lineRule="auto"/>
-            </w:pPr>
-          </w:p>
-        </w:tc>
-        <w:tc>
-          <w:tcPr>
-            <w:tcW w:w="415" w:type="dxa"/>
-            <w:shd w:val="clear" w:color="auto" w:fill="auto"/>
-            <w:tcMar>
-              <w:top w:w="100" w:type="dxa"/>
-              <w:left w:w="100" w:type="dxa"/>
-              <w:bottom w:w="100" w:type="dxa"/>
-              <w:right w:w="100" w:type="dxa"/>
-            </w:tcMar>
-          </w:tcPr>
-          <w:p>
-            <w:pPr>
-              <w:widowControl w:val="0"/>
-              <w:pBdr>
-                <w:top w:val="nil"/>
-                <w:left w:val="nil"/>
-                <w:bottom w:val="nil"/>
-                <w:right w:val="nil"/>
-                <w:between w:val="nil"/>
-              </w:pBdr>
-              <w:spacing w:line="240" w:lineRule="auto"/>
-            </w:pPr>
-          </w:p>
-        </w:tc>
-        <w:tc>
-          <w:tcPr>
-            <w:tcW w:w="415" w:type="dxa"/>
-            <w:shd w:val="clear" w:color="auto" w:fill="auto"/>
-            <w:tcMar>
-              <w:top w:w="100" w:type="dxa"/>
-              <w:left w:w="100" w:type="dxa"/>
-              <w:bottom w:w="100" w:type="dxa"/>
-              <w:right w:w="100" w:type="dxa"/>
-            </w:tcMar>
-          </w:tcPr>
-          <w:p>
-            <w:pPr>
-              <w:widowControl w:val="0"/>
-              <w:pBdr>
-                <w:top w:val="nil"/>
-                <w:left w:val="nil"/>
-                <w:bottom w:val="nil"/>
-                <w:right w:val="nil"/>
-                <w:between w:val="nil"/>
-              </w:pBdr>
-              <w:spacing w:line="240" w:lineRule="auto"/>
-            </w:pPr>
-          </w:p>
-        </w:tc>
-        <w:tc>
-          <w:tcPr>
-            <w:tcW w:w="415" w:type="dxa"/>
-            <w:shd w:val="clear" w:color="auto" w:fill="auto"/>
-            <w:tcMar>
-              <w:top w:w="100" w:type="dxa"/>
-              <w:left w:w="100" w:type="dxa"/>
-              <w:bottom w:w="100" w:type="dxa"/>
-              <w:right w:w="100" w:type="dxa"/>
-            </w:tcMar>
-          </w:tcPr>
-          <w:p>
-            <w:pPr>
-              <w:widowControl w:val="0"/>
-              <w:pBdr>
-                <w:top w:val="nil"/>
-                <w:left w:val="nil"/>
-                <w:bottom w:val="nil"/>
-                <w:right w:val="nil"/>
-                <w:between w:val="nil"/>
-              </w:pBdr>
-              <w:spacing w:line="240" w:lineRule="auto"/>
-            </w:pPr>
-          </w:p>
-        </w:tc>
-        <w:tc>
-          <w:tcPr>
-            <w:tcW w:w="415" w:type="dxa"/>
-            <w:shd w:val="clear" w:color="auto" w:fill="auto"/>
-            <w:tcMar>
-              <w:top w:w="100" w:type="dxa"/>
-              <w:left w:w="100" w:type="dxa"/>
-              <w:bottom w:w="100" w:type="dxa"/>
-              <w:right w:w="100" w:type="dxa"/>
-            </w:tcMar>
-          </w:tcPr>
-          <w:p>
-            <w:pPr>
-              <w:widowControl w:val="0"/>
-              <w:pBdr>
-                <w:top w:val="nil"/>
-                <w:left w:val="nil"/>
-                <w:bottom w:val="nil"/>
-                <w:right w:val="nil"/>
-                <w:between w:val="nil"/>
-              </w:pBdr>
-              <w:spacing w:line="240" w:lineRule="auto"/>
-            </w:pPr>
-          </w:p>
-        </w:tc>
-        <w:tc>
-          <w:tcPr>
-            <w:tcW w:w="415" w:type="dxa"/>
-            <w:shd w:val="clear" w:color="auto" w:fill="auto"/>
-            <w:tcMar>
-              <w:top w:w="100" w:type="dxa"/>
-              <w:left w:w="100" w:type="dxa"/>
-              <w:bottom w:w="100" w:type="dxa"/>
-              <w:right w:w="100" w:type="dxa"/>
-            </w:tcMar>
-          </w:tcPr>
-          <w:p>
-            <w:pPr>
-              <w:widowControl w:val="0"/>
-              <w:pBdr>
-                <w:top w:val="nil"/>
-                <w:left w:val="nil"/>
-                <w:bottom w:val="nil"/>
-                <w:right w:val="nil"/>
-                <w:between w:val="nil"/>
-              </w:pBdr>
-              <w:spacing w:line="240" w:lineRule="auto"/>
-            </w:pPr>
-          </w:p>
-        </w:tc>
-        <w:tc>
-          <w:tcPr>
-            <w:tcW w:w="415" w:type="dxa"/>
-            <w:shd w:val="clear" w:color="auto" w:fill="auto"/>
-            <w:tcMar>
-              <w:top w:w="100" w:type="dxa"/>
-              <w:left w:w="100" w:type="dxa"/>
-              <w:bottom w:w="100" w:type="dxa"/>
-              <w:right w:w="100" w:type="dxa"/>
-            </w:tcMar>
-          </w:tcPr>
-          <w:p>
-            <w:pPr>
-              <w:widowControl w:val="0"/>
-              <w:pBdr>
-                <w:top w:val="nil"/>
-                <w:left w:val="nil"/>
-                <w:bottom w:val="nil"/>
-                <w:right w:val="nil"/>
-                <w:between w:val="nil"/>
-              </w:pBdr>
-              <w:spacing w:line="240" w:lineRule="auto"/>
-            </w:pPr>
-          </w:p>
-        </w:tc>
-        <w:tc>
-          <w:tcPr>
-            <w:tcW w:w="415" w:type="dxa"/>
-            <w:shd w:val="clear" w:color="auto" w:fill="auto"/>
-            <w:tcMar>
-              <w:top w:w="100" w:type="dxa"/>
-              <w:left w:w="100" w:type="dxa"/>
-              <w:bottom w:w="100" w:type="dxa"/>
-              <w:right w:w="100" w:type="dxa"/>
-            </w:tcMar>
-          </w:tcPr>
-          <w:p>
-            <w:pPr>
-              <w:widowControl w:val="0"/>
-              <w:pBdr>
-                <w:top w:val="nil"/>
-                <w:left w:val="nil"/>
-                <w:bottom w:val="nil"/>
-                <w:right w:val="nil"/>
-                <w:between w:val="nil"/>
-              </w:pBdr>
-              <w:spacing w:line="240" w:lineRule="auto"/>
-            </w:pPr>
-          </w:p>
-        </w:tc>
-        <w:tc>
-          <w:tcPr>
-            <w:tcW w:w="415" w:type="dxa"/>
-            <w:shd w:val="clear" w:color="auto" w:fill="auto"/>
-            <w:tcMar>
-              <w:top w:w="100" w:type="dxa"/>
-              <w:left w:w="100" w:type="dxa"/>
-              <w:bottom w:w="100" w:type="dxa"/>
-              <w:right w:w="100" w:type="dxa"/>
-            </w:tcMar>
-          </w:tcPr>
-          <w:p>
-            <w:pPr>
-              <w:widowControl w:val="0"/>
-              <w:pBdr>
-                <w:top w:val="nil"/>
-                <w:left w:val="nil"/>
-                <w:bottom w:val="nil"/>
-                <w:right w:val="nil"/>
-                <w:between w:val="nil"/>
-              </w:pBdr>
-              <w:spacing w:line="240" w:lineRule="auto"/>
-            </w:pPr>
-          </w:p>
-        </w:tc>
-        <w:tc>
-          <w:tcPr>
-            <w:tcW w:w="415" w:type="dxa"/>
-            <w:shd w:val="clear" w:color="auto" w:fill="auto"/>
-            <w:tcMar>
-              <w:top w:w="100" w:type="dxa"/>
-              <w:left w:w="100" w:type="dxa"/>
-              <w:bottom w:w="100" w:type="dxa"/>
-              <w:right w:w="100" w:type="dxa"/>
-            </w:tcMar>
-          </w:tcPr>
-          <w:p>
-            <w:pPr>
-              <w:widowControl w:val="0"/>
-              <w:pBdr>
-                <w:top w:val="nil"/>
-                <w:left w:val="nil"/>
-                <w:bottom w:val="nil"/>
-                <w:right w:val="nil"/>
-                <w:between w:val="nil"/>
-              </w:pBdr>
-              <w:spacing w:line="240" w:lineRule="auto"/>
-            </w:pPr>
-          </w:p>
-        </w:tc>
-        <w:tc>
-          <w:tcPr>
-            <w:tcW w:w="415" w:type="dxa"/>
-            <w:shd w:val="clear" w:color="auto" w:fill="auto"/>
-            <w:tcMar>
-              <w:top w:w="100" w:type="dxa"/>
-              <w:left w:w="100" w:type="dxa"/>
-              <w:bottom w:w="100" w:type="dxa"/>
-              <w:right w:w="100" w:type="dxa"/>
-            </w:tcMar>
-          </w:tcPr>
-          <w:p>
-            <w:pPr>
-              <w:widowControl w:val="0"/>
-              <w:pBdr>
-                <w:top w:val="nil"/>
-                <w:left w:val="nil"/>
-                <w:bottom w:val="nil"/>
-                <w:right w:val="nil"/>
-                <w:between w:val="nil"/>
-              </w:pBdr>
-              <w:spacing w:line="240" w:lineRule="auto"/>
-            </w:pPr>
-          </w:p>
-        </w:tc>
-        <w:tc>
-          <w:tcPr>
-            <w:tcW w:w="415" w:type="dxa"/>
-            <w:shd w:val="clear" w:color="auto" w:fill="auto"/>
-            <w:tcMar>
-              <w:top w:w="100" w:type="dxa"/>
-              <w:left w:w="100" w:type="dxa"/>
-              <w:bottom w:w="100" w:type="dxa"/>
-              <w:right w:w="100" w:type="dxa"/>
-            </w:tcMar>
-          </w:tcPr>
-          <w:p>
-            <w:pPr>
-              <w:widowControl w:val="0"/>
-              <w:pBdr>
-                <w:top w:val="nil"/>
-                <w:left w:val="nil"/>
-                <w:bottom w:val="nil"/>
-                <w:right w:val="nil"/>
-                <w:between w:val="nil"/>
-              </w:pBdr>
-              <w:spacing w:line="240" w:lineRule="auto"/>
-            </w:pPr>
-          </w:p>
-        </w:tc>
-      </w:tr>
-      <w:tr>
-        <w:tc>
-          <w:tcPr>
-            <w:tcW w:w="415" w:type="dxa"/>
-            <w:shd w:val="clear" w:color="auto" w:fill="auto"/>
-            <w:tcMar>
-              <w:top w:w="100" w:type="dxa"/>
-              <w:left w:w="100" w:type="dxa"/>
-              <w:bottom w:w="100" w:type="dxa"/>
-              <w:right w:w="100" w:type="dxa"/>
-            </w:tcMar>
-          </w:tcPr>
-          <w:p>
-            <w:pPr>
-              <w:widowControl w:val="0"/>
-              <w:pBdr>
-                <w:top w:val="nil"/>
-                <w:left w:val="nil"/>
-                <w:bottom w:val="nil"/>
-                <w:right w:val="nil"/>
-                <w:between w:val="nil"/>
-              </w:pBdr>
-              <w:spacing w:line="240" w:lineRule="auto"/>
-            </w:pPr>
-          </w:p>
-        </w:tc>
-        <w:tc>
-          <w:tcPr>
-            <w:tcW w:w="415" w:type="dxa"/>
-            <w:shd w:val="clear" w:color="auto" w:fill="auto"/>
-            <w:tcMar>
-              <w:top w:w="100" w:type="dxa"/>
-              <w:left w:w="100" w:type="dxa"/>
-              <w:bottom w:w="100" w:type="dxa"/>
-              <w:right w:w="100" w:type="dxa"/>
-            </w:tcMar>
-          </w:tcPr>
-          <w:p>
-            <w:pPr>
-              <w:widowControl w:val="0"/>
-              <w:pBdr>
-                <w:top w:val="nil"/>
-                <w:left w:val="nil"/>
-                <w:bottom w:val="nil"/>
-                <w:right w:val="nil"/>
-                <w:between w:val="nil"/>
-              </w:pBdr>
-              <w:spacing w:line="240" w:lineRule="auto"/>
-            </w:pPr>
-          </w:p>
-        </w:tc>
-        <w:tc>
-          <w:tcPr>
-            <w:tcW w:w="415" w:type="dxa"/>
-            <w:shd w:val="clear" w:color="auto" w:fill="auto"/>
-            <w:tcMar>
-              <w:top w:w="100" w:type="dxa"/>
-              <w:left w:w="100" w:type="dxa"/>
-              <w:bottom w:w="100" w:type="dxa"/>
-              <w:right w:w="100" w:type="dxa"/>
-            </w:tcMar>
-          </w:tcPr>
-          <w:p>
-            <w:pPr>
-              <w:widowControl w:val="0"/>
-              <w:pBdr>
-                <w:top w:val="nil"/>
-                <w:left w:val="nil"/>
-                <w:bottom w:val="nil"/>
-                <w:right w:val="nil"/>
-                <w:between w:val="nil"/>
-              </w:pBdr>
-              <w:spacing w:line="240" w:lineRule="auto"/>
-            </w:pPr>
-          </w:p>
-        </w:tc>
-        <w:tc>
-          <w:tcPr>
-            <w:tcW w:w="415" w:type="dxa"/>
-            <w:shd w:val="clear" w:color="auto" w:fill="auto"/>
-            <w:tcMar>
-              <w:top w:w="100" w:type="dxa"/>
-              <w:left w:w="100" w:type="dxa"/>
-              <w:bottom w:w="100" w:type="dxa"/>
-              <w:right w:w="100" w:type="dxa"/>
-            </w:tcMar>
-          </w:tcPr>
-          <w:p>
-            <w:pPr>
-              <w:widowControl w:val="0"/>
-              <w:pBdr>
-                <w:top w:val="nil"/>
-                <w:left w:val="nil"/>
-                <w:bottom w:val="nil"/>
-                <w:right w:val="nil"/>
-                <w:between w:val="nil"/>
-              </w:pBdr>
-              <w:spacing w:line="240" w:lineRule="auto"/>
-            </w:pPr>
-          </w:p>
-        </w:tc>
-        <w:tc>
-          <w:tcPr>
-            <w:tcW w:w="415" w:type="dxa"/>
-            <w:shd w:val="clear" w:color="auto" w:fill="auto"/>
-            <w:tcMar>
-              <w:top w:w="100" w:type="dxa"/>
-              <w:left w:w="100" w:type="dxa"/>
-              <w:bottom w:w="100" w:type="dxa"/>
-              <w:right w:w="100" w:type="dxa"/>
-            </w:tcMar>
-          </w:tcPr>
-          <w:p>
-            <w:pPr>
-              <w:widowControl w:val="0"/>
-              <w:pBdr>
-                <w:top w:val="nil"/>
-                <w:left w:val="nil"/>
-                <w:bottom w:val="nil"/>
-                <w:right w:val="nil"/>
-                <w:between w:val="nil"/>
-              </w:pBdr>
-              <w:spacing w:line="240" w:lineRule="auto"/>
-            </w:pPr>
-          </w:p>
-        </w:tc>
-        <w:tc>
-          <w:tcPr>
-            <w:tcW w:w="415" w:type="dxa"/>
-            <w:shd w:val="clear" w:color="auto" w:fill="auto"/>
-            <w:tcMar>
-              <w:top w:w="100" w:type="dxa"/>
-              <w:left w:w="100" w:type="dxa"/>
-              <w:bottom w:w="100" w:type="dxa"/>
-              <w:right w:w="100" w:type="dxa"/>
-            </w:tcMar>
-          </w:tcPr>
-          <w:p>
-            <w:pPr>
-              <w:widowControl w:val="0"/>
-              <w:pBdr>
-                <w:top w:val="nil"/>
-                <w:left w:val="nil"/>
-                <w:bottom w:val="nil"/>
-                <w:right w:val="nil"/>
-                <w:between w:val="nil"/>
-              </w:pBdr>
-              <w:spacing w:line="240" w:lineRule="auto"/>
-            </w:pPr>
-          </w:p>
-        </w:tc>
-        <w:tc>
-          <w:tcPr>
-            <w:tcW w:w="415" w:type="dxa"/>
-            <w:shd w:val="clear" w:color="auto" w:fill="auto"/>
-            <w:tcMar>
-              <w:top w:w="100" w:type="dxa"/>
-              <w:left w:w="100" w:type="dxa"/>
-              <w:bottom w:w="100" w:type="dxa"/>
-              <w:right w:w="100" w:type="dxa"/>
-            </w:tcMar>
-          </w:tcPr>
-          <w:p>
-            <w:pPr>
-              <w:widowControl w:val="0"/>
-              <w:pBdr>
-                <w:top w:val="nil"/>
-                <w:left w:val="nil"/>
-                <w:bottom w:val="nil"/>
-                <w:right w:val="nil"/>
-                <w:between w:val="nil"/>
-              </w:pBdr>
-              <w:spacing w:line="240" w:lineRule="auto"/>
-            </w:pPr>
-          </w:p>
-        </w:tc>
-        <w:tc>
-          <w:tcPr>
-            <w:tcW w:w="415" w:type="dxa"/>
-            <w:shd w:val="clear" w:color="auto" w:fill="auto"/>
-            <w:tcMar>
-              <w:top w:w="100" w:type="dxa"/>
-              <w:left w:w="100" w:type="dxa"/>
-              <w:bottom w:w="100" w:type="dxa"/>
-              <w:right w:w="100" w:type="dxa"/>
-            </w:tcMar>
-          </w:tcPr>
-          <w:p>
-            <w:pPr>
-              <w:widowControl w:val="0"/>
-              <w:pBdr>
-                <w:top w:val="nil"/>
-                <w:left w:val="nil"/>
-                <w:bottom w:val="nil"/>
-                <w:right w:val="nil"/>
-                <w:between w:val="nil"/>
-              </w:pBdr>
-              <w:spacing w:line="240" w:lineRule="auto"/>
-            </w:pPr>
-          </w:p>
-        </w:tc>
-        <w:tc>
-          <w:tcPr>
-            <w:tcW w:w="415" w:type="dxa"/>
-            <w:shd w:val="clear" w:color="auto" w:fill="auto"/>
-            <w:tcMar>
-              <w:top w:w="100" w:type="dxa"/>
-              <w:left w:w="100" w:type="dxa"/>
-              <w:bottom w:w="100" w:type="dxa"/>
-              <w:right w:w="100" w:type="dxa"/>
-            </w:tcMar>
-          </w:tcPr>
-          <w:p>
-            <w:pPr>
-              <w:widowControl w:val="0"/>
-              <w:pBdr>
-                <w:top w:val="nil"/>
-                <w:left w:val="nil"/>
-                <w:bottom w:val="nil"/>
-                <w:right w:val="nil"/>
-                <w:between w:val="nil"/>
-              </w:pBdr>
-              <w:spacing w:line="240" w:lineRule="auto"/>
-            </w:pPr>
-          </w:p>
-        </w:tc>
-        <w:tc>
-          <w:tcPr>
-            <w:tcW w:w="415" w:type="dxa"/>
-            <w:shd w:val="clear" w:color="auto" w:fill="auto"/>
-            <w:tcMar>
-              <w:top w:w="100" w:type="dxa"/>
-              <w:left w:w="100" w:type="dxa"/>
-              <w:bottom w:w="100" w:type="dxa"/>
-              <w:right w:w="100" w:type="dxa"/>
-            </w:tcMar>
-          </w:tcPr>
-          <w:p>
-            <w:pPr>
-              <w:widowControl w:val="0"/>
-              <w:pBdr>
-                <w:top w:val="nil"/>
-                <w:left w:val="nil"/>
-                <w:bottom w:val="nil"/>
-                <w:right w:val="nil"/>
-                <w:between w:val="nil"/>
-              </w:pBdr>
-              <w:spacing w:line="240" w:lineRule="auto"/>
-            </w:pPr>
-          </w:p>
-        </w:tc>
-        <w:tc>
-          <w:tcPr>
-            <w:tcW w:w="415" w:type="dxa"/>
-            <w:shd w:val="clear" w:color="auto" w:fill="auto"/>
-            <w:tcMar>
-              <w:top w:w="100" w:type="dxa"/>
-              <w:left w:w="100" w:type="dxa"/>
-              <w:bottom w:w="100" w:type="dxa"/>
-              <w:right w:w="100" w:type="dxa"/>
-            </w:tcMar>
-          </w:tcPr>
-          <w:p>
-            <w:pPr>
-              <w:widowControl w:val="0"/>
-              <w:pBdr>
-                <w:top w:val="nil"/>
-                <w:left w:val="nil"/>
-                <w:bottom w:val="nil"/>
-                <w:right w:val="nil"/>
-                <w:between w:val="nil"/>
-              </w:pBdr>
-              <w:spacing w:line="240" w:lineRule="auto"/>
-            </w:pPr>
-          </w:p>
-        </w:tc>
-        <w:tc>
-          <w:tcPr>
-            <w:tcW w:w="415" w:type="dxa"/>
-            <w:shd w:val="clear" w:color="auto" w:fill="auto"/>
-            <w:tcMar>
-              <w:top w:w="100" w:type="dxa"/>
-              <w:left w:w="100" w:type="dxa"/>
-              <w:bottom w:w="100" w:type="dxa"/>
-              <w:right w:w="100" w:type="dxa"/>
-            </w:tcMar>
-          </w:tcPr>
-          <w:p>
-            <w:pPr>
-              <w:widowControl w:val="0"/>
-              <w:pBdr>
-                <w:top w:val="nil"/>
-                <w:left w:val="nil"/>
-                <w:bottom w:val="nil"/>
-                <w:right w:val="nil"/>
-                <w:between w:val="nil"/>
-              </w:pBdr>
-              <w:spacing w:line="240" w:lineRule="auto"/>
-            </w:pPr>
-          </w:p>
-        </w:tc>
-        <w:tc>
-          <w:tcPr>
-            <w:tcW w:w="415" w:type="dxa"/>
-            <w:shd w:val="clear" w:color="auto" w:fill="auto"/>
-            <w:tcMar>
-              <w:top w:w="100" w:type="dxa"/>
-              <w:left w:w="100" w:type="dxa"/>
-              <w:bottom w:w="100" w:type="dxa"/>
-              <w:right w:w="100" w:type="dxa"/>
-            </w:tcMar>
-          </w:tcPr>
-          <w:p>
-            <w:pPr>
-              <w:widowControl w:val="0"/>
-              <w:pBdr>
-                <w:top w:val="nil"/>
-                <w:left w:val="nil"/>
-                <w:bottom w:val="nil"/>
-                <w:right w:val="nil"/>
-                <w:between w:val="nil"/>
-              </w:pBdr>
-              <w:spacing w:line="240" w:lineRule="auto"/>
-            </w:pPr>
-          </w:p>
-        </w:tc>
-        <w:tc>
-          <w:tcPr>
-            <w:tcW w:w="415" w:type="dxa"/>
-            <w:shd w:val="clear" w:color="auto" w:fill="auto"/>
-            <w:tcMar>
-              <w:top w:w="100" w:type="dxa"/>
-              <w:left w:w="100" w:type="dxa"/>
-              <w:bottom w:w="100" w:type="dxa"/>
-              <w:right w:w="100" w:type="dxa"/>
-            </w:tcMar>
-          </w:tcPr>
-          <w:p>
-            <w:pPr>
-              <w:widowControl w:val="0"/>
-              <w:pBdr>
-                <w:top w:val="nil"/>
-                <w:left w:val="nil"/>
-                <w:bottom w:val="nil"/>
-                <w:right w:val="nil"/>
-                <w:between w:val="nil"/>
-              </w:pBdr>
-              <w:spacing w:line="240" w:lineRule="auto"/>
-            </w:pPr>
-          </w:p>
-        </w:tc>
-        <w:tc>
-          <w:tcPr>
-            <w:tcW w:w="415" w:type="dxa"/>
-            <w:shd w:val="clear" w:color="auto" w:fill="auto"/>
-            <w:tcMar>
-              <w:top w:w="100" w:type="dxa"/>
-              <w:left w:w="100" w:type="dxa"/>
-              <w:bottom w:w="100" w:type="dxa"/>
-              <w:right w:w="100" w:type="dxa"/>
-            </w:tcMar>
-          </w:tcPr>
-          <w:p>
-            <w:pPr>
-              <w:widowControl w:val="0"/>
-              <w:pBdr>
-                <w:top w:val="nil"/>
-                <w:left w:val="nil"/>
-                <w:bottom w:val="nil"/>
-                <w:right w:val="nil"/>
-                <w:between w:val="nil"/>
-              </w:pBdr>
-              <w:spacing w:line="240" w:lineRule="auto"/>
-            </w:pPr>
-          </w:p>
-        </w:tc>
-        <w:tc>
-          <w:tcPr>
-            <w:tcW w:w="415" w:type="dxa"/>
-            <w:shd w:val="clear" w:color="auto" w:fill="auto"/>
-            <w:tcMar>
-              <w:top w:w="100" w:type="dxa"/>
-              <w:left w:w="100" w:type="dxa"/>
-              <w:bottom w:w="100" w:type="dxa"/>
-              <w:right w:w="100" w:type="dxa"/>
-            </w:tcMar>
-          </w:tcPr>
-          <w:p>
-            <w:pPr>
-              <w:widowControl w:val="0"/>
-              <w:pBdr>
-                <w:top w:val="nil"/>
-                <w:left w:val="nil"/>
-                <w:bottom w:val="nil"/>
-                <w:right w:val="nil"/>
-                <w:between w:val="nil"/>
-              </w:pBdr>
-              <w:spacing w:line="240" w:lineRule="auto"/>
-            </w:pPr>
-          </w:p>
-        </w:tc>
-        <w:tc>
-          <w:tcPr>
-            <w:tcW w:w="415" w:type="dxa"/>
-            <w:shd w:val="clear" w:color="auto" w:fill="auto"/>
-            <w:tcMar>
-              <w:top w:w="100" w:type="dxa"/>
-              <w:left w:w="100" w:type="dxa"/>
-              <w:bottom w:w="100" w:type="dxa"/>
-              <w:right w:w="100" w:type="dxa"/>
-            </w:tcMar>
-          </w:tcPr>
-          <w:p>
-            <w:pPr>
-              <w:widowControl w:val="0"/>
-              <w:pBdr>
-                <w:top w:val="nil"/>
-                <w:left w:val="nil"/>
-                <w:bottom w:val="nil"/>
-                <w:right w:val="nil"/>
-                <w:between w:val="nil"/>
-              </w:pBdr>
-              <w:spacing w:line="240" w:lineRule="auto"/>
-            </w:pPr>
-          </w:p>
-        </w:tc>
-        <w:tc>
-          <w:tcPr>
-            <w:tcW w:w="415" w:type="dxa"/>
-            <w:shd w:val="clear" w:color="auto" w:fill="auto"/>
-            <w:tcMar>
-              <w:top w:w="100" w:type="dxa"/>
-              <w:left w:w="100" w:type="dxa"/>
-              <w:bottom w:w="100" w:type="dxa"/>
-              <w:right w:w="100" w:type="dxa"/>
-            </w:tcMar>
-          </w:tcPr>
-          <w:p>
-            <w:pPr>
-              <w:widowControl w:val="0"/>
-              <w:pBdr>
-                <w:top w:val="nil"/>
-                <w:left w:val="nil"/>
-                <w:bottom w:val="nil"/>
-                <w:right w:val="nil"/>
-                <w:between w:val="nil"/>
-              </w:pBdr>
-              <w:spacing w:line="240" w:lineRule="auto"/>
-            </w:pPr>
-          </w:p>
-        </w:tc>
-        <w:tc>
-          <w:tcPr>
-            <w:tcW w:w="415" w:type="dxa"/>
-            <w:shd w:val="clear" w:color="auto" w:fill="auto"/>
-            <w:tcMar>
-              <w:top w:w="100" w:type="dxa"/>
-              <w:left w:w="100" w:type="dxa"/>
-              <w:bottom w:w="100" w:type="dxa"/>
-              <w:right w:w="100" w:type="dxa"/>
-            </w:tcMar>
-          </w:tcPr>
-          <w:p>
-            <w:pPr>
-              <w:widowControl w:val="0"/>
-              <w:pBdr>
-                <w:top w:val="nil"/>
-                <w:left w:val="nil"/>
-                <w:bottom w:val="nil"/>
-                <w:right w:val="nil"/>
-                <w:between w:val="nil"/>
-              </w:pBdr>
-              <w:spacing w:line="240" w:lineRule="auto"/>
-            </w:pPr>
-          </w:p>
-        </w:tc>
-        <w:tc>
-          <w:tcPr>
-            <w:tcW w:w="415" w:type="dxa"/>
-            <w:shd w:val="clear" w:color="auto" w:fill="auto"/>
-            <w:tcMar>
-              <w:top w:w="100" w:type="dxa"/>
-              <w:left w:w="100" w:type="dxa"/>
-              <w:bottom w:w="100" w:type="dxa"/>
-              <w:right w:w="100" w:type="dxa"/>
-            </w:tcMar>
-          </w:tcPr>
-          <w:p>
-            <w:pPr>
-              <w:widowControl w:val="0"/>
-              <w:pBdr>
-                <w:top w:val="nil"/>
-                <w:left w:val="nil"/>
-                <w:bottom w:val="nil"/>
-                <w:right w:val="nil"/>
-                <w:between w:val="nil"/>
-              </w:pBdr>
-              <w:spacing w:line="240" w:lineRule="auto"/>
-            </w:pPr>
-          </w:p>
-        </w:tc>
-      </w:tr>
-      <w:tr>
-        <w:tc>
-          <w:tcPr>
-            <w:tcW w:w="415" w:type="dxa"/>
-            <w:shd w:val="clear" w:color="auto" w:fill="auto"/>
-            <w:tcMar>
-              <w:top w:w="100" w:type="dxa"/>
-              <w:left w:w="100" w:type="dxa"/>
-              <w:bottom w:w="100" w:type="dxa"/>
-              <w:right w:w="100" w:type="dxa"/>
-            </w:tcMar>
-          </w:tcPr>
-          <w:p>
-            <w:pPr>
-              <w:widowControl w:val="0"/>
-              <w:pBdr>
-                <w:top w:val="nil"/>
-                <w:left w:val="nil"/>
-                <w:bottom w:val="nil"/>
-                <w:right w:val="nil"/>
-                <w:between w:val="nil"/>
-              </w:pBdr>
-              <w:spacing w:line="240" w:lineRule="auto"/>
-            </w:pPr>
-          </w:p>
-        </w:tc>
-        <w:tc>
-          <w:tcPr>
-            <w:tcW w:w="415" w:type="dxa"/>
-            <w:shd w:val="clear" w:color="auto" w:fill="auto"/>
-            <w:tcMar>
-              <w:top w:w="100" w:type="dxa"/>
-              <w:left w:w="100" w:type="dxa"/>
-              <w:bottom w:w="100" w:type="dxa"/>
-              <w:right w:w="100" w:type="dxa"/>
-            </w:tcMar>
-          </w:tcPr>
-          <w:p>
-            <w:pPr>
-              <w:widowControl w:val="0"/>
-              <w:pBdr>
-                <w:top w:val="nil"/>
-                <w:left w:val="nil"/>
-                <w:bottom w:val="nil"/>
-                <w:right w:val="nil"/>
-                <w:between w:val="nil"/>
-              </w:pBdr>
-              <w:spacing w:line="240" w:lineRule="auto"/>
-            </w:pPr>
-          </w:p>
-        </w:tc>
-        <w:tc>
-          <w:tcPr>
-            <w:tcW w:w="415" w:type="dxa"/>
-            <w:shd w:val="clear" w:color="auto" w:fill="auto"/>
-            <w:tcMar>
-              <w:top w:w="100" w:type="dxa"/>
-              <w:left w:w="100" w:type="dxa"/>
-              <w:bottom w:w="100" w:type="dxa"/>
-              <w:right w:w="100" w:type="dxa"/>
-            </w:tcMar>
-          </w:tcPr>
-          <w:p>
-            <w:pPr>
-              <w:widowControl w:val="0"/>
-              <w:pBdr>
-                <w:top w:val="nil"/>
-                <w:left w:val="nil"/>
-                <w:bottom w:val="nil"/>
-                <w:right w:val="nil"/>
-                <w:between w:val="nil"/>
-              </w:pBdr>
-              <w:spacing w:line="240" w:lineRule="auto"/>
-            </w:pPr>
-          </w:p>
-        </w:tc>
-        <w:tc>
-          <w:tcPr>
-            <w:tcW w:w="415" w:type="dxa"/>
-            <w:shd w:val="clear" w:color="auto" w:fill="auto"/>
-            <w:tcMar>
-              <w:top w:w="100" w:type="dxa"/>
-              <w:left w:w="100" w:type="dxa"/>
-              <w:bottom w:w="100" w:type="dxa"/>
-              <w:right w:w="100" w:type="dxa"/>
-            </w:tcMar>
-          </w:tcPr>
-          <w:p>
-            <w:pPr>
-              <w:widowControl w:val="0"/>
-              <w:pBdr>
-                <w:top w:val="nil"/>
-                <w:left w:val="nil"/>
-                <w:bottom w:val="nil"/>
-                <w:right w:val="nil"/>
-                <w:between w:val="nil"/>
-              </w:pBdr>
-              <w:spacing w:line="240" w:lineRule="auto"/>
-            </w:pPr>
-          </w:p>
-        </w:tc>
-        <w:tc>
-          <w:tcPr>
-            <w:tcW w:w="415" w:type="dxa"/>
-            <w:shd w:val="clear" w:color="auto" w:fill="auto"/>
-            <w:tcMar>
-              <w:top w:w="100" w:type="dxa"/>
-              <w:left w:w="100" w:type="dxa"/>
-              <w:bottom w:w="100" w:type="dxa"/>
-              <w:right w:w="100" w:type="dxa"/>
-            </w:tcMar>
-          </w:tcPr>
-          <w:p>
-            <w:pPr>
-              <w:widowControl w:val="0"/>
-              <w:pBdr>
-                <w:top w:val="nil"/>
-                <w:left w:val="nil"/>
-                <w:bottom w:val="nil"/>
-                <w:right w:val="nil"/>
-                <w:between w:val="nil"/>
-              </w:pBdr>
-              <w:spacing w:line="240" w:lineRule="auto"/>
-            </w:pPr>
-          </w:p>
-        </w:tc>
-        <w:tc>
-          <w:tcPr>
-            <w:tcW w:w="415" w:type="dxa"/>
-            <w:shd w:val="clear" w:color="auto" w:fill="auto"/>
-            <w:tcMar>
-              <w:top w:w="100" w:type="dxa"/>
-              <w:left w:w="100" w:type="dxa"/>
-              <w:bottom w:w="100" w:type="dxa"/>
-              <w:right w:w="100" w:type="dxa"/>
-            </w:tcMar>
-          </w:tcPr>
-          <w:p>
-            <w:pPr>
-              <w:widowControl w:val="0"/>
-              <w:pBdr>
-                <w:top w:val="nil"/>
-                <w:left w:val="nil"/>
-                <w:bottom w:val="nil"/>
-                <w:right w:val="nil"/>
-                <w:between w:val="nil"/>
-              </w:pBdr>
-              <w:spacing w:line="240" w:lineRule="auto"/>
-            </w:pPr>
-          </w:p>
-        </w:tc>
-        <w:tc>
-          <w:tcPr>
-            <w:tcW w:w="415" w:type="dxa"/>
-            <w:shd w:val="clear" w:color="auto" w:fill="auto"/>
-            <w:tcMar>
-              <w:top w:w="100" w:type="dxa"/>
-              <w:left w:w="100" w:type="dxa"/>
-              <w:bottom w:w="100" w:type="dxa"/>
-              <w:right w:w="100" w:type="dxa"/>
-            </w:tcMar>
-          </w:tcPr>
-          <w:p>
-            <w:pPr>
-              <w:widowControl w:val="0"/>
-              <w:pBdr>
-                <w:top w:val="nil"/>
-                <w:left w:val="nil"/>
-                <w:bottom w:val="nil"/>
-                <w:right w:val="nil"/>
-                <w:between w:val="nil"/>
-              </w:pBdr>
-              <w:spacing w:line="240" w:lineRule="auto"/>
-            </w:pPr>
-          </w:p>
-        </w:tc>
-        <w:tc>
-          <w:tcPr>
-            <w:tcW w:w="415" w:type="dxa"/>
-            <w:shd w:val="clear" w:color="auto" w:fill="auto"/>
-            <w:tcMar>
-              <w:top w:w="100" w:type="dxa"/>
-              <w:left w:w="100" w:type="dxa"/>
-              <w:bottom w:w="100" w:type="dxa"/>
-              <w:right w:w="100" w:type="dxa"/>
-            </w:tcMar>
-          </w:tcPr>
-          <w:p>
-            <w:pPr>
-              <w:widowControl w:val="0"/>
-              <w:pBdr>
-                <w:top w:val="nil"/>
-                <w:left w:val="nil"/>
-                <w:bottom w:val="nil"/>
-                <w:right w:val="nil"/>
-                <w:between w:val="nil"/>
-              </w:pBdr>
-              <w:spacing w:line="240" w:lineRule="auto"/>
-            </w:pPr>
-          </w:p>
-        </w:tc>
-        <w:tc>
-          <w:tcPr>
-            <w:tcW w:w="415" w:type="dxa"/>
-            <w:shd w:val="clear" w:color="auto" w:fill="auto"/>
-            <w:tcMar>
-              <w:top w:w="100" w:type="dxa"/>
-              <w:left w:w="100" w:type="dxa"/>
-              <w:bottom w:w="100" w:type="dxa"/>
-              <w:right w:w="100" w:type="dxa"/>
-            </w:tcMar>
-          </w:tcPr>
-          <w:p>
-            <w:pPr>
-              <w:widowControl w:val="0"/>
-              <w:pBdr>
-                <w:top w:val="nil"/>
-                <w:left w:val="nil"/>
-                <w:bottom w:val="nil"/>
-                <w:right w:val="nil"/>
-                <w:between w:val="nil"/>
-              </w:pBdr>
-              <w:spacing w:line="240" w:lineRule="auto"/>
-            </w:pPr>
-          </w:p>
-        </w:tc>
-        <w:tc>
-          <w:tcPr>
-            <w:tcW w:w="415" w:type="dxa"/>
-            <w:shd w:val="clear" w:color="auto" w:fill="auto"/>
-            <w:tcMar>
-              <w:top w:w="100" w:type="dxa"/>
-              <w:left w:w="100" w:type="dxa"/>
-              <w:bottom w:w="100" w:type="dxa"/>
-              <w:right w:w="100" w:type="dxa"/>
-            </w:tcMar>
-          </w:tcPr>
-          <w:p>
-            <w:pPr>
-              <w:widowControl w:val="0"/>
-              <w:pBdr>
-                <w:top w:val="nil"/>
-                <w:left w:val="nil"/>
-                <w:bottom w:val="nil"/>
-                <w:right w:val="nil"/>
-                <w:between w:val="nil"/>
-              </w:pBdr>
-              <w:spacing w:line="240" w:lineRule="auto"/>
-            </w:pPr>
-          </w:p>
-        </w:tc>
-        <w:tc>
-          <w:tcPr>
-            <w:tcW w:w="415" w:type="dxa"/>
-            <w:shd w:val="clear" w:color="auto" w:fill="auto"/>
-            <w:tcMar>
-              <w:top w:w="100" w:type="dxa"/>
-              <w:left w:w="100" w:type="dxa"/>
-              <w:bottom w:w="100" w:type="dxa"/>
-              <w:right w:w="100" w:type="dxa"/>
-            </w:tcMar>
-          </w:tcPr>
-          <w:p>
-            <w:pPr>
-              <w:widowControl w:val="0"/>
-              <w:pBdr>
-                <w:top w:val="nil"/>
-                <w:left w:val="nil"/>
-                <w:bottom w:val="nil"/>
-                <w:right w:val="nil"/>
-                <w:between w:val="nil"/>
-              </w:pBdr>
-              <w:spacing w:line="240" w:lineRule="auto"/>
-            </w:pPr>
-          </w:p>
-        </w:tc>
-        <w:tc>
-          <w:tcPr>
-            <w:tcW w:w="415" w:type="dxa"/>
-            <w:shd w:val="clear" w:color="auto" w:fill="auto"/>
-            <w:tcMar>
-              <w:top w:w="100" w:type="dxa"/>
-              <w:left w:w="100" w:type="dxa"/>
-              <w:bottom w:w="100" w:type="dxa"/>
-              <w:right w:w="100" w:type="dxa"/>
-            </w:tcMar>
-          </w:tcPr>
-          <w:p>
-            <w:pPr>
-              <w:widowControl w:val="0"/>
-              <w:pBdr>
-                <w:top w:val="nil"/>
-                <w:left w:val="nil"/>
-                <w:bottom w:val="nil"/>
-                <w:right w:val="nil"/>
-                <w:between w:val="nil"/>
-              </w:pBdr>
-              <w:spacing w:line="240" w:lineRule="auto"/>
-            </w:pPr>
-          </w:p>
-        </w:tc>
-        <w:tc>
-          <w:tcPr>
-            <w:tcW w:w="415" w:type="dxa"/>
-            <w:shd w:val="clear" w:color="auto" w:fill="auto"/>
-            <w:tcMar>
-              <w:top w:w="100" w:type="dxa"/>
-              <w:left w:w="100" w:type="dxa"/>
-              <w:bottom w:w="100" w:type="dxa"/>
-              <w:right w:w="100" w:type="dxa"/>
-            </w:tcMar>
-          </w:tcPr>
-          <w:p>
-            <w:pPr>
-              <w:widowControl w:val="0"/>
-              <w:pBdr>
-                <w:top w:val="nil"/>
-                <w:left w:val="nil"/>
-                <w:bottom w:val="nil"/>
-                <w:right w:val="nil"/>
-                <w:between w:val="nil"/>
-              </w:pBdr>
-              <w:spacing w:line="240" w:lineRule="auto"/>
-            </w:pPr>
-          </w:p>
-        </w:tc>
-        <w:tc>
-          <w:tcPr>
-            <w:tcW w:w="415" w:type="dxa"/>
-            <w:shd w:val="clear" w:color="auto" w:fill="auto"/>
-            <w:tcMar>
-              <w:top w:w="100" w:type="dxa"/>
-              <w:left w:w="100" w:type="dxa"/>
-              <w:bottom w:w="100" w:type="dxa"/>
-              <w:right w:w="100" w:type="dxa"/>
-            </w:tcMar>
-          </w:tcPr>
-          <w:p>
-            <w:pPr>
-              <w:widowControl w:val="0"/>
-              <w:pBdr>
-                <w:top w:val="nil"/>
-                <w:left w:val="nil"/>
-                <w:bottom w:val="nil"/>
-                <w:right w:val="nil"/>
-                <w:between w:val="nil"/>
-              </w:pBdr>
-              <w:spacing w:line="240" w:lineRule="auto"/>
-            </w:pPr>
-          </w:p>
-        </w:tc>
-        <w:tc>
-          <w:tcPr>
-            <w:tcW w:w="415" w:type="dxa"/>
-            <w:shd w:val="clear" w:color="auto" w:fill="auto"/>
-            <w:tcMar>
-              <w:top w:w="100" w:type="dxa"/>
-              <w:left w:w="100" w:type="dxa"/>
-              <w:bottom w:w="100" w:type="dxa"/>
-              <w:right w:w="100" w:type="dxa"/>
-            </w:tcMar>
-          </w:tcPr>
-          <w:p>
-            <w:pPr>
-              <w:widowControl w:val="0"/>
-              <w:pBdr>
-                <w:top w:val="nil"/>
-                <w:left w:val="nil"/>
-                <w:bottom w:val="nil"/>
-                <w:right w:val="nil"/>
-                <w:between w:val="nil"/>
-              </w:pBdr>
-              <w:spacing w:line="240" w:lineRule="auto"/>
-            </w:pPr>
-          </w:p>
-        </w:tc>
-        <w:tc>
-          <w:tcPr>
-            <w:tcW w:w="415" w:type="dxa"/>
-            <w:shd w:val="clear" w:color="auto" w:fill="auto"/>
-            <w:tcMar>
-              <w:top w:w="100" w:type="dxa"/>
-              <w:left w:w="100" w:type="dxa"/>
-              <w:bottom w:w="100" w:type="dxa"/>
-              <w:right w:w="100" w:type="dxa"/>
-            </w:tcMar>
-          </w:tcPr>
-          <w:p>
-            <w:pPr>
-              <w:widowControl w:val="0"/>
-              <w:pBdr>
-                <w:top w:val="nil"/>
-                <w:left w:val="nil"/>
-                <w:bottom w:val="nil"/>
-                <w:right w:val="nil"/>
-                <w:between w:val="nil"/>
-              </w:pBdr>
-              <w:spacing w:line="240" w:lineRule="auto"/>
-            </w:pPr>
-          </w:p>
-        </w:tc>
-        <w:tc>
-          <w:tcPr>
-            <w:tcW w:w="415" w:type="dxa"/>
-            <w:shd w:val="clear" w:color="auto" w:fill="auto"/>
-            <w:tcMar>
-              <w:top w:w="100" w:type="dxa"/>
-              <w:left w:w="100" w:type="dxa"/>
-              <w:bottom w:w="100" w:type="dxa"/>
-              <w:right w:w="100" w:type="dxa"/>
-            </w:tcMar>
-          </w:tcPr>
-          <w:p>
-            <w:pPr>
-              <w:widowControl w:val="0"/>
-              <w:pBdr>
-                <w:top w:val="nil"/>
-                <w:left w:val="nil"/>
-                <w:bottom w:val="nil"/>
-                <w:right w:val="nil"/>
-                <w:between w:val="nil"/>
-              </w:pBdr>
-              <w:spacing w:line="240" w:lineRule="auto"/>
-            </w:pPr>
-          </w:p>
-        </w:tc>
-        <w:tc>
-          <w:tcPr>
-            <w:tcW w:w="415" w:type="dxa"/>
-            <w:shd w:val="clear" w:color="auto" w:fill="auto"/>
-            <w:tcMar>
-              <w:top w:w="100" w:type="dxa"/>
-              <w:left w:w="100" w:type="dxa"/>
-              <w:bottom w:w="100" w:type="dxa"/>
-              <w:right w:w="100" w:type="dxa"/>
-            </w:tcMar>
-          </w:tcPr>
-          <w:p>
-            <w:pPr>
-              <w:widowControl w:val="0"/>
-              <w:pBdr>
-                <w:top w:val="nil"/>
-                <w:left w:val="nil"/>
-                <w:bottom w:val="nil"/>
-                <w:right w:val="nil"/>
-                <w:between w:val="nil"/>
-              </w:pBdr>
-              <w:spacing w:line="240" w:lineRule="auto"/>
-            </w:pPr>
-          </w:p>
-        </w:tc>
-        <w:tc>
-          <w:tcPr>
-            <w:tcW w:w="415" w:type="dxa"/>
-            <w:shd w:val="clear" w:color="auto" w:fill="auto"/>
-            <w:tcMar>
-              <w:top w:w="100" w:type="dxa"/>
-              <w:left w:w="100" w:type="dxa"/>
-              <w:bottom w:w="100" w:type="dxa"/>
-              <w:right w:w="100" w:type="dxa"/>
-            </w:tcMar>
-          </w:tcPr>
-          <w:p>
-            <w:pPr>
-              <w:widowControl w:val="0"/>
-              <w:pBdr>
-                <w:top w:val="nil"/>
-                <w:left w:val="nil"/>
-                <w:bottom w:val="nil"/>
-                <w:right w:val="nil"/>
-                <w:between w:val="nil"/>
-              </w:pBdr>
-              <w:spacing w:line="240" w:lineRule="auto"/>
-            </w:pPr>
-          </w:p>
-        </w:tc>
-        <w:tc>
-          <w:tcPr>
-            <w:tcW w:w="415" w:type="dxa"/>
-            <w:shd w:val="clear" w:color="auto" w:fill="auto"/>
-            <w:tcMar>
-              <w:top w:w="100" w:type="dxa"/>
-              <w:left w:w="100" w:type="dxa"/>
-              <w:bottom w:w="100" w:type="dxa"/>
-              <w:right w:w="100" w:type="dxa"/>
-            </w:tcMar>
-          </w:tcPr>
-          <w:p>
-            <w:pPr>
-              <w:widowControl w:val="0"/>
-              <w:pBdr>
-                <w:top w:val="nil"/>
-                <w:left w:val="nil"/>
-                <w:bottom w:val="nil"/>
-                <w:right w:val="nil"/>
-                <w:between w:val="nil"/>
-              </w:pBdr>
-              <w:spacing w:line="240" w:lineRule="auto"/>
-            </w:pPr>
-          </w:p>
-        </w:tc>
-      </w:tr>
-      <w:tr>
-        <w:tc>
-          <w:tcPr>
-            <w:tcW w:w="415" w:type="dxa"/>
-            <w:shd w:val="clear" w:color="auto" w:fill="auto"/>
-            <w:tcMar>
-              <w:top w:w="100" w:type="dxa"/>
-              <w:left w:w="100" w:type="dxa"/>
-              <w:bottom w:w="100" w:type="dxa"/>
-              <w:right w:w="100" w:type="dxa"/>
-            </w:tcMar>
-          </w:tcPr>
-          <w:p>
-            <w:pPr>
-              <w:widowControl w:val="0"/>
-              <w:pBdr>
-                <w:top w:val="nil"/>
-                <w:left w:val="nil"/>
-                <w:bottom w:val="nil"/>
-                <w:right w:val="nil"/>
-                <w:between w:val="nil"/>
-              </w:pBdr>
-              <w:spacing w:line="240" w:lineRule="auto"/>
-            </w:pPr>
-          </w:p>
-        </w:tc>
-        <w:tc>
-          <w:tcPr>
-            <w:tcW w:w="415" w:type="dxa"/>
-            <w:shd w:val="clear" w:color="auto" w:fill="auto"/>
-            <w:tcMar>
-              <w:top w:w="100" w:type="dxa"/>
-              <w:left w:w="100" w:type="dxa"/>
-              <w:bottom w:w="100" w:type="dxa"/>
-              <w:right w:w="100" w:type="dxa"/>
-            </w:tcMar>
-          </w:tcPr>
-          <w:p>
-            <w:pPr>
-              <w:widowControl w:val="0"/>
-              <w:pBdr>
-                <w:top w:val="nil"/>
-                <w:left w:val="nil"/>
-                <w:bottom w:val="nil"/>
-                <w:right w:val="nil"/>
-                <w:between w:val="nil"/>
-              </w:pBdr>
-              <w:spacing w:line="240" w:lineRule="auto"/>
-            </w:pPr>
-          </w:p>
-        </w:tc>
-        <w:tc>
-          <w:tcPr>
-            <w:tcW w:w="415" w:type="dxa"/>
-            <w:shd w:val="clear" w:color="auto" w:fill="auto"/>
-            <w:tcMar>
-              <w:top w:w="100" w:type="dxa"/>
-              <w:left w:w="100" w:type="dxa"/>
-              <w:bottom w:w="100" w:type="dxa"/>
-              <w:right w:w="100" w:type="dxa"/>
-            </w:tcMar>
-          </w:tcPr>
-          <w:p>
-            <w:pPr>
-              <w:widowControl w:val="0"/>
-              <w:pBdr>
-                <w:top w:val="nil"/>
-                <w:left w:val="nil"/>
-                <w:bottom w:val="nil"/>
-                <w:right w:val="nil"/>
-                <w:between w:val="nil"/>
-              </w:pBdr>
-              <w:spacing w:line="240" w:lineRule="auto"/>
-            </w:pPr>
-          </w:p>
-        </w:tc>
-        <w:tc>
-          <w:tcPr>
-            <w:tcW w:w="415" w:type="dxa"/>
-            <w:shd w:val="clear" w:color="auto" w:fill="auto"/>
-            <w:tcMar>
-              <w:top w:w="100" w:type="dxa"/>
-              <w:left w:w="100" w:type="dxa"/>
-              <w:bottom w:w="100" w:type="dxa"/>
-              <w:right w:w="100" w:type="dxa"/>
-            </w:tcMar>
-          </w:tcPr>
-          <w:p>
-            <w:pPr>
-              <w:widowControl w:val="0"/>
-              <w:pBdr>
-                <w:top w:val="nil"/>
-                <w:left w:val="nil"/>
-                <w:bottom w:val="nil"/>
-                <w:right w:val="nil"/>
-                <w:between w:val="nil"/>
-              </w:pBdr>
-              <w:spacing w:line="240" w:lineRule="auto"/>
-            </w:pPr>
-          </w:p>
-        </w:tc>
-        <w:tc>
-          <w:tcPr>
-            <w:tcW w:w="415" w:type="dxa"/>
-            <w:shd w:val="clear" w:color="auto" w:fill="auto"/>
-            <w:tcMar>
-              <w:top w:w="100" w:type="dxa"/>
-              <w:left w:w="100" w:type="dxa"/>
-              <w:bottom w:w="100" w:type="dxa"/>
-              <w:right w:w="100" w:type="dxa"/>
-            </w:tcMar>
-          </w:tcPr>
-          <w:p>
-            <w:pPr>
-              <w:widowControl w:val="0"/>
-              <w:pBdr>
-                <w:top w:val="nil"/>
-                <w:left w:val="nil"/>
-                <w:bottom w:val="nil"/>
-                <w:right w:val="nil"/>
-                <w:between w:val="nil"/>
-              </w:pBdr>
-              <w:spacing w:line="240" w:lineRule="auto"/>
-            </w:pPr>
-          </w:p>
-        </w:tc>
-        <w:tc>
-          <w:tcPr>
-            <w:tcW w:w="415" w:type="dxa"/>
-            <w:shd w:val="clear" w:color="auto" w:fill="auto"/>
-            <w:tcMar>
-              <w:top w:w="100" w:type="dxa"/>
-              <w:left w:w="100" w:type="dxa"/>
-              <w:bottom w:w="100" w:type="dxa"/>
-              <w:right w:w="100" w:type="dxa"/>
-            </w:tcMar>
-          </w:tcPr>
-          <w:p>
-            <w:pPr>
-              <w:widowControl w:val="0"/>
-              <w:pBdr>
-                <w:top w:val="nil"/>
-                <w:left w:val="nil"/>
-                <w:bottom w:val="nil"/>
-                <w:right w:val="nil"/>
-                <w:between w:val="nil"/>
-              </w:pBdr>
-              <w:spacing w:line="240" w:lineRule="auto"/>
-            </w:pPr>
-          </w:p>
-        </w:tc>
-        <w:tc>
-          <w:tcPr>
-            <w:tcW w:w="415" w:type="dxa"/>
-            <w:shd w:val="clear" w:color="auto" w:fill="auto"/>
-            <w:tcMar>
-              <w:top w:w="100" w:type="dxa"/>
-              <w:left w:w="100" w:type="dxa"/>
-              <w:bottom w:w="100" w:type="dxa"/>
-              <w:right w:w="100" w:type="dxa"/>
-            </w:tcMar>
-          </w:tcPr>
-          <w:p>
-            <w:pPr>
-              <w:widowControl w:val="0"/>
-              <w:pBdr>
-                <w:top w:val="nil"/>
-                <w:left w:val="nil"/>
-                <w:bottom w:val="nil"/>
-                <w:right w:val="nil"/>
-                <w:between w:val="nil"/>
-              </w:pBdr>
-              <w:spacing w:line="240" w:lineRule="auto"/>
-            </w:pPr>
-          </w:p>
-        </w:tc>
-        <w:tc>
-          <w:tcPr>
-            <w:tcW w:w="415" w:type="dxa"/>
-            <w:shd w:val="clear" w:color="auto" w:fill="auto"/>
-            <w:tcMar>
-              <w:top w:w="100" w:type="dxa"/>
-              <w:left w:w="100" w:type="dxa"/>
-              <w:bottom w:w="100" w:type="dxa"/>
-              <w:right w:w="100" w:type="dxa"/>
-            </w:tcMar>
-          </w:tcPr>
-          <w:p>
-            <w:pPr>
-              <w:widowControl w:val="0"/>
-              <w:pBdr>
-                <w:top w:val="nil"/>
-                <w:left w:val="nil"/>
-                <w:bottom w:val="nil"/>
-                <w:right w:val="nil"/>
-                <w:between w:val="nil"/>
-              </w:pBdr>
-              <w:spacing w:line="240" w:lineRule="auto"/>
-            </w:pPr>
-          </w:p>
-        </w:tc>
-        <w:tc>
-          <w:tcPr>
-            <w:tcW w:w="415" w:type="dxa"/>
-            <w:shd w:val="clear" w:color="auto" w:fill="auto"/>
-            <w:tcMar>
-              <w:top w:w="100" w:type="dxa"/>
-              <w:left w:w="100" w:type="dxa"/>
-              <w:bottom w:w="100" w:type="dxa"/>
-              <w:right w:w="100" w:type="dxa"/>
-            </w:tcMar>
-          </w:tcPr>
-          <w:p>
-            <w:pPr>
-              <w:widowControl w:val="0"/>
-              <w:pBdr>
-                <w:top w:val="nil"/>
-                <w:left w:val="nil"/>
-                <w:bottom w:val="nil"/>
-                <w:right w:val="nil"/>
-                <w:between w:val="nil"/>
-              </w:pBdr>
-              <w:spacing w:line="240" w:lineRule="auto"/>
-            </w:pPr>
-          </w:p>
-        </w:tc>
-        <w:tc>
-          <w:tcPr>
-            <w:tcW w:w="415" w:type="dxa"/>
-            <w:shd w:val="clear" w:color="auto" w:fill="auto"/>
-            <w:tcMar>
-              <w:top w:w="100" w:type="dxa"/>
-              <w:left w:w="100" w:type="dxa"/>
-              <w:bottom w:w="100" w:type="dxa"/>
-              <w:right w:w="100" w:type="dxa"/>
-            </w:tcMar>
-          </w:tcPr>
-          <w:p>
-            <w:pPr>
-              <w:widowControl w:val="0"/>
-              <w:pBdr>
-                <w:top w:val="nil"/>
-                <w:left w:val="nil"/>
-                <w:bottom w:val="nil"/>
-                <w:right w:val="nil"/>
-                <w:between w:val="nil"/>
-              </w:pBdr>
-              <w:spacing w:line="240" w:lineRule="auto"/>
-            </w:pPr>
-          </w:p>
-        </w:tc>
-        <w:tc>
-          <w:tcPr>
-            <w:tcW w:w="415" w:type="dxa"/>
-            <w:shd w:val="clear" w:color="auto" w:fill="auto"/>
-            <w:tcMar>
-              <w:top w:w="100" w:type="dxa"/>
-              <w:left w:w="100" w:type="dxa"/>
-              <w:bottom w:w="100" w:type="dxa"/>
-              <w:right w:w="100" w:type="dxa"/>
-            </w:tcMar>
-          </w:tcPr>
-          <w:p>
-            <w:pPr>
-              <w:widowControl w:val="0"/>
-              <w:pBdr>
-                <w:top w:val="nil"/>
-                <w:left w:val="nil"/>
-                <w:bottom w:val="nil"/>
-                <w:right w:val="nil"/>
-                <w:between w:val="nil"/>
-              </w:pBdr>
-              <w:spacing w:line="240" w:lineRule="auto"/>
-            </w:pPr>
-          </w:p>
-        </w:tc>
-        <w:tc>
-          <w:tcPr>
-            <w:tcW w:w="415" w:type="dxa"/>
-            <w:shd w:val="clear" w:color="auto" w:fill="auto"/>
-            <w:tcMar>
-              <w:top w:w="100" w:type="dxa"/>
-              <w:left w:w="100" w:type="dxa"/>
-              <w:bottom w:w="100" w:type="dxa"/>
-              <w:right w:w="100" w:type="dxa"/>
-            </w:tcMar>
-          </w:tcPr>
-          <w:p>
-            <w:pPr>
-              <w:widowControl w:val="0"/>
-              <w:pBdr>
-                <w:top w:val="nil"/>
-                <w:left w:val="nil"/>
-                <w:bottom w:val="nil"/>
-                <w:right w:val="nil"/>
-                <w:between w:val="nil"/>
-              </w:pBdr>
-              <w:spacing w:line="240" w:lineRule="auto"/>
-            </w:pPr>
-          </w:p>
-        </w:tc>
-        <w:tc>
-          <w:tcPr>
-            <w:tcW w:w="415" w:type="dxa"/>
-            <w:shd w:val="clear" w:color="auto" w:fill="auto"/>
-            <w:tcMar>
-              <w:top w:w="100" w:type="dxa"/>
-              <w:left w:w="100" w:type="dxa"/>
-              <w:bottom w:w="100" w:type="dxa"/>
-              <w:right w:w="100" w:type="dxa"/>
-            </w:tcMar>
-          </w:tcPr>
-          <w:p>
-            <w:pPr>
-              <w:widowControl w:val="0"/>
-              <w:pBdr>
-                <w:top w:val="nil"/>
-                <w:left w:val="nil"/>
-                <w:bottom w:val="nil"/>
-                <w:right w:val="nil"/>
-                <w:between w:val="nil"/>
-              </w:pBdr>
-              <w:spacing w:line="240" w:lineRule="auto"/>
-            </w:pPr>
-          </w:p>
-        </w:tc>
-        <w:tc>
-          <w:tcPr>
-            <w:tcW w:w="415" w:type="dxa"/>
-            <w:shd w:val="clear" w:color="auto" w:fill="auto"/>
-            <w:tcMar>
-              <w:top w:w="100" w:type="dxa"/>
-              <w:left w:w="100" w:type="dxa"/>
-              <w:bottom w:w="100" w:type="dxa"/>
-              <w:right w:w="100" w:type="dxa"/>
-            </w:tcMar>
-          </w:tcPr>
-          <w:p>
-            <w:pPr>
-              <w:widowControl w:val="0"/>
-              <w:pBdr>
-                <w:top w:val="nil"/>
-                <w:left w:val="nil"/>
-                <w:bottom w:val="nil"/>
-                <w:right w:val="nil"/>
-                <w:between w:val="nil"/>
-              </w:pBdr>
-              <w:spacing w:line="240" w:lineRule="auto"/>
-            </w:pPr>
-          </w:p>
-        </w:tc>
-        <w:tc>
-          <w:tcPr>
-            <w:tcW w:w="415" w:type="dxa"/>
-            <w:shd w:val="clear" w:color="auto" w:fill="auto"/>
-            <w:tcMar>
-              <w:top w:w="100" w:type="dxa"/>
-              <w:left w:w="100" w:type="dxa"/>
-              <w:bottom w:w="100" w:type="dxa"/>
-              <w:right w:w="100" w:type="dxa"/>
-            </w:tcMar>
-          </w:tcPr>
-          <w:p>
-            <w:pPr>
-              <w:widowControl w:val="0"/>
-              <w:pBdr>
-                <w:top w:val="nil"/>
-                <w:left w:val="nil"/>
-                <w:bottom w:val="nil"/>
-                <w:right w:val="nil"/>
-                <w:between w:val="nil"/>
-              </w:pBdr>
-              <w:spacing w:line="240" w:lineRule="auto"/>
-            </w:pPr>
-          </w:p>
-        </w:tc>
-        <w:tc>
-          <w:tcPr>
-            <w:tcW w:w="415" w:type="dxa"/>
-            <w:shd w:val="clear" w:color="auto" w:fill="auto"/>
-            <w:tcMar>
-              <w:top w:w="100" w:type="dxa"/>
-              <w:left w:w="100" w:type="dxa"/>
-              <w:bottom w:w="100" w:type="dxa"/>
-              <w:right w:w="100" w:type="dxa"/>
-            </w:tcMar>
-          </w:tcPr>
-          <w:p>
-            <w:pPr>
-              <w:widowControl w:val="0"/>
-              <w:pBdr>
-                <w:top w:val="nil"/>
-                <w:left w:val="nil"/>
-                <w:bottom w:val="nil"/>
-                <w:right w:val="nil"/>
-                <w:between w:val="nil"/>
-              </w:pBdr>
-              <w:spacing w:line="240" w:lineRule="auto"/>
-            </w:pPr>
-          </w:p>
-        </w:tc>
-        <w:tc>
-          <w:tcPr>
-            <w:tcW w:w="415" w:type="dxa"/>
-            <w:shd w:val="clear" w:color="auto" w:fill="auto"/>
-            <w:tcMar>
-              <w:top w:w="100" w:type="dxa"/>
-              <w:left w:w="100" w:type="dxa"/>
-              <w:bottom w:w="100" w:type="dxa"/>
-              <w:right w:w="100" w:type="dxa"/>
-            </w:tcMar>
-          </w:tcPr>
-          <w:p>
-            <w:pPr>
-              <w:widowControl w:val="0"/>
-              <w:pBdr>
-                <w:top w:val="nil"/>
-                <w:left w:val="nil"/>
-                <w:bottom w:val="nil"/>
-                <w:right w:val="nil"/>
-                <w:between w:val="nil"/>
-              </w:pBdr>
-              <w:spacing w:line="240" w:lineRule="auto"/>
-            </w:pPr>
-          </w:p>
-        </w:tc>
-        <w:tc>
-          <w:tcPr>
-            <w:tcW w:w="415" w:type="dxa"/>
-            <w:shd w:val="clear" w:color="auto" w:fill="auto"/>
-            <w:tcMar>
-              <w:top w:w="100" w:type="dxa"/>
-              <w:left w:w="100" w:type="dxa"/>
-              <w:bottom w:w="100" w:type="dxa"/>
-              <w:right w:w="100" w:type="dxa"/>
-            </w:tcMar>
-          </w:tcPr>
-          <w:p>
-            <w:pPr>
-              <w:widowControl w:val="0"/>
-              <w:pBdr>
-                <w:top w:val="nil"/>
-                <w:left w:val="nil"/>
-                <w:bottom w:val="nil"/>
-                <w:right w:val="nil"/>
-                <w:between w:val="nil"/>
-              </w:pBdr>
-              <w:spacing w:line="240" w:lineRule="auto"/>
-            </w:pPr>
-          </w:p>
-        </w:tc>
-        <w:tc>
-          <w:tcPr>
-            <w:tcW w:w="415" w:type="dxa"/>
-            <w:shd w:val="clear" w:color="auto" w:fill="auto"/>
-            <w:tcMar>
-              <w:top w:w="100" w:type="dxa"/>
-              <w:left w:w="100" w:type="dxa"/>
-              <w:bottom w:w="100" w:type="dxa"/>
-              <w:right w:w="100" w:type="dxa"/>
-            </w:tcMar>
-          </w:tcPr>
-          <w:p>
-            <w:pPr>
-              <w:widowControl w:val="0"/>
-              <w:pBdr>
-                <w:top w:val="nil"/>
-                <w:left w:val="nil"/>
-                <w:bottom w:val="nil"/>
-                <w:right w:val="nil"/>
-                <w:between w:val="nil"/>
-              </w:pBdr>
-              <w:spacing w:line="240" w:lineRule="auto"/>
-            </w:pPr>
-          </w:p>
-        </w:tc>
-        <w:tc>
-          <w:tcPr>
-            <w:tcW w:w="415" w:type="dxa"/>
-            <w:shd w:val="clear" w:color="auto" w:fill="auto"/>
-            <w:tcMar>
-              <w:top w:w="100" w:type="dxa"/>
-              <w:left w:w="100" w:type="dxa"/>
-              <w:bottom w:w="100" w:type="dxa"/>
-              <w:right w:w="100" w:type="dxa"/>
-            </w:tcMar>
-          </w:tcPr>
-          <w:p>
-            <w:pPr>
-              <w:widowControl w:val="0"/>
-              <w:pBdr>
-                <w:top w:val="nil"/>
-                <w:left w:val="nil"/>
-                <w:bottom w:val="nil"/>
-                <w:right w:val="nil"/>
-                <w:between w:val="nil"/>
-              </w:pBdr>
-              <w:spacing w:line="240" w:lineRule="auto"/>
-            </w:pPr>
-          </w:p>
-        </w:tc>
-      </w:tr>
-      <w:tr>
-        <w:tc>
-          <w:tcPr>
-            <w:tcW w:w="415" w:type="dxa"/>
-            <w:shd w:val="clear" w:color="auto" w:fill="auto"/>
-            <w:tcMar>
-              <w:top w:w="100" w:type="dxa"/>
-              <w:left w:w="100" w:type="dxa"/>
-              <w:bottom w:w="100" w:type="dxa"/>
-              <w:right w:w="100" w:type="dxa"/>
-            </w:tcMar>
-          </w:tcPr>
-          <w:p>
-            <w:pPr>
-              <w:widowControl w:val="0"/>
-              <w:pBdr>
-                <w:top w:val="nil"/>
-                <w:left w:val="nil"/>
-                <w:bottom w:val="nil"/>
-                <w:right w:val="nil"/>
-                <w:between w:val="nil"/>
-              </w:pBdr>
-              <w:spacing w:line="240" w:lineRule="auto"/>
-            </w:pPr>
-          </w:p>
-        </w:tc>
-        <w:tc>
-          <w:tcPr>
-            <w:tcW w:w="415" w:type="dxa"/>
-            <w:shd w:val="clear" w:color="auto" w:fill="auto"/>
-            <w:tcMar>
-              <w:top w:w="100" w:type="dxa"/>
-              <w:left w:w="100" w:type="dxa"/>
-              <w:bottom w:w="100" w:type="dxa"/>
-              <w:right w:w="100" w:type="dxa"/>
-            </w:tcMar>
-          </w:tcPr>
-          <w:p>
-            <w:pPr>
-              <w:widowControl w:val="0"/>
-              <w:pBdr>
-                <w:top w:val="nil"/>
-                <w:left w:val="nil"/>
-                <w:bottom w:val="nil"/>
-                <w:right w:val="nil"/>
-                <w:between w:val="nil"/>
-              </w:pBdr>
-              <w:spacing w:line="240" w:lineRule="auto"/>
-            </w:pPr>
-          </w:p>
-        </w:tc>
-        <w:tc>
-          <w:tcPr>
-            <w:tcW w:w="415" w:type="dxa"/>
-            <w:shd w:val="clear" w:color="auto" w:fill="auto"/>
-            <w:tcMar>
-              <w:top w:w="100" w:type="dxa"/>
-              <w:left w:w="100" w:type="dxa"/>
-              <w:bottom w:w="100" w:type="dxa"/>
-              <w:right w:w="100" w:type="dxa"/>
-            </w:tcMar>
-          </w:tcPr>
-          <w:p>
-            <w:pPr>
-              <w:widowControl w:val="0"/>
-              <w:pBdr>
-                <w:top w:val="nil"/>
-                <w:left w:val="nil"/>
-                <w:bottom w:val="nil"/>
-                <w:right w:val="nil"/>
-                <w:between w:val="nil"/>
-              </w:pBdr>
-              <w:spacing w:line="240" w:lineRule="auto"/>
-            </w:pPr>
-          </w:p>
-        </w:tc>
-        <w:tc>
-          <w:tcPr>
-            <w:tcW w:w="415" w:type="dxa"/>
-            <w:shd w:val="clear" w:color="auto" w:fill="auto"/>
-            <w:tcMar>
-              <w:top w:w="100" w:type="dxa"/>
-              <w:left w:w="100" w:type="dxa"/>
-              <w:bottom w:w="100" w:type="dxa"/>
-              <w:right w:w="100" w:type="dxa"/>
-            </w:tcMar>
-          </w:tcPr>
-          <w:p>
-            <w:pPr>
-              <w:widowControl w:val="0"/>
-              <w:pBdr>
-                <w:top w:val="nil"/>
-                <w:left w:val="nil"/>
-                <w:bottom w:val="nil"/>
-                <w:right w:val="nil"/>
-                <w:between w:val="nil"/>
-              </w:pBdr>
-              <w:spacing w:line="240" w:lineRule="auto"/>
-            </w:pPr>
-          </w:p>
-        </w:tc>
-        <w:tc>
-          <w:tcPr>
-            <w:tcW w:w="415" w:type="dxa"/>
-            <w:shd w:val="clear" w:color="auto" w:fill="auto"/>
-            <w:tcMar>
-              <w:top w:w="100" w:type="dxa"/>
-              <w:left w:w="100" w:type="dxa"/>
-              <w:bottom w:w="100" w:type="dxa"/>
-              <w:right w:w="100" w:type="dxa"/>
-            </w:tcMar>
-          </w:tcPr>
-          <w:p>
-            <w:pPr>
-              <w:widowControl w:val="0"/>
-              <w:pBdr>
-                <w:top w:val="nil"/>
-                <w:left w:val="nil"/>
-                <w:bottom w:val="nil"/>
-                <w:right w:val="nil"/>
-                <w:between w:val="nil"/>
-              </w:pBdr>
-              <w:spacing w:line="240" w:lineRule="auto"/>
-            </w:pPr>
-          </w:p>
-        </w:tc>
-        <w:tc>
-          <w:tcPr>
-            <w:tcW w:w="415" w:type="dxa"/>
-            <w:shd w:val="clear" w:color="auto" w:fill="auto"/>
-            <w:tcMar>
-              <w:top w:w="100" w:type="dxa"/>
-              <w:left w:w="100" w:type="dxa"/>
-              <w:bottom w:w="100" w:type="dxa"/>
-              <w:right w:w="100" w:type="dxa"/>
-            </w:tcMar>
-          </w:tcPr>
-          <w:p>
-            <w:pPr>
-              <w:widowControl w:val="0"/>
-              <w:pBdr>
-                <w:top w:val="nil"/>
-                <w:left w:val="nil"/>
-                <w:bottom w:val="nil"/>
-                <w:right w:val="nil"/>
-                <w:between w:val="nil"/>
-              </w:pBdr>
-              <w:spacing w:line="240" w:lineRule="auto"/>
-            </w:pPr>
-          </w:p>
-        </w:tc>
-        <w:tc>
-          <w:tcPr>
-            <w:tcW w:w="415" w:type="dxa"/>
-            <w:shd w:val="clear" w:color="auto" w:fill="auto"/>
-            <w:tcMar>
-              <w:top w:w="100" w:type="dxa"/>
-              <w:left w:w="100" w:type="dxa"/>
-              <w:bottom w:w="100" w:type="dxa"/>
-              <w:right w:w="100" w:type="dxa"/>
-            </w:tcMar>
-          </w:tcPr>
-          <w:p>
-            <w:pPr>
-              <w:widowControl w:val="0"/>
-              <w:pBdr>
-                <w:top w:val="nil"/>
-                <w:left w:val="nil"/>
-                <w:bottom w:val="nil"/>
-                <w:right w:val="nil"/>
-                <w:between w:val="nil"/>
-              </w:pBdr>
-              <w:spacing w:line="240" w:lineRule="auto"/>
-            </w:pPr>
-          </w:p>
-        </w:tc>
-        <w:tc>
-          <w:tcPr>
-            <w:tcW w:w="415" w:type="dxa"/>
-            <w:shd w:val="clear" w:color="auto" w:fill="auto"/>
-            <w:tcMar>
-              <w:top w:w="100" w:type="dxa"/>
-              <w:left w:w="100" w:type="dxa"/>
-              <w:bottom w:w="100" w:type="dxa"/>
-              <w:right w:w="100" w:type="dxa"/>
-            </w:tcMar>
-          </w:tcPr>
-          <w:p>
-            <w:pPr>
-              <w:widowControl w:val="0"/>
-              <w:pBdr>
-                <w:top w:val="nil"/>
-                <w:left w:val="nil"/>
-                <w:bottom w:val="nil"/>
-                <w:right w:val="nil"/>
-                <w:between w:val="nil"/>
-              </w:pBdr>
-              <w:spacing w:line="240" w:lineRule="auto"/>
-            </w:pPr>
-          </w:p>
-        </w:tc>
-        <w:tc>
-          <w:tcPr>
-            <w:tcW w:w="415" w:type="dxa"/>
-            <w:shd w:val="clear" w:color="auto" w:fill="auto"/>
-            <w:tcMar>
-              <w:top w:w="100" w:type="dxa"/>
-              <w:left w:w="100" w:type="dxa"/>
-              <w:bottom w:w="100" w:type="dxa"/>
-              <w:right w:w="100" w:type="dxa"/>
-            </w:tcMar>
-          </w:tcPr>
-          <w:p>
-            <w:pPr>
-              <w:widowControl w:val="0"/>
-              <w:pBdr>
-                <w:top w:val="nil"/>
-                <w:left w:val="nil"/>
-                <w:bottom w:val="nil"/>
-                <w:right w:val="nil"/>
-                <w:between w:val="nil"/>
-              </w:pBdr>
-              <w:spacing w:line="240" w:lineRule="auto"/>
-            </w:pPr>
-          </w:p>
-        </w:tc>
-        <w:tc>
-          <w:tcPr>
-            <w:tcW w:w="415" w:type="dxa"/>
-            <w:shd w:val="clear" w:color="auto" w:fill="auto"/>
-            <w:tcMar>
-              <w:top w:w="100" w:type="dxa"/>
-              <w:left w:w="100" w:type="dxa"/>
-              <w:bottom w:w="100" w:type="dxa"/>
-              <w:right w:w="100" w:type="dxa"/>
-            </w:tcMar>
-          </w:tcPr>
-          <w:p>
-            <w:pPr>
-              <w:widowControl w:val="0"/>
-              <w:pBdr>
-                <w:top w:val="nil"/>
-                <w:left w:val="nil"/>
-                <w:bottom w:val="nil"/>
-                <w:right w:val="nil"/>
-                <w:between w:val="nil"/>
-              </w:pBdr>
-              <w:spacing w:line="240" w:lineRule="auto"/>
-            </w:pPr>
-          </w:p>
-        </w:tc>
-        <w:tc>
-          <w:tcPr>
-            <w:tcW w:w="415" w:type="dxa"/>
-            <w:shd w:val="clear" w:color="auto" w:fill="auto"/>
-            <w:tcMar>
-              <w:top w:w="100" w:type="dxa"/>
-              <w:left w:w="100" w:type="dxa"/>
-              <w:bottom w:w="100" w:type="dxa"/>
-              <w:right w:w="100" w:type="dxa"/>
-            </w:tcMar>
-          </w:tcPr>
-          <w:p>
-            <w:pPr>
-              <w:widowControl w:val="0"/>
-              <w:pBdr>
-                <w:top w:val="nil"/>
-                <w:left w:val="nil"/>
-                <w:bottom w:val="nil"/>
-                <w:right w:val="nil"/>
-                <w:between w:val="nil"/>
-              </w:pBdr>
-              <w:spacing w:line="240" w:lineRule="auto"/>
-            </w:pPr>
-          </w:p>
-        </w:tc>
-        <w:tc>
-          <w:tcPr>
-            <w:tcW w:w="415" w:type="dxa"/>
-            <w:shd w:val="clear" w:color="auto" w:fill="auto"/>
-            <w:tcMar>
-              <w:top w:w="100" w:type="dxa"/>
-              <w:left w:w="100" w:type="dxa"/>
-              <w:bottom w:w="100" w:type="dxa"/>
-              <w:right w:w="100" w:type="dxa"/>
-            </w:tcMar>
-          </w:tcPr>
-          <w:p>
-            <w:pPr>
-              <w:widowControl w:val="0"/>
-              <w:pBdr>
-                <w:top w:val="nil"/>
-                <w:left w:val="nil"/>
-                <w:bottom w:val="nil"/>
-                <w:right w:val="nil"/>
-                <w:between w:val="nil"/>
-              </w:pBdr>
-              <w:spacing w:line="240" w:lineRule="auto"/>
-            </w:pPr>
-          </w:p>
-        </w:tc>
-        <w:tc>
-          <w:tcPr>
-            <w:tcW w:w="415" w:type="dxa"/>
-            <w:shd w:val="clear" w:color="auto" w:fill="auto"/>
-            <w:tcMar>
-              <w:top w:w="100" w:type="dxa"/>
-              <w:left w:w="100" w:type="dxa"/>
-              <w:bottom w:w="100" w:type="dxa"/>
-              <w:right w:w="100" w:type="dxa"/>
-            </w:tcMar>
-          </w:tcPr>
-          <w:p>
-            <w:pPr>
-              <w:widowControl w:val="0"/>
-              <w:pBdr>
-                <w:top w:val="nil"/>
-                <w:left w:val="nil"/>
-                <w:bottom w:val="nil"/>
-                <w:right w:val="nil"/>
-                <w:between w:val="nil"/>
-              </w:pBdr>
-              <w:spacing w:line="240" w:lineRule="auto"/>
-            </w:pPr>
-          </w:p>
-        </w:tc>
-        <w:tc>
-          <w:tcPr>
-            <w:tcW w:w="415" w:type="dxa"/>
-            <w:shd w:val="clear" w:color="auto" w:fill="auto"/>
-            <w:tcMar>
-              <w:top w:w="100" w:type="dxa"/>
-              <w:left w:w="100" w:type="dxa"/>
-              <w:bottom w:w="100" w:type="dxa"/>
-              <w:right w:w="100" w:type="dxa"/>
-            </w:tcMar>
-          </w:tcPr>
-          <w:p>
-            <w:pPr>
-              <w:widowControl w:val="0"/>
-              <w:pBdr>
-                <w:top w:val="nil"/>
-                <w:left w:val="nil"/>
-                <w:bottom w:val="nil"/>
-                <w:right w:val="nil"/>
-                <w:between w:val="nil"/>
-              </w:pBdr>
-              <w:spacing w:line="240" w:lineRule="auto"/>
-            </w:pPr>
-          </w:p>
-        </w:tc>
-        <w:tc>
-          <w:tcPr>
-            <w:tcW w:w="415" w:type="dxa"/>
-            <w:shd w:val="clear" w:color="auto" w:fill="auto"/>
-            <w:tcMar>
-              <w:top w:w="100" w:type="dxa"/>
-              <w:left w:w="100" w:type="dxa"/>
-              <w:bottom w:w="100" w:type="dxa"/>
-              <w:right w:w="100" w:type="dxa"/>
-            </w:tcMar>
-          </w:tcPr>
-          <w:p>
-            <w:pPr>
-              <w:widowControl w:val="0"/>
-              <w:pBdr>
-                <w:top w:val="nil"/>
-                <w:left w:val="nil"/>
-                <w:bottom w:val="nil"/>
-                <w:right w:val="nil"/>
-                <w:between w:val="nil"/>
-              </w:pBdr>
-              <w:spacing w:line="240" w:lineRule="auto"/>
-            </w:pPr>
-          </w:p>
-        </w:tc>
-        <w:tc>
-          <w:tcPr>
-            <w:tcW w:w="415" w:type="dxa"/>
-            <w:shd w:val="clear" w:color="auto" w:fill="auto"/>
-            <w:tcMar>
-              <w:top w:w="100" w:type="dxa"/>
-              <w:left w:w="100" w:type="dxa"/>
-              <w:bottom w:w="100" w:type="dxa"/>
-              <w:right w:w="100" w:type="dxa"/>
-            </w:tcMar>
-          </w:tcPr>
-          <w:p>
-            <w:pPr>
-              <w:widowControl w:val="0"/>
-              <w:pBdr>
-                <w:top w:val="nil"/>
-                <w:left w:val="nil"/>
-                <w:bottom w:val="nil"/>
-                <w:right w:val="nil"/>
-                <w:between w:val="nil"/>
-              </w:pBdr>
-              <w:spacing w:line="240" w:lineRule="auto"/>
-            </w:pPr>
-          </w:p>
-        </w:tc>
-        <w:tc>
-          <w:tcPr>
-            <w:tcW w:w="415" w:type="dxa"/>
-            <w:shd w:val="clear" w:color="auto" w:fill="auto"/>
-            <w:tcMar>
-              <w:top w:w="100" w:type="dxa"/>
-              <w:left w:w="100" w:type="dxa"/>
-              <w:bottom w:w="100" w:type="dxa"/>
-              <w:right w:w="100" w:type="dxa"/>
-            </w:tcMar>
-          </w:tcPr>
-          <w:p>
-            <w:pPr>
-              <w:widowControl w:val="0"/>
-              <w:pBdr>
-                <w:top w:val="nil"/>
-                <w:left w:val="nil"/>
-                <w:bottom w:val="nil"/>
-                <w:right w:val="nil"/>
-                <w:between w:val="nil"/>
-              </w:pBdr>
-              <w:spacing w:line="240" w:lineRule="auto"/>
-            </w:pPr>
-          </w:p>
-        </w:tc>
-        <w:tc>
-          <w:tcPr>
-            <w:tcW w:w="415" w:type="dxa"/>
-            <w:shd w:val="clear" w:color="auto" w:fill="auto"/>
-            <w:tcMar>
-              <w:top w:w="100" w:type="dxa"/>
-              <w:left w:w="100" w:type="dxa"/>
-              <w:bottom w:w="100" w:type="dxa"/>
-              <w:right w:w="100" w:type="dxa"/>
-            </w:tcMar>
-          </w:tcPr>
-          <w:p>
-            <w:pPr>
-              <w:widowControl w:val="0"/>
-              <w:pBdr>
-                <w:top w:val="nil"/>
-                <w:left w:val="nil"/>
-                <w:bottom w:val="nil"/>
-                <w:right w:val="nil"/>
-                <w:between w:val="nil"/>
-              </w:pBdr>
-              <w:spacing w:line="240" w:lineRule="auto"/>
-            </w:pPr>
-          </w:p>
-        </w:tc>
-        <w:tc>
-          <w:tcPr>
-            <w:tcW w:w="415" w:type="dxa"/>
-            <w:shd w:val="clear" w:color="auto" w:fill="auto"/>
-            <w:tcMar>
-              <w:top w:w="100" w:type="dxa"/>
-              <w:left w:w="100" w:type="dxa"/>
-              <w:bottom w:w="100" w:type="dxa"/>
-              <w:right w:w="100" w:type="dxa"/>
-            </w:tcMar>
-          </w:tcPr>
-          <w:p>
-            <w:pPr>
-              <w:widowControl w:val="0"/>
-              <w:pBdr>
-                <w:top w:val="nil"/>
-                <w:left w:val="nil"/>
-                <w:bottom w:val="nil"/>
-                <w:right w:val="nil"/>
-                <w:between w:val="nil"/>
-              </w:pBdr>
-              <w:spacing w:line="240" w:lineRule="auto"/>
-            </w:pPr>
-          </w:p>
-        </w:tc>
-        <w:tc>
-          <w:tcPr>
-            <w:tcW w:w="415" w:type="dxa"/>
-            <w:shd w:val="clear" w:color="auto" w:fill="auto"/>
-            <w:tcMar>
-              <w:top w:w="100" w:type="dxa"/>
-              <w:left w:w="100" w:type="dxa"/>
-              <w:bottom w:w="100" w:type="dxa"/>
-              <w:right w:w="100" w:type="dxa"/>
-            </w:tcMar>
-          </w:tcPr>
-          <w:p>
-            <w:pPr>
-              <w:widowControl w:val="0"/>
-              <w:pBdr>
-                <w:top w:val="nil"/>
-                <w:left w:val="nil"/>
-                <w:bottom w:val="nil"/>
-                <w:right w:val="nil"/>
-                <w:between w:val="nil"/>
-              </w:pBdr>
-              <w:spacing w:line="240" w:lineRule="auto"/>
-            </w:pPr>
-          </w:p>
-        </w:tc>
-      </w:tr>
-      <w:tr>
-        <w:tc>
-          <w:tcPr>
-            <w:tcW w:w="415" w:type="dxa"/>
-            <w:shd w:val="clear" w:color="auto" w:fill="auto"/>
-            <w:tcMar>
-              <w:top w:w="100" w:type="dxa"/>
-              <w:left w:w="100" w:type="dxa"/>
-              <w:bottom w:w="100" w:type="dxa"/>
-              <w:right w:w="100" w:type="dxa"/>
-            </w:tcMar>
-          </w:tcPr>
-          <w:p>
-            <w:pPr>
-              <w:widowControl w:val="0"/>
-              <w:pBdr>
-                <w:top w:val="nil"/>
-                <w:left w:val="nil"/>
-                <w:bottom w:val="nil"/>
-                <w:right w:val="nil"/>
-                <w:between w:val="nil"/>
-              </w:pBdr>
-              <w:spacing w:line="240" w:lineRule="auto"/>
-            </w:pPr>
-          </w:p>
-        </w:tc>
-        <w:tc>
-          <w:tcPr>
-            <w:tcW w:w="415" w:type="dxa"/>
-            <w:shd w:val="clear" w:color="auto" w:fill="auto"/>
-            <w:tcMar>
-              <w:top w:w="100" w:type="dxa"/>
-              <w:left w:w="100" w:type="dxa"/>
-              <w:bottom w:w="100" w:type="dxa"/>
-              <w:right w:w="100" w:type="dxa"/>
-            </w:tcMar>
-          </w:tcPr>
-          <w:p>
-            <w:pPr>
-              <w:widowControl w:val="0"/>
-              <w:pBdr>
-                <w:top w:val="nil"/>
-                <w:left w:val="nil"/>
-                <w:bottom w:val="nil"/>
-                <w:right w:val="nil"/>
-                <w:between w:val="nil"/>
-              </w:pBdr>
-              <w:spacing w:line="240" w:lineRule="auto"/>
-            </w:pPr>
-          </w:p>
-        </w:tc>
-        <w:tc>
-          <w:tcPr>
-            <w:tcW w:w="415" w:type="dxa"/>
-            <w:shd w:val="clear" w:color="auto" w:fill="auto"/>
-            <w:tcMar>
-              <w:top w:w="100" w:type="dxa"/>
-              <w:left w:w="100" w:type="dxa"/>
-              <w:bottom w:w="100" w:type="dxa"/>
-              <w:right w:w="100" w:type="dxa"/>
-            </w:tcMar>
-          </w:tcPr>
-          <w:p>
-            <w:pPr>
-              <w:widowControl w:val="0"/>
-              <w:pBdr>
-                <w:top w:val="nil"/>
-                <w:left w:val="nil"/>
-                <w:bottom w:val="nil"/>
-                <w:right w:val="nil"/>
-                <w:between w:val="nil"/>
-              </w:pBdr>
-              <w:spacing w:line="240" w:lineRule="auto"/>
-            </w:pPr>
-          </w:p>
-        </w:tc>
-        <w:tc>
-          <w:tcPr>
-            <w:tcW w:w="415" w:type="dxa"/>
-            <w:shd w:val="clear" w:color="auto" w:fill="auto"/>
-            <w:tcMar>
-              <w:top w:w="100" w:type="dxa"/>
-              <w:left w:w="100" w:type="dxa"/>
-              <w:bottom w:w="100" w:type="dxa"/>
-              <w:right w:w="100" w:type="dxa"/>
-            </w:tcMar>
-          </w:tcPr>
-          <w:p>
-            <w:pPr>
-              <w:widowControl w:val="0"/>
-              <w:pBdr>
-                <w:top w:val="nil"/>
-                <w:left w:val="nil"/>
-                <w:bottom w:val="nil"/>
-                <w:right w:val="nil"/>
-                <w:between w:val="nil"/>
-              </w:pBdr>
-              <w:spacing w:line="240" w:lineRule="auto"/>
-            </w:pPr>
-          </w:p>
-        </w:tc>
-        <w:tc>
-          <w:tcPr>
-            <w:tcW w:w="415" w:type="dxa"/>
-            <w:shd w:val="clear" w:color="auto" w:fill="auto"/>
-            <w:tcMar>
-              <w:top w:w="100" w:type="dxa"/>
-              <w:left w:w="100" w:type="dxa"/>
-              <w:bottom w:w="100" w:type="dxa"/>
-              <w:right w:w="100" w:type="dxa"/>
-            </w:tcMar>
-          </w:tcPr>
-          <w:p>
-            <w:pPr>
-              <w:widowControl w:val="0"/>
-              <w:pBdr>
-                <w:top w:val="nil"/>
-                <w:left w:val="nil"/>
-                <w:bottom w:val="nil"/>
-                <w:right w:val="nil"/>
-                <w:between w:val="nil"/>
-              </w:pBdr>
-              <w:spacing w:line="240" w:lineRule="auto"/>
-            </w:pPr>
-          </w:p>
-        </w:tc>
-        <w:tc>
-          <w:tcPr>
-            <w:tcW w:w="415" w:type="dxa"/>
-            <w:shd w:val="clear" w:color="auto" w:fill="auto"/>
-            <w:tcMar>
-              <w:top w:w="100" w:type="dxa"/>
-              <w:left w:w="100" w:type="dxa"/>
-              <w:bottom w:w="100" w:type="dxa"/>
-              <w:right w:w="100" w:type="dxa"/>
-            </w:tcMar>
-          </w:tcPr>
-          <w:p>
-            <w:pPr>
-              <w:widowControl w:val="0"/>
-              <w:pBdr>
-                <w:top w:val="nil"/>
-                <w:left w:val="nil"/>
-                <w:bottom w:val="nil"/>
-                <w:right w:val="nil"/>
-                <w:between w:val="nil"/>
-              </w:pBdr>
-              <w:spacing w:line="240" w:lineRule="auto"/>
-            </w:pPr>
-          </w:p>
-        </w:tc>
-        <w:tc>
-          <w:tcPr>
-            <w:tcW w:w="415" w:type="dxa"/>
-            <w:shd w:val="clear" w:color="auto" w:fill="auto"/>
-            <w:tcMar>
-              <w:top w:w="100" w:type="dxa"/>
-              <w:left w:w="100" w:type="dxa"/>
-              <w:bottom w:w="100" w:type="dxa"/>
-              <w:right w:w="100" w:type="dxa"/>
-            </w:tcMar>
-          </w:tcPr>
-          <w:p>
-            <w:pPr>
-              <w:widowControl w:val="0"/>
-              <w:pBdr>
-                <w:top w:val="nil"/>
-                <w:left w:val="nil"/>
-                <w:bottom w:val="nil"/>
-                <w:right w:val="nil"/>
-                <w:between w:val="nil"/>
-              </w:pBdr>
-              <w:spacing w:line="240" w:lineRule="auto"/>
-            </w:pPr>
-          </w:p>
-        </w:tc>
-        <w:tc>
-          <w:tcPr>
-            <w:tcW w:w="415" w:type="dxa"/>
-            <w:shd w:val="clear" w:color="auto" w:fill="auto"/>
-            <w:tcMar>
-              <w:top w:w="100" w:type="dxa"/>
-              <w:left w:w="100" w:type="dxa"/>
-              <w:bottom w:w="100" w:type="dxa"/>
-              <w:right w:w="100" w:type="dxa"/>
-            </w:tcMar>
-          </w:tcPr>
-          <w:p>
-            <w:pPr>
-              <w:widowControl w:val="0"/>
-              <w:pBdr>
-                <w:top w:val="nil"/>
-                <w:left w:val="nil"/>
-                <w:bottom w:val="nil"/>
-                <w:right w:val="nil"/>
-                <w:between w:val="nil"/>
-              </w:pBdr>
-              <w:spacing w:line="240" w:lineRule="auto"/>
-            </w:pPr>
-          </w:p>
-        </w:tc>
-        <w:tc>
-          <w:tcPr>
-            <w:tcW w:w="415" w:type="dxa"/>
-            <w:shd w:val="clear" w:color="auto" w:fill="auto"/>
-            <w:tcMar>
-              <w:top w:w="100" w:type="dxa"/>
-              <w:left w:w="100" w:type="dxa"/>
-              <w:bottom w:w="100" w:type="dxa"/>
-              <w:right w:w="100" w:type="dxa"/>
-            </w:tcMar>
-          </w:tcPr>
-          <w:p>
-            <w:pPr>
-              <w:widowControl w:val="0"/>
-              <w:pBdr>
-                <w:top w:val="nil"/>
-                <w:left w:val="nil"/>
-                <w:bottom w:val="nil"/>
-                <w:right w:val="nil"/>
-                <w:between w:val="nil"/>
-              </w:pBdr>
-              <w:spacing w:line="240" w:lineRule="auto"/>
-            </w:pPr>
-          </w:p>
-        </w:tc>
-        <w:tc>
-          <w:tcPr>
-            <w:tcW w:w="415" w:type="dxa"/>
-            <w:shd w:val="clear" w:color="auto" w:fill="auto"/>
-            <w:tcMar>
-              <w:top w:w="100" w:type="dxa"/>
-              <w:left w:w="100" w:type="dxa"/>
-              <w:bottom w:w="100" w:type="dxa"/>
-              <w:right w:w="100" w:type="dxa"/>
-            </w:tcMar>
-          </w:tcPr>
-          <w:p>
-            <w:pPr>
-              <w:widowControl w:val="0"/>
-              <w:pBdr>
-                <w:top w:val="nil"/>
-                <w:left w:val="nil"/>
-                <w:bottom w:val="nil"/>
-                <w:right w:val="nil"/>
-                <w:between w:val="nil"/>
-              </w:pBdr>
-              <w:spacing w:line="240" w:lineRule="auto"/>
-            </w:pPr>
-          </w:p>
-        </w:tc>
-        <w:tc>
-          <w:tcPr>
-            <w:tcW w:w="415" w:type="dxa"/>
-            <w:shd w:val="clear" w:color="auto" w:fill="auto"/>
-            <w:tcMar>
-              <w:top w:w="100" w:type="dxa"/>
-              <w:left w:w="100" w:type="dxa"/>
-              <w:bottom w:w="100" w:type="dxa"/>
-              <w:right w:w="100" w:type="dxa"/>
-            </w:tcMar>
-          </w:tcPr>
-          <w:p>
-            <w:pPr>
-              <w:widowControl w:val="0"/>
-              <w:pBdr>
-                <w:top w:val="nil"/>
-                <w:left w:val="nil"/>
-                <w:bottom w:val="nil"/>
-                <w:right w:val="nil"/>
-                <w:between w:val="nil"/>
-              </w:pBdr>
-              <w:spacing w:line="240" w:lineRule="auto"/>
-            </w:pPr>
-          </w:p>
-        </w:tc>
-        <w:tc>
-          <w:tcPr>
-            <w:tcW w:w="415" w:type="dxa"/>
-            <w:shd w:val="clear" w:color="auto" w:fill="auto"/>
-            <w:tcMar>
-              <w:top w:w="100" w:type="dxa"/>
-              <w:left w:w="100" w:type="dxa"/>
-              <w:bottom w:w="100" w:type="dxa"/>
-              <w:right w:w="100" w:type="dxa"/>
-            </w:tcMar>
-          </w:tcPr>
-          <w:p>
-            <w:pPr>
-              <w:widowControl w:val="0"/>
-              <w:pBdr>
-                <w:top w:val="nil"/>
-                <w:left w:val="nil"/>
-                <w:bottom w:val="nil"/>
-                <w:right w:val="nil"/>
-                <w:between w:val="nil"/>
-              </w:pBdr>
-              <w:spacing w:line="240" w:lineRule="auto"/>
-            </w:pPr>
-          </w:p>
-        </w:tc>
-        <w:tc>
-          <w:tcPr>
-            <w:tcW w:w="415" w:type="dxa"/>
-            <w:shd w:val="clear" w:color="auto" w:fill="auto"/>
-            <w:tcMar>
-              <w:top w:w="100" w:type="dxa"/>
-              <w:left w:w="100" w:type="dxa"/>
-              <w:bottom w:w="100" w:type="dxa"/>
-              <w:right w:w="100" w:type="dxa"/>
-            </w:tcMar>
-          </w:tcPr>
-          <w:p>
-            <w:pPr>
-              <w:widowControl w:val="0"/>
-              <w:pBdr>
-                <w:top w:val="nil"/>
-                <w:left w:val="nil"/>
-                <w:bottom w:val="nil"/>
-                <w:right w:val="nil"/>
-                <w:between w:val="nil"/>
-              </w:pBdr>
-              <w:spacing w:line="240" w:lineRule="auto"/>
-            </w:pPr>
-          </w:p>
-        </w:tc>
-        <w:tc>
-          <w:tcPr>
-            <w:tcW w:w="415" w:type="dxa"/>
-            <w:shd w:val="clear" w:color="auto" w:fill="auto"/>
-            <w:tcMar>
-              <w:top w:w="100" w:type="dxa"/>
-              <w:left w:w="100" w:type="dxa"/>
-              <w:bottom w:w="100" w:type="dxa"/>
-              <w:right w:w="100" w:type="dxa"/>
-            </w:tcMar>
-          </w:tcPr>
-          <w:p>
-            <w:pPr>
-              <w:widowControl w:val="0"/>
-              <w:pBdr>
-                <w:top w:val="nil"/>
-                <w:left w:val="nil"/>
-                <w:bottom w:val="nil"/>
-                <w:right w:val="nil"/>
-                <w:between w:val="nil"/>
-              </w:pBdr>
-              <w:spacing w:line="240" w:lineRule="auto"/>
-            </w:pPr>
-          </w:p>
-        </w:tc>
-        <w:tc>
-          <w:tcPr>
-            <w:tcW w:w="415" w:type="dxa"/>
-            <w:shd w:val="clear" w:color="auto" w:fill="auto"/>
-            <w:tcMar>
-              <w:top w:w="100" w:type="dxa"/>
-              <w:left w:w="100" w:type="dxa"/>
-              <w:bottom w:w="100" w:type="dxa"/>
-              <w:right w:w="100" w:type="dxa"/>
-            </w:tcMar>
-          </w:tcPr>
-          <w:p>
-            <w:pPr>
-              <w:widowControl w:val="0"/>
-              <w:pBdr>
-                <w:top w:val="nil"/>
-                <w:left w:val="nil"/>
-                <w:bottom w:val="nil"/>
-                <w:right w:val="nil"/>
-                <w:between w:val="nil"/>
-              </w:pBdr>
-              <w:spacing w:line="240" w:lineRule="auto"/>
-            </w:pPr>
-          </w:p>
-        </w:tc>
-        <w:tc>
-          <w:tcPr>
-            <w:tcW w:w="415" w:type="dxa"/>
-            <w:shd w:val="clear" w:color="auto" w:fill="auto"/>
-            <w:tcMar>
-              <w:top w:w="100" w:type="dxa"/>
-              <w:left w:w="100" w:type="dxa"/>
-              <w:bottom w:w="100" w:type="dxa"/>
-              <w:right w:w="100" w:type="dxa"/>
-            </w:tcMar>
-          </w:tcPr>
-          <w:p>
-            <w:pPr>
-              <w:widowControl w:val="0"/>
-              <w:pBdr>
-                <w:top w:val="nil"/>
-                <w:left w:val="nil"/>
-                <w:bottom w:val="nil"/>
-                <w:right w:val="nil"/>
-                <w:between w:val="nil"/>
-              </w:pBdr>
-              <w:spacing w:line="240" w:lineRule="auto"/>
-            </w:pPr>
-          </w:p>
-        </w:tc>
-        <w:tc>
-          <w:tcPr>
-            <w:tcW w:w="415" w:type="dxa"/>
-            <w:shd w:val="clear" w:color="auto" w:fill="auto"/>
-            <w:tcMar>
-              <w:top w:w="100" w:type="dxa"/>
-              <w:left w:w="100" w:type="dxa"/>
-              <w:bottom w:w="100" w:type="dxa"/>
-              <w:right w:w="100" w:type="dxa"/>
-            </w:tcMar>
-          </w:tcPr>
-          <w:p>
-            <w:pPr>
-              <w:widowControl w:val="0"/>
-              <w:pBdr>
-                <w:top w:val="nil"/>
-                <w:left w:val="nil"/>
-                <w:bottom w:val="nil"/>
-                <w:right w:val="nil"/>
-                <w:between w:val="nil"/>
-              </w:pBdr>
-              <w:spacing w:line="240" w:lineRule="auto"/>
-            </w:pPr>
-          </w:p>
-        </w:tc>
-        <w:tc>
-          <w:tcPr>
-            <w:tcW w:w="415" w:type="dxa"/>
-            <w:shd w:val="clear" w:color="auto" w:fill="auto"/>
-            <w:tcMar>
-              <w:top w:w="100" w:type="dxa"/>
-              <w:left w:w="100" w:type="dxa"/>
-              <w:bottom w:w="100" w:type="dxa"/>
-              <w:right w:w="100" w:type="dxa"/>
-            </w:tcMar>
-          </w:tcPr>
-          <w:p>
-            <w:pPr>
-              <w:widowControl w:val="0"/>
-              <w:pBdr>
-                <w:top w:val="nil"/>
-                <w:left w:val="nil"/>
-                <w:bottom w:val="nil"/>
-                <w:right w:val="nil"/>
-                <w:between w:val="nil"/>
-              </w:pBdr>
-              <w:spacing w:line="240" w:lineRule="auto"/>
-            </w:pPr>
-          </w:p>
-        </w:tc>
-        <w:tc>
-          <w:tcPr>
-            <w:tcW w:w="415" w:type="dxa"/>
-            <w:shd w:val="clear" w:color="auto" w:fill="auto"/>
-            <w:tcMar>
-              <w:top w:w="100" w:type="dxa"/>
-              <w:left w:w="100" w:type="dxa"/>
-              <w:bottom w:w="100" w:type="dxa"/>
-              <w:right w:w="100" w:type="dxa"/>
-            </w:tcMar>
-          </w:tcPr>
-          <w:p>
-            <w:pPr>
-              <w:widowControl w:val="0"/>
-              <w:pBdr>
-                <w:top w:val="nil"/>
-                <w:left w:val="nil"/>
-                <w:bottom w:val="nil"/>
-                <w:right w:val="nil"/>
-                <w:between w:val="nil"/>
-              </w:pBdr>
-              <w:spacing w:line="240" w:lineRule="auto"/>
-            </w:pPr>
-          </w:p>
-        </w:tc>
-        <w:tc>
-          <w:tcPr>
-            <w:tcW w:w="415" w:type="dxa"/>
-            <w:shd w:val="clear" w:color="auto" w:fill="auto"/>
-            <w:tcMar>
-              <w:top w:w="100" w:type="dxa"/>
-              <w:left w:w="100" w:type="dxa"/>
-              <w:bottom w:w="100" w:type="dxa"/>
-              <w:right w:w="100" w:type="dxa"/>
-            </w:tcMar>
-          </w:tcPr>
-          <w:p>
-            <w:pPr>
-              <w:widowControl w:val="0"/>
-              <w:pBdr>
-                <w:top w:val="nil"/>
-                <w:left w:val="nil"/>
-                <w:bottom w:val="nil"/>
-                <w:right w:val="nil"/>
-                <w:between w:val="nil"/>
-              </w:pBdr>
-              <w:spacing w:line="240" w:lineRule="auto"/>
-            </w:pPr>
-          </w:p>
-        </w:tc>
-      </w:tr>
-      <w:tr>
-        <w:tc>
-          <w:tcPr>
-            <w:tcW w:w="415" w:type="dxa"/>
-            <w:shd w:val="clear" w:color="auto" w:fill="auto"/>
-            <w:tcMar>
-              <w:top w:w="100" w:type="dxa"/>
-              <w:left w:w="100" w:type="dxa"/>
-              <w:bottom w:w="100" w:type="dxa"/>
-              <w:right w:w="100" w:type="dxa"/>
-            </w:tcMar>
-          </w:tcPr>
-          <w:p>
-            <w:pPr>
-              <w:widowControl w:val="0"/>
-              <w:pBdr>
-                <w:top w:val="nil"/>
-                <w:left w:val="nil"/>
-                <w:bottom w:val="nil"/>
-                <w:right w:val="nil"/>
-                <w:between w:val="nil"/>
-              </w:pBdr>
-              <w:spacing w:line="240" w:lineRule="auto"/>
-            </w:pPr>
-          </w:p>
-        </w:tc>
-        <w:tc>
-          <w:tcPr>
-            <w:tcW w:w="415" w:type="dxa"/>
-            <w:shd w:val="clear" w:color="auto" w:fill="auto"/>
-            <w:tcMar>
-              <w:top w:w="100" w:type="dxa"/>
-              <w:left w:w="100" w:type="dxa"/>
-              <w:bottom w:w="100" w:type="dxa"/>
-              <w:right w:w="100" w:type="dxa"/>
-            </w:tcMar>
-          </w:tcPr>
-          <w:p>
-            <w:pPr>
-              <w:widowControl w:val="0"/>
-              <w:pBdr>
-                <w:top w:val="nil"/>
-                <w:left w:val="nil"/>
-                <w:bottom w:val="nil"/>
-                <w:right w:val="nil"/>
-                <w:between w:val="nil"/>
-              </w:pBdr>
-              <w:spacing w:line="240" w:lineRule="auto"/>
-            </w:pPr>
-          </w:p>
-        </w:tc>
-        <w:tc>
-          <w:tcPr>
-            <w:tcW w:w="415" w:type="dxa"/>
-            <w:shd w:val="clear" w:color="auto" w:fill="auto"/>
-            <w:tcMar>
-              <w:top w:w="100" w:type="dxa"/>
-              <w:left w:w="100" w:type="dxa"/>
-              <w:bottom w:w="100" w:type="dxa"/>
-              <w:right w:w="100" w:type="dxa"/>
-            </w:tcMar>
-          </w:tcPr>
-          <w:p>
-            <w:pPr>
-              <w:widowControl w:val="0"/>
-              <w:pBdr>
-                <w:top w:val="nil"/>
-                <w:left w:val="nil"/>
-                <w:bottom w:val="nil"/>
-                <w:right w:val="nil"/>
-                <w:between w:val="nil"/>
-              </w:pBdr>
-              <w:spacing w:line="240" w:lineRule="auto"/>
-            </w:pPr>
-          </w:p>
-        </w:tc>
-        <w:tc>
-          <w:tcPr>
-            <w:tcW w:w="415" w:type="dxa"/>
-            <w:shd w:val="clear" w:color="auto" w:fill="auto"/>
-            <w:tcMar>
-              <w:top w:w="100" w:type="dxa"/>
-              <w:left w:w="100" w:type="dxa"/>
-              <w:bottom w:w="100" w:type="dxa"/>
-              <w:right w:w="100" w:type="dxa"/>
-            </w:tcMar>
-          </w:tcPr>
-          <w:p>
-            <w:pPr>
-              <w:widowControl w:val="0"/>
-              <w:pBdr>
-                <w:top w:val="nil"/>
-                <w:left w:val="nil"/>
-                <w:bottom w:val="nil"/>
-                <w:right w:val="nil"/>
-                <w:between w:val="nil"/>
-              </w:pBdr>
-              <w:spacing w:line="240" w:lineRule="auto"/>
-            </w:pPr>
-          </w:p>
-        </w:tc>
-        <w:tc>
-          <w:tcPr>
-            <w:tcW w:w="415" w:type="dxa"/>
-            <w:shd w:val="clear" w:color="auto" w:fill="auto"/>
-            <w:tcMar>
-              <w:top w:w="100" w:type="dxa"/>
-              <w:left w:w="100" w:type="dxa"/>
-              <w:bottom w:w="100" w:type="dxa"/>
-              <w:right w:w="100" w:type="dxa"/>
-            </w:tcMar>
-          </w:tcPr>
-          <w:p>
-            <w:pPr>
-              <w:widowControl w:val="0"/>
-              <w:pBdr>
-                <w:top w:val="nil"/>
-                <w:left w:val="nil"/>
-                <w:bottom w:val="nil"/>
-                <w:right w:val="nil"/>
-                <w:between w:val="nil"/>
-              </w:pBdr>
-              <w:spacing w:line="240" w:lineRule="auto"/>
-            </w:pPr>
-          </w:p>
-        </w:tc>
-        <w:tc>
-          <w:tcPr>
-            <w:tcW w:w="415" w:type="dxa"/>
-            <w:shd w:val="clear" w:color="auto" w:fill="auto"/>
-            <w:tcMar>
-              <w:top w:w="100" w:type="dxa"/>
-              <w:left w:w="100" w:type="dxa"/>
-              <w:bottom w:w="100" w:type="dxa"/>
-              <w:right w:w="100" w:type="dxa"/>
-            </w:tcMar>
-          </w:tcPr>
-          <w:p>
-            <w:pPr>
-              <w:widowControl w:val="0"/>
-              <w:pBdr>
-                <w:top w:val="nil"/>
-                <w:left w:val="nil"/>
-                <w:bottom w:val="nil"/>
-                <w:right w:val="nil"/>
-                <w:between w:val="nil"/>
-              </w:pBdr>
-              <w:spacing w:line="240" w:lineRule="auto"/>
-            </w:pPr>
-          </w:p>
-        </w:tc>
-        <w:tc>
-          <w:tcPr>
-            <w:tcW w:w="415" w:type="dxa"/>
-            <w:shd w:val="clear" w:color="auto" w:fill="auto"/>
-            <w:tcMar>
-              <w:top w:w="100" w:type="dxa"/>
-              <w:left w:w="100" w:type="dxa"/>
-              <w:bottom w:w="100" w:type="dxa"/>
-              <w:right w:w="100" w:type="dxa"/>
-            </w:tcMar>
-          </w:tcPr>
-          <w:p>
-            <w:pPr>
-              <w:widowControl w:val="0"/>
-              <w:pBdr>
-                <w:top w:val="nil"/>
-                <w:left w:val="nil"/>
-                <w:bottom w:val="nil"/>
-                <w:right w:val="nil"/>
-                <w:between w:val="nil"/>
-              </w:pBdr>
-              <w:spacing w:line="240" w:lineRule="auto"/>
-            </w:pPr>
-          </w:p>
-        </w:tc>
-        <w:tc>
-          <w:tcPr>
-            <w:tcW w:w="415" w:type="dxa"/>
-            <w:shd w:val="clear" w:color="auto" w:fill="auto"/>
-            <w:tcMar>
-              <w:top w:w="100" w:type="dxa"/>
-              <w:left w:w="100" w:type="dxa"/>
-              <w:bottom w:w="100" w:type="dxa"/>
-              <w:right w:w="100" w:type="dxa"/>
-            </w:tcMar>
-          </w:tcPr>
-          <w:p>
-            <w:pPr>
-              <w:widowControl w:val="0"/>
-              <w:pBdr>
-                <w:top w:val="nil"/>
-                <w:left w:val="nil"/>
-                <w:bottom w:val="nil"/>
-                <w:right w:val="nil"/>
-                <w:between w:val="nil"/>
-              </w:pBdr>
-              <w:spacing w:line="240" w:lineRule="auto"/>
-            </w:pPr>
-          </w:p>
-        </w:tc>
-        <w:tc>
-          <w:tcPr>
-            <w:tcW w:w="415" w:type="dxa"/>
-            <w:shd w:val="clear" w:color="auto" w:fill="auto"/>
-            <w:tcMar>
-              <w:top w:w="100" w:type="dxa"/>
-              <w:left w:w="100" w:type="dxa"/>
-              <w:bottom w:w="100" w:type="dxa"/>
-              <w:right w:w="100" w:type="dxa"/>
-            </w:tcMar>
-          </w:tcPr>
-          <w:p>
-            <w:pPr>
-              <w:widowControl w:val="0"/>
-              <w:pBdr>
-                <w:top w:val="nil"/>
-                <w:left w:val="nil"/>
-                <w:bottom w:val="nil"/>
-                <w:right w:val="nil"/>
-                <w:between w:val="nil"/>
-              </w:pBdr>
-              <w:spacing w:line="240" w:lineRule="auto"/>
-            </w:pPr>
-          </w:p>
-        </w:tc>
-        <w:tc>
-          <w:tcPr>
-            <w:tcW w:w="415" w:type="dxa"/>
-            <w:shd w:val="clear" w:color="auto" w:fill="auto"/>
-            <w:tcMar>
-              <w:top w:w="100" w:type="dxa"/>
-              <w:left w:w="100" w:type="dxa"/>
-              <w:bottom w:w="100" w:type="dxa"/>
-              <w:right w:w="100" w:type="dxa"/>
-            </w:tcMar>
-          </w:tcPr>
-          <w:p>
-            <w:pPr>
-              <w:widowControl w:val="0"/>
-              <w:pBdr>
-                <w:top w:val="nil"/>
-                <w:left w:val="nil"/>
-                <w:bottom w:val="nil"/>
-                <w:right w:val="nil"/>
-                <w:between w:val="nil"/>
-              </w:pBdr>
-              <w:spacing w:line="240" w:lineRule="auto"/>
-            </w:pPr>
-          </w:p>
-        </w:tc>
-        <w:tc>
-          <w:tcPr>
-            <w:tcW w:w="415" w:type="dxa"/>
-            <w:shd w:val="clear" w:color="auto" w:fill="auto"/>
-            <w:tcMar>
-              <w:top w:w="100" w:type="dxa"/>
-              <w:left w:w="100" w:type="dxa"/>
-              <w:bottom w:w="100" w:type="dxa"/>
-              <w:right w:w="100" w:type="dxa"/>
-            </w:tcMar>
-          </w:tcPr>
-          <w:p>
-            <w:pPr>
-              <w:widowControl w:val="0"/>
-              <w:pBdr>
-                <w:top w:val="nil"/>
-                <w:left w:val="nil"/>
-                <w:bottom w:val="nil"/>
-                <w:right w:val="nil"/>
-                <w:between w:val="nil"/>
-              </w:pBdr>
-              <w:spacing w:line="240" w:lineRule="auto"/>
-            </w:pPr>
-          </w:p>
-        </w:tc>
-        <w:tc>
-          <w:tcPr>
-            <w:tcW w:w="415" w:type="dxa"/>
-            <w:shd w:val="clear" w:color="auto" w:fill="auto"/>
-            <w:tcMar>
-              <w:top w:w="100" w:type="dxa"/>
-              <w:left w:w="100" w:type="dxa"/>
-              <w:bottom w:w="100" w:type="dxa"/>
-              <w:right w:w="100" w:type="dxa"/>
-            </w:tcMar>
-          </w:tcPr>
-          <w:p>
-            <w:pPr>
-              <w:widowControl w:val="0"/>
-              <w:pBdr>
-                <w:top w:val="nil"/>
-                <w:left w:val="nil"/>
-                <w:bottom w:val="nil"/>
-                <w:right w:val="nil"/>
-                <w:between w:val="nil"/>
-              </w:pBdr>
-              <w:spacing w:line="240" w:lineRule="auto"/>
-            </w:pPr>
-          </w:p>
-        </w:tc>
-        <w:tc>
-          <w:tcPr>
-            <w:tcW w:w="415" w:type="dxa"/>
-            <w:shd w:val="clear" w:color="auto" w:fill="auto"/>
-            <w:tcMar>
-              <w:top w:w="100" w:type="dxa"/>
-              <w:left w:w="100" w:type="dxa"/>
-              <w:bottom w:w="100" w:type="dxa"/>
-              <w:right w:w="100" w:type="dxa"/>
-            </w:tcMar>
-          </w:tcPr>
-          <w:p>
-            <w:pPr>
-              <w:widowControl w:val="0"/>
-              <w:pBdr>
-                <w:top w:val="nil"/>
-                <w:left w:val="nil"/>
-                <w:bottom w:val="nil"/>
-                <w:right w:val="nil"/>
-                <w:between w:val="nil"/>
-              </w:pBdr>
-              <w:spacing w:line="240" w:lineRule="auto"/>
-            </w:pPr>
-          </w:p>
-        </w:tc>
-        <w:tc>
-          <w:tcPr>
-            <w:tcW w:w="415" w:type="dxa"/>
-            <w:shd w:val="clear" w:color="auto" w:fill="auto"/>
-            <w:tcMar>
-              <w:top w:w="100" w:type="dxa"/>
-              <w:left w:w="100" w:type="dxa"/>
-              <w:bottom w:w="100" w:type="dxa"/>
-              <w:right w:w="100" w:type="dxa"/>
-            </w:tcMar>
-          </w:tcPr>
-          <w:p>
-            <w:pPr>
-              <w:widowControl w:val="0"/>
-              <w:pBdr>
-                <w:top w:val="nil"/>
-                <w:left w:val="nil"/>
-                <w:bottom w:val="nil"/>
-                <w:right w:val="nil"/>
-                <w:between w:val="nil"/>
-              </w:pBdr>
-              <w:spacing w:line="240" w:lineRule="auto"/>
-            </w:pPr>
-          </w:p>
-        </w:tc>
-        <w:tc>
-          <w:tcPr>
-            <w:tcW w:w="415" w:type="dxa"/>
-            <w:shd w:val="clear" w:color="auto" w:fill="auto"/>
-            <w:tcMar>
-              <w:top w:w="100" w:type="dxa"/>
-              <w:left w:w="100" w:type="dxa"/>
-              <w:bottom w:w="100" w:type="dxa"/>
-              <w:right w:w="100" w:type="dxa"/>
-            </w:tcMar>
-          </w:tcPr>
-          <w:p>
-            <w:pPr>
-              <w:widowControl w:val="0"/>
-              <w:pBdr>
-                <w:top w:val="nil"/>
-                <w:left w:val="nil"/>
-                <w:bottom w:val="nil"/>
-                <w:right w:val="nil"/>
-                <w:between w:val="nil"/>
-              </w:pBdr>
-              <w:spacing w:line="240" w:lineRule="auto"/>
-            </w:pPr>
-          </w:p>
-        </w:tc>
-        <w:tc>
-          <w:tcPr>
-            <w:tcW w:w="415" w:type="dxa"/>
-            <w:shd w:val="clear" w:color="auto" w:fill="auto"/>
-            <w:tcMar>
-              <w:top w:w="100" w:type="dxa"/>
-              <w:left w:w="100" w:type="dxa"/>
-              <w:bottom w:w="100" w:type="dxa"/>
-              <w:right w:w="100" w:type="dxa"/>
-            </w:tcMar>
-          </w:tcPr>
-          <w:p>
-            <w:pPr>
-              <w:widowControl w:val="0"/>
-              <w:pBdr>
-                <w:top w:val="nil"/>
-                <w:left w:val="nil"/>
-                <w:bottom w:val="nil"/>
-                <w:right w:val="nil"/>
-                <w:between w:val="nil"/>
-              </w:pBdr>
-              <w:spacing w:line="240" w:lineRule="auto"/>
-            </w:pPr>
-          </w:p>
-        </w:tc>
-        <w:tc>
-          <w:tcPr>
-            <w:tcW w:w="415" w:type="dxa"/>
-            <w:shd w:val="clear" w:color="auto" w:fill="auto"/>
-            <w:tcMar>
-              <w:top w:w="100" w:type="dxa"/>
-              <w:left w:w="100" w:type="dxa"/>
-              <w:bottom w:w="100" w:type="dxa"/>
-              <w:right w:w="100" w:type="dxa"/>
-            </w:tcMar>
-          </w:tcPr>
-          <w:p>
-            <w:pPr>
-              <w:widowControl w:val="0"/>
-              <w:pBdr>
-                <w:top w:val="nil"/>
-                <w:left w:val="nil"/>
-                <w:bottom w:val="nil"/>
-                <w:right w:val="nil"/>
-                <w:between w:val="nil"/>
-              </w:pBdr>
-              <w:spacing w:line="240" w:lineRule="auto"/>
-            </w:pPr>
-          </w:p>
-        </w:tc>
-        <w:tc>
-          <w:tcPr>
-            <w:tcW w:w="415" w:type="dxa"/>
-            <w:shd w:val="clear" w:color="auto" w:fill="auto"/>
-            <w:tcMar>
-              <w:top w:w="100" w:type="dxa"/>
-              <w:left w:w="100" w:type="dxa"/>
-              <w:bottom w:w="100" w:type="dxa"/>
-              <w:right w:w="100" w:type="dxa"/>
-            </w:tcMar>
-          </w:tcPr>
-          <w:p>
-            <w:pPr>
-              <w:widowControl w:val="0"/>
-              <w:pBdr>
-                <w:top w:val="nil"/>
-                <w:left w:val="nil"/>
-                <w:bottom w:val="nil"/>
-                <w:right w:val="nil"/>
-                <w:between w:val="nil"/>
-              </w:pBdr>
-              <w:spacing w:line="240" w:lineRule="auto"/>
-            </w:pPr>
-          </w:p>
-        </w:tc>
-        <w:tc>
-          <w:tcPr>
-            <w:tcW w:w="415" w:type="dxa"/>
-            <w:shd w:val="clear" w:color="auto" w:fill="auto"/>
-            <w:tcMar>
-              <w:top w:w="100" w:type="dxa"/>
-              <w:left w:w="100" w:type="dxa"/>
-              <w:bottom w:w="100" w:type="dxa"/>
-              <w:right w:w="100" w:type="dxa"/>
-            </w:tcMar>
-          </w:tcPr>
-          <w:p>
-            <w:pPr>
-              <w:widowControl w:val="0"/>
-              <w:pBdr>
-                <w:top w:val="nil"/>
-                <w:left w:val="nil"/>
-                <w:bottom w:val="nil"/>
-                <w:right w:val="nil"/>
-                <w:between w:val="nil"/>
-              </w:pBdr>
-              <w:spacing w:line="240" w:lineRule="auto"/>
-            </w:pPr>
-          </w:p>
-        </w:tc>
-        <w:tc>
-          <w:tcPr>
-            <w:tcW w:w="415" w:type="dxa"/>
-            <w:shd w:val="clear" w:color="auto" w:fill="auto"/>
-            <w:tcMar>
-              <w:top w:w="100" w:type="dxa"/>
-              <w:left w:w="100" w:type="dxa"/>
-              <w:bottom w:w="100" w:type="dxa"/>
-              <w:right w:w="100" w:type="dxa"/>
-            </w:tcMar>
-          </w:tcPr>
-          <w:p>
-            <w:pPr>
-              <w:widowControl w:val="0"/>
-              <w:pBdr>
-                <w:top w:val="nil"/>
-                <w:left w:val="nil"/>
-                <w:bottom w:val="nil"/>
-                <w:right w:val="nil"/>
-                <w:between w:val="nil"/>
-              </w:pBdr>
-              <w:spacing w:line="240" w:lineRule="auto"/>
-            </w:pPr>
-          </w:p>
-        </w:tc>
-      </w:tr>
-      <w:tr>
-        <w:tc>
-          <w:tcPr>
-            <w:tcW w:w="415" w:type="dxa"/>
-            <w:shd w:val="clear" w:color="auto" w:fill="auto"/>
-            <w:tcMar>
-              <w:top w:w="100" w:type="dxa"/>
-              <w:left w:w="100" w:type="dxa"/>
-              <w:bottom w:w="100" w:type="dxa"/>
-              <w:right w:w="100" w:type="dxa"/>
-            </w:tcMar>
-          </w:tcPr>
-          <w:p>
-            <w:pPr>
-              <w:widowControl w:val="0"/>
-              <w:pBdr>
-                <w:top w:val="nil"/>
-                <w:left w:val="nil"/>
-                <w:bottom w:val="nil"/>
-                <w:right w:val="nil"/>
-                <w:between w:val="nil"/>
-              </w:pBdr>
-              <w:spacing w:line="240" w:lineRule="auto"/>
-            </w:pPr>
-          </w:p>
-        </w:tc>
-        <w:tc>
-          <w:tcPr>
-            <w:tcW w:w="415" w:type="dxa"/>
-            <w:shd w:val="clear" w:color="auto" w:fill="auto"/>
-            <w:tcMar>
-              <w:top w:w="100" w:type="dxa"/>
-              <w:left w:w="100" w:type="dxa"/>
-              <w:bottom w:w="100" w:type="dxa"/>
-              <w:right w:w="100" w:type="dxa"/>
-            </w:tcMar>
-          </w:tcPr>
-          <w:p>
-            <w:pPr>
-              <w:widowControl w:val="0"/>
-              <w:pBdr>
-                <w:top w:val="nil"/>
-                <w:left w:val="nil"/>
-                <w:bottom w:val="nil"/>
-                <w:right w:val="nil"/>
-                <w:between w:val="nil"/>
-              </w:pBdr>
-              <w:spacing w:line="240" w:lineRule="auto"/>
-            </w:pPr>
-          </w:p>
-        </w:tc>
-        <w:tc>
-          <w:tcPr>
-            <w:tcW w:w="415" w:type="dxa"/>
-            <w:shd w:val="clear" w:color="auto" w:fill="auto"/>
-            <w:tcMar>
-              <w:top w:w="100" w:type="dxa"/>
-              <w:left w:w="100" w:type="dxa"/>
-              <w:bottom w:w="100" w:type="dxa"/>
-              <w:right w:w="100" w:type="dxa"/>
-            </w:tcMar>
-          </w:tcPr>
-          <w:p>
-            <w:pPr>
-              <w:widowControl w:val="0"/>
-              <w:pBdr>
-                <w:top w:val="nil"/>
-                <w:left w:val="nil"/>
-                <w:bottom w:val="nil"/>
-                <w:right w:val="nil"/>
-                <w:between w:val="nil"/>
-              </w:pBdr>
-              <w:spacing w:line="240" w:lineRule="auto"/>
-            </w:pPr>
-          </w:p>
-        </w:tc>
-        <w:tc>
-          <w:tcPr>
-            <w:tcW w:w="415" w:type="dxa"/>
-            <w:shd w:val="clear" w:color="auto" w:fill="auto"/>
-            <w:tcMar>
-              <w:top w:w="100" w:type="dxa"/>
-              <w:left w:w="100" w:type="dxa"/>
-              <w:bottom w:w="100" w:type="dxa"/>
-              <w:right w:w="100" w:type="dxa"/>
-            </w:tcMar>
-          </w:tcPr>
-          <w:p>
-            <w:pPr>
-              <w:widowControl w:val="0"/>
-              <w:pBdr>
-                <w:top w:val="nil"/>
-                <w:left w:val="nil"/>
-                <w:bottom w:val="nil"/>
-                <w:right w:val="nil"/>
-                <w:between w:val="nil"/>
-              </w:pBdr>
-              <w:spacing w:line="240" w:lineRule="auto"/>
-            </w:pPr>
-          </w:p>
-        </w:tc>
-        <w:tc>
-          <w:tcPr>
-            <w:tcW w:w="415" w:type="dxa"/>
-            <w:shd w:val="clear" w:color="auto" w:fill="auto"/>
-            <w:tcMar>
-              <w:top w:w="100" w:type="dxa"/>
-              <w:left w:w="100" w:type="dxa"/>
-              <w:bottom w:w="100" w:type="dxa"/>
-              <w:right w:w="100" w:type="dxa"/>
-            </w:tcMar>
-          </w:tcPr>
-          <w:p>
-            <w:pPr>
-              <w:widowControl w:val="0"/>
-              <w:pBdr>
-                <w:top w:val="nil"/>
-                <w:left w:val="nil"/>
-                <w:bottom w:val="nil"/>
-                <w:right w:val="nil"/>
-                <w:between w:val="nil"/>
-              </w:pBdr>
-              <w:spacing w:line="240" w:lineRule="auto"/>
-            </w:pPr>
-          </w:p>
-        </w:tc>
-        <w:tc>
-          <w:tcPr>
-            <w:tcW w:w="415" w:type="dxa"/>
-            <w:shd w:val="clear" w:color="auto" w:fill="auto"/>
-            <w:tcMar>
-              <w:top w:w="100" w:type="dxa"/>
-              <w:left w:w="100" w:type="dxa"/>
-              <w:bottom w:w="100" w:type="dxa"/>
-              <w:right w:w="100" w:type="dxa"/>
-            </w:tcMar>
-          </w:tcPr>
-          <w:p>
-            <w:pPr>
-              <w:widowControl w:val="0"/>
-              <w:pBdr>
-                <w:top w:val="nil"/>
-                <w:left w:val="nil"/>
-                <w:bottom w:val="nil"/>
-                <w:right w:val="nil"/>
-                <w:between w:val="nil"/>
-              </w:pBdr>
-              <w:spacing w:line="240" w:lineRule="auto"/>
-            </w:pPr>
-          </w:p>
-        </w:tc>
-        <w:tc>
-          <w:tcPr>
-            <w:tcW w:w="415" w:type="dxa"/>
-            <w:shd w:val="clear" w:color="auto" w:fill="auto"/>
-            <w:tcMar>
-              <w:top w:w="100" w:type="dxa"/>
-              <w:left w:w="100" w:type="dxa"/>
-              <w:bottom w:w="100" w:type="dxa"/>
-              <w:right w:w="100" w:type="dxa"/>
-            </w:tcMar>
-          </w:tcPr>
-          <w:p>
-            <w:pPr>
-              <w:widowControl w:val="0"/>
-              <w:pBdr>
-                <w:top w:val="nil"/>
-                <w:left w:val="nil"/>
-                <w:bottom w:val="nil"/>
-                <w:right w:val="nil"/>
-                <w:between w:val="nil"/>
-              </w:pBdr>
-              <w:spacing w:line="240" w:lineRule="auto"/>
-            </w:pPr>
-          </w:p>
-        </w:tc>
-        <w:tc>
-          <w:tcPr>
-            <w:tcW w:w="415" w:type="dxa"/>
-            <w:shd w:val="clear" w:color="auto" w:fill="auto"/>
-            <w:tcMar>
-              <w:top w:w="100" w:type="dxa"/>
-              <w:left w:w="100" w:type="dxa"/>
-              <w:bottom w:w="100" w:type="dxa"/>
-              <w:right w:w="100" w:type="dxa"/>
-            </w:tcMar>
-          </w:tcPr>
-          <w:p>
-            <w:pPr>
-              <w:widowControl w:val="0"/>
-              <w:pBdr>
-                <w:top w:val="nil"/>
-                <w:left w:val="nil"/>
-                <w:bottom w:val="nil"/>
-                <w:right w:val="nil"/>
-                <w:between w:val="nil"/>
-              </w:pBdr>
-              <w:spacing w:line="240" w:lineRule="auto"/>
-            </w:pPr>
-          </w:p>
-        </w:tc>
-        <w:tc>
-          <w:tcPr>
-            <w:tcW w:w="415" w:type="dxa"/>
-            <w:shd w:val="clear" w:color="auto" w:fill="auto"/>
-            <w:tcMar>
-              <w:top w:w="100" w:type="dxa"/>
-              <w:left w:w="100" w:type="dxa"/>
-              <w:bottom w:w="100" w:type="dxa"/>
-              <w:right w:w="100" w:type="dxa"/>
-            </w:tcMar>
-          </w:tcPr>
-          <w:p>
-            <w:pPr>
-              <w:widowControl w:val="0"/>
-              <w:pBdr>
-                <w:top w:val="nil"/>
-                <w:left w:val="nil"/>
-                <w:bottom w:val="nil"/>
-                <w:right w:val="nil"/>
-                <w:between w:val="nil"/>
-              </w:pBdr>
-              <w:spacing w:line="240" w:lineRule="auto"/>
-            </w:pPr>
-          </w:p>
-        </w:tc>
-        <w:tc>
-          <w:tcPr>
-            <w:tcW w:w="415" w:type="dxa"/>
-            <w:shd w:val="clear" w:color="auto" w:fill="auto"/>
-            <w:tcMar>
-              <w:top w:w="100" w:type="dxa"/>
-              <w:left w:w="100" w:type="dxa"/>
-              <w:bottom w:w="100" w:type="dxa"/>
-              <w:right w:w="100" w:type="dxa"/>
-            </w:tcMar>
-          </w:tcPr>
-          <w:p>
-            <w:pPr>
-              <w:widowControl w:val="0"/>
-              <w:pBdr>
-                <w:top w:val="nil"/>
-                <w:left w:val="nil"/>
-                <w:bottom w:val="nil"/>
-                <w:right w:val="nil"/>
-                <w:between w:val="nil"/>
-              </w:pBdr>
-              <w:spacing w:line="240" w:lineRule="auto"/>
-            </w:pPr>
-          </w:p>
-        </w:tc>
-        <w:tc>
-          <w:tcPr>
-            <w:tcW w:w="415" w:type="dxa"/>
-            <w:shd w:val="clear" w:color="auto" w:fill="auto"/>
-            <w:tcMar>
-              <w:top w:w="100" w:type="dxa"/>
-              <w:left w:w="100" w:type="dxa"/>
-              <w:bottom w:w="100" w:type="dxa"/>
-              <w:right w:w="100" w:type="dxa"/>
-            </w:tcMar>
-          </w:tcPr>
-          <w:p>
-            <w:pPr>
-              <w:widowControl w:val="0"/>
-              <w:pBdr>
-                <w:top w:val="nil"/>
-                <w:left w:val="nil"/>
-                <w:bottom w:val="nil"/>
-                <w:right w:val="nil"/>
-                <w:between w:val="nil"/>
-              </w:pBdr>
-              <w:spacing w:line="240" w:lineRule="auto"/>
-            </w:pPr>
-          </w:p>
-        </w:tc>
-        <w:tc>
-          <w:tcPr>
-            <w:tcW w:w="415" w:type="dxa"/>
-            <w:shd w:val="clear" w:color="auto" w:fill="auto"/>
-            <w:tcMar>
-              <w:top w:w="100" w:type="dxa"/>
-              <w:left w:w="100" w:type="dxa"/>
-              <w:bottom w:w="100" w:type="dxa"/>
-              <w:right w:w="100" w:type="dxa"/>
-            </w:tcMar>
-          </w:tcPr>
-          <w:p>
-            <w:pPr>
-              <w:widowControl w:val="0"/>
-              <w:pBdr>
-                <w:top w:val="nil"/>
-                <w:left w:val="nil"/>
-                <w:bottom w:val="nil"/>
-                <w:right w:val="nil"/>
-                <w:between w:val="nil"/>
-              </w:pBdr>
-              <w:spacing w:line="240" w:lineRule="auto"/>
-            </w:pPr>
-          </w:p>
-        </w:tc>
-        <w:tc>
-          <w:tcPr>
-            <w:tcW w:w="415" w:type="dxa"/>
-            <w:shd w:val="clear" w:color="auto" w:fill="auto"/>
-            <w:tcMar>
-              <w:top w:w="100" w:type="dxa"/>
-              <w:left w:w="100" w:type="dxa"/>
-              <w:bottom w:w="100" w:type="dxa"/>
-              <w:right w:w="100" w:type="dxa"/>
-            </w:tcMar>
-          </w:tcPr>
-          <w:p>
-            <w:pPr>
-              <w:widowControl w:val="0"/>
-              <w:pBdr>
-                <w:top w:val="nil"/>
-                <w:left w:val="nil"/>
-                <w:bottom w:val="nil"/>
-                <w:right w:val="nil"/>
-                <w:between w:val="nil"/>
-              </w:pBdr>
-              <w:spacing w:line="240" w:lineRule="auto"/>
-            </w:pPr>
-          </w:p>
-        </w:tc>
-        <w:tc>
-          <w:tcPr>
-            <w:tcW w:w="415" w:type="dxa"/>
-            <w:shd w:val="clear" w:color="auto" w:fill="auto"/>
-            <w:tcMar>
-              <w:top w:w="100" w:type="dxa"/>
-              <w:left w:w="100" w:type="dxa"/>
-              <w:bottom w:w="100" w:type="dxa"/>
-              <w:right w:w="100" w:type="dxa"/>
-            </w:tcMar>
-          </w:tcPr>
-          <w:p>
-            <w:pPr>
-              <w:widowControl w:val="0"/>
-              <w:pBdr>
-                <w:top w:val="nil"/>
-                <w:left w:val="nil"/>
-                <w:bottom w:val="nil"/>
-                <w:right w:val="nil"/>
-                <w:between w:val="nil"/>
-              </w:pBdr>
-              <w:spacing w:line="240" w:lineRule="auto"/>
-            </w:pPr>
-          </w:p>
-        </w:tc>
-        <w:tc>
-          <w:tcPr>
-            <w:tcW w:w="415" w:type="dxa"/>
-            <w:shd w:val="clear" w:color="auto" w:fill="auto"/>
-            <w:tcMar>
-              <w:top w:w="100" w:type="dxa"/>
-              <w:left w:w="100" w:type="dxa"/>
-              <w:bottom w:w="100" w:type="dxa"/>
-              <w:right w:w="100" w:type="dxa"/>
-            </w:tcMar>
-          </w:tcPr>
-          <w:p>
-            <w:pPr>
-              <w:widowControl w:val="0"/>
-              <w:pBdr>
-                <w:top w:val="nil"/>
-                <w:left w:val="nil"/>
-                <w:bottom w:val="nil"/>
-                <w:right w:val="nil"/>
-                <w:between w:val="nil"/>
-              </w:pBdr>
-              <w:spacing w:line="240" w:lineRule="auto"/>
-            </w:pPr>
-          </w:p>
-        </w:tc>
-        <w:tc>
-          <w:tcPr>
-            <w:tcW w:w="415" w:type="dxa"/>
-            <w:shd w:val="clear" w:color="auto" w:fill="auto"/>
-            <w:tcMar>
-              <w:top w:w="100" w:type="dxa"/>
-              <w:left w:w="100" w:type="dxa"/>
-              <w:bottom w:w="100" w:type="dxa"/>
-              <w:right w:w="100" w:type="dxa"/>
-            </w:tcMar>
-          </w:tcPr>
-          <w:p>
-            <w:pPr>
-              <w:widowControl w:val="0"/>
-              <w:pBdr>
-                <w:top w:val="nil"/>
-                <w:left w:val="nil"/>
-                <w:bottom w:val="nil"/>
-                <w:right w:val="nil"/>
-                <w:between w:val="nil"/>
-              </w:pBdr>
-              <w:spacing w:line="240" w:lineRule="auto"/>
-            </w:pPr>
-          </w:p>
-        </w:tc>
-        <w:tc>
-          <w:tcPr>
-            <w:tcW w:w="415" w:type="dxa"/>
-            <w:shd w:val="clear" w:color="auto" w:fill="auto"/>
-            <w:tcMar>
-              <w:top w:w="100" w:type="dxa"/>
-              <w:left w:w="100" w:type="dxa"/>
-              <w:bottom w:w="100" w:type="dxa"/>
-              <w:right w:w="100" w:type="dxa"/>
-            </w:tcMar>
-          </w:tcPr>
-          <w:p>
-            <w:pPr>
-              <w:widowControl w:val="0"/>
-              <w:pBdr>
-                <w:top w:val="nil"/>
-                <w:left w:val="nil"/>
-                <w:bottom w:val="nil"/>
-                <w:right w:val="nil"/>
-                <w:between w:val="nil"/>
-              </w:pBdr>
-              <w:spacing w:line="240" w:lineRule="auto"/>
-            </w:pPr>
-          </w:p>
-        </w:tc>
-        <w:tc>
-          <w:tcPr>
-            <w:tcW w:w="415" w:type="dxa"/>
-            <w:shd w:val="clear" w:color="auto" w:fill="auto"/>
-            <w:tcMar>
-              <w:top w:w="100" w:type="dxa"/>
-              <w:left w:w="100" w:type="dxa"/>
-              <w:bottom w:w="100" w:type="dxa"/>
-              <w:right w:w="100" w:type="dxa"/>
-            </w:tcMar>
-          </w:tcPr>
-          <w:p>
-            <w:pPr>
-              <w:widowControl w:val="0"/>
-              <w:pBdr>
-                <w:top w:val="nil"/>
-                <w:left w:val="nil"/>
-                <w:bottom w:val="nil"/>
-                <w:right w:val="nil"/>
-                <w:between w:val="nil"/>
-              </w:pBdr>
-              <w:spacing w:line="240" w:lineRule="auto"/>
-            </w:pPr>
-          </w:p>
-        </w:tc>
-        <w:tc>
-          <w:tcPr>
-            <w:tcW w:w="415" w:type="dxa"/>
-            <w:shd w:val="clear" w:color="auto" w:fill="auto"/>
-            <w:tcMar>
-              <w:top w:w="100" w:type="dxa"/>
-              <w:left w:w="100" w:type="dxa"/>
-              <w:bottom w:w="100" w:type="dxa"/>
-              <w:right w:w="100" w:type="dxa"/>
-            </w:tcMar>
-          </w:tcPr>
-          <w:p>
-            <w:pPr>
-              <w:widowControl w:val="0"/>
-              <w:pBdr>
-                <w:top w:val="nil"/>
-                <w:left w:val="nil"/>
-                <w:bottom w:val="nil"/>
-                <w:right w:val="nil"/>
-                <w:between w:val="nil"/>
-              </w:pBdr>
-              <w:spacing w:line="240" w:lineRule="auto"/>
-            </w:pPr>
-          </w:p>
-        </w:tc>
-        <w:tc>
-          <w:tcPr>
-            <w:tcW w:w="415" w:type="dxa"/>
-            <w:shd w:val="clear" w:color="auto" w:fill="auto"/>
-            <w:tcMar>
-              <w:top w:w="100" w:type="dxa"/>
-              <w:left w:w="100" w:type="dxa"/>
-              <w:bottom w:w="100" w:type="dxa"/>
-              <w:right w:w="100" w:type="dxa"/>
-            </w:tcMar>
-          </w:tcPr>
-          <w:p>
-            <w:pPr>
-              <w:widowControl w:val="0"/>
-              <w:pBdr>
-                <w:top w:val="nil"/>
-                <w:left w:val="nil"/>
-                <w:bottom w:val="nil"/>
-                <w:right w:val="nil"/>
-                <w:between w:val="nil"/>
-              </w:pBdr>
-              <w:spacing w:line="240" w:lineRule="auto"/>
-            </w:pPr>
-          </w:p>
-        </w:tc>
-      </w:tr>
-      <w:tr>
-        <w:tc>
-          <w:tcPr>
-            <w:tcW w:w="415" w:type="dxa"/>
-            <w:shd w:val="clear" w:color="auto" w:fill="auto"/>
-            <w:tcMar>
-              <w:top w:w="100" w:type="dxa"/>
-              <w:left w:w="100" w:type="dxa"/>
-              <w:bottom w:w="100" w:type="dxa"/>
-              <w:right w:w="100" w:type="dxa"/>
-            </w:tcMar>
-          </w:tcPr>
-          <w:p>
-            <w:pPr>
-              <w:widowControl w:val="0"/>
-              <w:pBdr>
-                <w:top w:val="nil"/>
-                <w:left w:val="nil"/>
-                <w:bottom w:val="nil"/>
-                <w:right w:val="nil"/>
-                <w:between w:val="nil"/>
-              </w:pBdr>
-              <w:spacing w:line="240" w:lineRule="auto"/>
-            </w:pPr>
-          </w:p>
-        </w:tc>
-        <w:tc>
-          <w:tcPr>
-            <w:tcW w:w="415" w:type="dxa"/>
-            <w:shd w:val="clear" w:color="auto" w:fill="auto"/>
-            <w:tcMar>
-              <w:top w:w="100" w:type="dxa"/>
-              <w:left w:w="100" w:type="dxa"/>
-              <w:bottom w:w="100" w:type="dxa"/>
-              <w:right w:w="100" w:type="dxa"/>
-            </w:tcMar>
-          </w:tcPr>
-          <w:p>
-            <w:pPr>
-              <w:widowControl w:val="0"/>
-              <w:pBdr>
-                <w:top w:val="nil"/>
-                <w:left w:val="nil"/>
-                <w:bottom w:val="nil"/>
-                <w:right w:val="nil"/>
-                <w:between w:val="nil"/>
-              </w:pBdr>
-              <w:spacing w:line="240" w:lineRule="auto"/>
-            </w:pPr>
-          </w:p>
-        </w:tc>
-        <w:tc>
-          <w:tcPr>
-            <w:tcW w:w="415" w:type="dxa"/>
-            <w:shd w:val="clear" w:color="auto" w:fill="auto"/>
-            <w:tcMar>
-              <w:top w:w="100" w:type="dxa"/>
-              <w:left w:w="100" w:type="dxa"/>
-              <w:bottom w:w="100" w:type="dxa"/>
-              <w:right w:w="100" w:type="dxa"/>
-            </w:tcMar>
-          </w:tcPr>
-          <w:p>
-            <w:pPr>
-              <w:widowControl w:val="0"/>
-              <w:pBdr>
-                <w:top w:val="nil"/>
-                <w:left w:val="nil"/>
-                <w:bottom w:val="nil"/>
-                <w:right w:val="nil"/>
-                <w:between w:val="nil"/>
-              </w:pBdr>
-              <w:spacing w:line="240" w:lineRule="auto"/>
-            </w:pPr>
-          </w:p>
-        </w:tc>
-        <w:tc>
-          <w:tcPr>
-            <w:tcW w:w="415" w:type="dxa"/>
-            <w:shd w:val="clear" w:color="auto" w:fill="auto"/>
-            <w:tcMar>
-              <w:top w:w="100" w:type="dxa"/>
-              <w:left w:w="100" w:type="dxa"/>
-              <w:bottom w:w="100" w:type="dxa"/>
-              <w:right w:w="100" w:type="dxa"/>
-            </w:tcMar>
-          </w:tcPr>
-          <w:p>
-            <w:pPr>
-              <w:widowControl w:val="0"/>
-              <w:pBdr>
-                <w:top w:val="nil"/>
-                <w:left w:val="nil"/>
-                <w:bottom w:val="nil"/>
-                <w:right w:val="nil"/>
-                <w:between w:val="nil"/>
-              </w:pBdr>
-              <w:spacing w:line="240" w:lineRule="auto"/>
-            </w:pPr>
-          </w:p>
-        </w:tc>
-        <w:tc>
-          <w:tcPr>
-            <w:tcW w:w="415" w:type="dxa"/>
-            <w:shd w:val="clear" w:color="auto" w:fill="auto"/>
-            <w:tcMar>
-              <w:top w:w="100" w:type="dxa"/>
-              <w:left w:w="100" w:type="dxa"/>
-              <w:bottom w:w="100" w:type="dxa"/>
-              <w:right w:w="100" w:type="dxa"/>
-            </w:tcMar>
-          </w:tcPr>
-          <w:p>
-            <w:pPr>
-              <w:widowControl w:val="0"/>
-              <w:pBdr>
-                <w:top w:val="nil"/>
-                <w:left w:val="nil"/>
-                <w:bottom w:val="nil"/>
-                <w:right w:val="nil"/>
-                <w:between w:val="nil"/>
-              </w:pBdr>
-              <w:spacing w:line="240" w:lineRule="auto"/>
-            </w:pPr>
-          </w:p>
-        </w:tc>
-        <w:tc>
-          <w:tcPr>
-            <w:tcW w:w="415" w:type="dxa"/>
-            <w:shd w:val="clear" w:color="auto" w:fill="auto"/>
-            <w:tcMar>
-              <w:top w:w="100" w:type="dxa"/>
-              <w:left w:w="100" w:type="dxa"/>
-              <w:bottom w:w="100" w:type="dxa"/>
-              <w:right w:w="100" w:type="dxa"/>
-            </w:tcMar>
-          </w:tcPr>
-          <w:p>
-            <w:pPr>
-              <w:widowControl w:val="0"/>
-              <w:pBdr>
-                <w:top w:val="nil"/>
-                <w:left w:val="nil"/>
-                <w:bottom w:val="nil"/>
-                <w:right w:val="nil"/>
-                <w:between w:val="nil"/>
-              </w:pBdr>
-              <w:spacing w:line="240" w:lineRule="auto"/>
-            </w:pPr>
-          </w:p>
-        </w:tc>
-        <w:tc>
-          <w:tcPr>
-            <w:tcW w:w="415" w:type="dxa"/>
-            <w:shd w:val="clear" w:color="auto" w:fill="auto"/>
-            <w:tcMar>
-              <w:top w:w="100" w:type="dxa"/>
-              <w:left w:w="100" w:type="dxa"/>
-              <w:bottom w:w="100" w:type="dxa"/>
-              <w:right w:w="100" w:type="dxa"/>
-            </w:tcMar>
-          </w:tcPr>
-          <w:p>
-            <w:pPr>
-              <w:widowControl w:val="0"/>
-              <w:pBdr>
-                <w:top w:val="nil"/>
-                <w:left w:val="nil"/>
-                <w:bottom w:val="nil"/>
-                <w:right w:val="nil"/>
-                <w:between w:val="nil"/>
-              </w:pBdr>
-              <w:spacing w:line="240" w:lineRule="auto"/>
-            </w:pPr>
-          </w:p>
-        </w:tc>
-        <w:tc>
-          <w:tcPr>
-            <w:tcW w:w="415" w:type="dxa"/>
-            <w:shd w:val="clear" w:color="auto" w:fill="auto"/>
-            <w:tcMar>
-              <w:top w:w="100" w:type="dxa"/>
-              <w:left w:w="100" w:type="dxa"/>
-              <w:bottom w:w="100" w:type="dxa"/>
-              <w:right w:w="100" w:type="dxa"/>
-            </w:tcMar>
-          </w:tcPr>
-          <w:p>
-            <w:pPr>
-              <w:widowControl w:val="0"/>
-              <w:pBdr>
-                <w:top w:val="nil"/>
-                <w:left w:val="nil"/>
-                <w:bottom w:val="nil"/>
-                <w:right w:val="nil"/>
-                <w:between w:val="nil"/>
-              </w:pBdr>
-              <w:spacing w:line="240" w:lineRule="auto"/>
-            </w:pPr>
-          </w:p>
-        </w:tc>
-        <w:tc>
-          <w:tcPr>
-            <w:tcW w:w="415" w:type="dxa"/>
-            <w:shd w:val="clear" w:color="auto" w:fill="auto"/>
-            <w:tcMar>
-              <w:top w:w="100" w:type="dxa"/>
-              <w:left w:w="100" w:type="dxa"/>
-              <w:bottom w:w="100" w:type="dxa"/>
-              <w:right w:w="100" w:type="dxa"/>
-            </w:tcMar>
-          </w:tcPr>
-          <w:p>
-            <w:pPr>
-              <w:widowControl w:val="0"/>
-              <w:pBdr>
-                <w:top w:val="nil"/>
-                <w:left w:val="nil"/>
-                <w:bottom w:val="nil"/>
-                <w:right w:val="nil"/>
-                <w:between w:val="nil"/>
-              </w:pBdr>
-              <w:spacing w:line="240" w:lineRule="auto"/>
-            </w:pPr>
-          </w:p>
-        </w:tc>
-        <w:tc>
-          <w:tcPr>
-            <w:tcW w:w="415" w:type="dxa"/>
-            <w:shd w:val="clear" w:color="auto" w:fill="auto"/>
-            <w:tcMar>
-              <w:top w:w="100" w:type="dxa"/>
-              <w:left w:w="100" w:type="dxa"/>
-              <w:bottom w:w="100" w:type="dxa"/>
-              <w:right w:w="100" w:type="dxa"/>
-            </w:tcMar>
-          </w:tcPr>
-          <w:p>
-            <w:pPr>
-              <w:widowControl w:val="0"/>
-              <w:pBdr>
-                <w:top w:val="nil"/>
-                <w:left w:val="nil"/>
-                <w:bottom w:val="nil"/>
-                <w:right w:val="nil"/>
-                <w:between w:val="nil"/>
-              </w:pBdr>
-              <w:spacing w:line="240" w:lineRule="auto"/>
-            </w:pPr>
-          </w:p>
-        </w:tc>
-        <w:tc>
-          <w:tcPr>
-            <w:tcW w:w="415" w:type="dxa"/>
-            <w:shd w:val="clear" w:color="auto" w:fill="auto"/>
-            <w:tcMar>
-              <w:top w:w="100" w:type="dxa"/>
-              <w:left w:w="100" w:type="dxa"/>
-              <w:bottom w:w="100" w:type="dxa"/>
-              <w:right w:w="100" w:type="dxa"/>
-            </w:tcMar>
-          </w:tcPr>
-          <w:p>
-            <w:pPr>
-              <w:widowControl w:val="0"/>
-              <w:pBdr>
-                <w:top w:val="nil"/>
-                <w:left w:val="nil"/>
-                <w:bottom w:val="nil"/>
-                <w:right w:val="nil"/>
-                <w:between w:val="nil"/>
-              </w:pBdr>
-              <w:spacing w:line="240" w:lineRule="auto"/>
-            </w:pPr>
-          </w:p>
-        </w:tc>
-        <w:tc>
-          <w:tcPr>
-            <w:tcW w:w="415" w:type="dxa"/>
-            <w:shd w:val="clear" w:color="auto" w:fill="auto"/>
-            <w:tcMar>
-              <w:top w:w="100" w:type="dxa"/>
-              <w:left w:w="100" w:type="dxa"/>
-              <w:bottom w:w="100" w:type="dxa"/>
-              <w:right w:w="100" w:type="dxa"/>
-            </w:tcMar>
-          </w:tcPr>
-          <w:p>
-            <w:pPr>
-              <w:widowControl w:val="0"/>
-              <w:pBdr>
-                <w:top w:val="nil"/>
-                <w:left w:val="nil"/>
-                <w:bottom w:val="nil"/>
-                <w:right w:val="nil"/>
-                <w:between w:val="nil"/>
-              </w:pBdr>
-              <w:spacing w:line="240" w:lineRule="auto"/>
-            </w:pPr>
-          </w:p>
-        </w:tc>
-        <w:tc>
-          <w:tcPr>
-            <w:tcW w:w="415" w:type="dxa"/>
-            <w:shd w:val="clear" w:color="auto" w:fill="auto"/>
-            <w:tcMar>
-              <w:top w:w="100" w:type="dxa"/>
-              <w:left w:w="100" w:type="dxa"/>
-              <w:bottom w:w="100" w:type="dxa"/>
-              <w:right w:w="100" w:type="dxa"/>
-            </w:tcMar>
-          </w:tcPr>
-          <w:p>
-            <w:pPr>
-              <w:widowControl w:val="0"/>
-              <w:pBdr>
-                <w:top w:val="nil"/>
-                <w:left w:val="nil"/>
-                <w:bottom w:val="nil"/>
-                <w:right w:val="nil"/>
-                <w:between w:val="nil"/>
-              </w:pBdr>
-              <w:spacing w:line="240" w:lineRule="auto"/>
-            </w:pPr>
-          </w:p>
-        </w:tc>
-        <w:tc>
-          <w:tcPr>
-            <w:tcW w:w="415" w:type="dxa"/>
-            <w:shd w:val="clear" w:color="auto" w:fill="auto"/>
-            <w:tcMar>
-              <w:top w:w="100" w:type="dxa"/>
-              <w:left w:w="100" w:type="dxa"/>
-              <w:bottom w:w="100" w:type="dxa"/>
-              <w:right w:w="100" w:type="dxa"/>
-            </w:tcMar>
-          </w:tcPr>
-          <w:p>
-            <w:pPr>
-              <w:widowControl w:val="0"/>
-              <w:pBdr>
-                <w:top w:val="nil"/>
-                <w:left w:val="nil"/>
-                <w:bottom w:val="nil"/>
-                <w:right w:val="nil"/>
-                <w:between w:val="nil"/>
-              </w:pBdr>
-              <w:spacing w:line="240" w:lineRule="auto"/>
-            </w:pPr>
-          </w:p>
-        </w:tc>
-        <w:tc>
-          <w:tcPr>
-            <w:tcW w:w="415" w:type="dxa"/>
-            <w:shd w:val="clear" w:color="auto" w:fill="auto"/>
-            <w:tcMar>
-              <w:top w:w="100" w:type="dxa"/>
-              <w:left w:w="100" w:type="dxa"/>
-              <w:bottom w:w="100" w:type="dxa"/>
-              <w:right w:w="100" w:type="dxa"/>
-            </w:tcMar>
-          </w:tcPr>
-          <w:p>
-            <w:pPr>
-              <w:widowControl w:val="0"/>
-              <w:pBdr>
-                <w:top w:val="nil"/>
-                <w:left w:val="nil"/>
-                <w:bottom w:val="nil"/>
-                <w:right w:val="nil"/>
-                <w:between w:val="nil"/>
-              </w:pBdr>
-              <w:spacing w:line="240" w:lineRule="auto"/>
-            </w:pPr>
-          </w:p>
-        </w:tc>
-        <w:tc>
-          <w:tcPr>
-            <w:tcW w:w="415" w:type="dxa"/>
-            <w:shd w:val="clear" w:color="auto" w:fill="auto"/>
-            <w:tcMar>
-              <w:top w:w="100" w:type="dxa"/>
-              <w:left w:w="100" w:type="dxa"/>
-              <w:bottom w:w="100" w:type="dxa"/>
-              <w:right w:w="100" w:type="dxa"/>
-            </w:tcMar>
-          </w:tcPr>
-          <w:p>
-            <w:pPr>
-              <w:widowControl w:val="0"/>
-              <w:pBdr>
-                <w:top w:val="nil"/>
-                <w:left w:val="nil"/>
-                <w:bottom w:val="nil"/>
-                <w:right w:val="nil"/>
-                <w:between w:val="nil"/>
-              </w:pBdr>
-              <w:spacing w:line="240" w:lineRule="auto"/>
-            </w:pPr>
-          </w:p>
-        </w:tc>
-        <w:tc>
-          <w:tcPr>
-            <w:tcW w:w="415" w:type="dxa"/>
-            <w:shd w:val="clear" w:color="auto" w:fill="auto"/>
-            <w:tcMar>
-              <w:top w:w="100" w:type="dxa"/>
-              <w:left w:w="100" w:type="dxa"/>
-              <w:bottom w:w="100" w:type="dxa"/>
-              <w:right w:w="100" w:type="dxa"/>
-            </w:tcMar>
-          </w:tcPr>
-          <w:p>
-            <w:pPr>
-              <w:widowControl w:val="0"/>
-              <w:pBdr>
-                <w:top w:val="nil"/>
-                <w:left w:val="nil"/>
-                <w:bottom w:val="nil"/>
-                <w:right w:val="nil"/>
-                <w:between w:val="nil"/>
-              </w:pBdr>
-              <w:spacing w:line="240" w:lineRule="auto"/>
-            </w:pPr>
-          </w:p>
-        </w:tc>
-        <w:tc>
-          <w:tcPr>
-            <w:tcW w:w="415" w:type="dxa"/>
-            <w:shd w:val="clear" w:color="auto" w:fill="auto"/>
-            <w:tcMar>
-              <w:top w:w="100" w:type="dxa"/>
-              <w:left w:w="100" w:type="dxa"/>
-              <w:bottom w:w="100" w:type="dxa"/>
-              <w:right w:w="100" w:type="dxa"/>
-            </w:tcMar>
-          </w:tcPr>
-          <w:p>
-            <w:pPr>
-              <w:widowControl w:val="0"/>
-              <w:pBdr>
-                <w:top w:val="nil"/>
-                <w:left w:val="nil"/>
-                <w:bottom w:val="nil"/>
-                <w:right w:val="nil"/>
-                <w:between w:val="nil"/>
-              </w:pBdr>
-              <w:spacing w:line="240" w:lineRule="auto"/>
-            </w:pPr>
-          </w:p>
-        </w:tc>
-        <w:tc>
-          <w:tcPr>
-            <w:tcW w:w="415" w:type="dxa"/>
-            <w:shd w:val="clear" w:color="auto" w:fill="auto"/>
-            <w:tcMar>
-              <w:top w:w="100" w:type="dxa"/>
-              <w:left w:w="100" w:type="dxa"/>
-              <w:bottom w:w="100" w:type="dxa"/>
-              <w:right w:w="100" w:type="dxa"/>
-            </w:tcMar>
-          </w:tcPr>
-          <w:p>
-            <w:pPr>
-              <w:widowControl w:val="0"/>
-              <w:pBdr>
-                <w:top w:val="nil"/>
-                <w:left w:val="nil"/>
-                <w:bottom w:val="nil"/>
-                <w:right w:val="nil"/>
-                <w:between w:val="nil"/>
-              </w:pBdr>
-              <w:spacing w:line="240" w:lineRule="auto"/>
-            </w:pPr>
-          </w:p>
-        </w:tc>
-        <w:tc>
-          <w:tcPr>
-            <w:tcW w:w="415" w:type="dxa"/>
-            <w:shd w:val="clear" w:color="auto" w:fill="auto"/>
-            <w:tcMar>
-              <w:top w:w="100" w:type="dxa"/>
-              <w:left w:w="100" w:type="dxa"/>
-              <w:bottom w:w="100" w:type="dxa"/>
-              <w:right w:w="100" w:type="dxa"/>
-            </w:tcMar>
-          </w:tcPr>
-          <w:p>
-            <w:pPr>
-              <w:widowControl w:val="0"/>
-              <w:pBdr>
-                <w:top w:val="nil"/>
-                <w:left w:val="nil"/>
-                <w:bottom w:val="nil"/>
-                <w:right w:val="nil"/>
-                <w:between w:val="nil"/>
-              </w:pBdr>
-              <w:spacing w:line="240" w:lineRule="auto"/>
-            </w:pPr>
-          </w:p>
-        </w:tc>
-      </w:tr>
-      <w:tr>
-        <w:tc>
-          <w:tcPr>
-            <w:tcW w:w="415" w:type="dxa"/>
-            <w:shd w:val="clear" w:color="auto" w:fill="auto"/>
-            <w:tcMar>
-              <w:top w:w="100" w:type="dxa"/>
-              <w:left w:w="100" w:type="dxa"/>
-              <w:bottom w:w="100" w:type="dxa"/>
-              <w:right w:w="100" w:type="dxa"/>
-            </w:tcMar>
-          </w:tcPr>
-          <w:p>
-            <w:pPr>
-              <w:widowControl w:val="0"/>
-              <w:pBdr>
-                <w:top w:val="nil"/>
-                <w:left w:val="nil"/>
-                <w:bottom w:val="nil"/>
-                <w:right w:val="nil"/>
-                <w:between w:val="nil"/>
-              </w:pBdr>
-              <w:spacing w:line="240" w:lineRule="auto"/>
-            </w:pPr>
-          </w:p>
-        </w:tc>
-        <w:tc>
-          <w:tcPr>
-            <w:tcW w:w="415" w:type="dxa"/>
-            <w:shd w:val="clear" w:color="auto" w:fill="auto"/>
-            <w:tcMar>
-              <w:top w:w="100" w:type="dxa"/>
-              <w:left w:w="100" w:type="dxa"/>
-              <w:bottom w:w="100" w:type="dxa"/>
-              <w:right w:w="100" w:type="dxa"/>
-            </w:tcMar>
-          </w:tcPr>
-          <w:p>
-            <w:pPr>
-              <w:widowControl w:val="0"/>
-              <w:pBdr>
-                <w:top w:val="nil"/>
-                <w:left w:val="nil"/>
-                <w:bottom w:val="nil"/>
-                <w:right w:val="nil"/>
-                <w:between w:val="nil"/>
-              </w:pBdr>
-              <w:spacing w:line="240" w:lineRule="auto"/>
-            </w:pPr>
-          </w:p>
-        </w:tc>
-        <w:tc>
-          <w:tcPr>
-            <w:tcW w:w="415" w:type="dxa"/>
-            <w:shd w:val="clear" w:color="auto" w:fill="auto"/>
-            <w:tcMar>
-              <w:top w:w="100" w:type="dxa"/>
-              <w:left w:w="100" w:type="dxa"/>
-              <w:bottom w:w="100" w:type="dxa"/>
-              <w:right w:w="100" w:type="dxa"/>
-            </w:tcMar>
-          </w:tcPr>
-          <w:p>
-            <w:pPr>
-              <w:widowControl w:val="0"/>
-              <w:pBdr>
-                <w:top w:val="nil"/>
-                <w:left w:val="nil"/>
-                <w:bottom w:val="nil"/>
-                <w:right w:val="nil"/>
-                <w:between w:val="nil"/>
-              </w:pBdr>
-              <w:spacing w:line="240" w:lineRule="auto"/>
-            </w:pPr>
-          </w:p>
-        </w:tc>
-        <w:tc>
-          <w:tcPr>
-            <w:tcW w:w="415" w:type="dxa"/>
-            <w:shd w:val="clear" w:color="auto" w:fill="auto"/>
-            <w:tcMar>
-              <w:top w:w="100" w:type="dxa"/>
-              <w:left w:w="100" w:type="dxa"/>
-              <w:bottom w:w="100" w:type="dxa"/>
-              <w:right w:w="100" w:type="dxa"/>
-            </w:tcMar>
-          </w:tcPr>
-          <w:p>
-            <w:pPr>
-              <w:widowControl w:val="0"/>
-              <w:pBdr>
-                <w:top w:val="nil"/>
-                <w:left w:val="nil"/>
-                <w:bottom w:val="nil"/>
-                <w:right w:val="nil"/>
-                <w:between w:val="nil"/>
-              </w:pBdr>
-              <w:spacing w:line="240" w:lineRule="auto"/>
-            </w:pPr>
-          </w:p>
-        </w:tc>
-        <w:tc>
-          <w:tcPr>
-            <w:tcW w:w="415" w:type="dxa"/>
-            <w:shd w:val="clear" w:color="auto" w:fill="auto"/>
-            <w:tcMar>
-              <w:top w:w="100" w:type="dxa"/>
-              <w:left w:w="100" w:type="dxa"/>
-              <w:bottom w:w="100" w:type="dxa"/>
-              <w:right w:w="100" w:type="dxa"/>
-            </w:tcMar>
-          </w:tcPr>
-          <w:p>
-            <w:pPr>
-              <w:widowControl w:val="0"/>
-              <w:pBdr>
-                <w:top w:val="nil"/>
-                <w:left w:val="nil"/>
-                <w:bottom w:val="nil"/>
-                <w:right w:val="nil"/>
-                <w:between w:val="nil"/>
-              </w:pBdr>
-              <w:spacing w:line="240" w:lineRule="auto"/>
-            </w:pPr>
-          </w:p>
-        </w:tc>
-        <w:tc>
-          <w:tcPr>
-            <w:tcW w:w="415" w:type="dxa"/>
-            <w:shd w:val="clear" w:color="auto" w:fill="auto"/>
-            <w:tcMar>
-              <w:top w:w="100" w:type="dxa"/>
-              <w:left w:w="100" w:type="dxa"/>
-              <w:bottom w:w="100" w:type="dxa"/>
-              <w:right w:w="100" w:type="dxa"/>
-            </w:tcMar>
-          </w:tcPr>
-          <w:p>
-            <w:pPr>
-              <w:widowControl w:val="0"/>
-              <w:pBdr>
-                <w:top w:val="nil"/>
-                <w:left w:val="nil"/>
-                <w:bottom w:val="nil"/>
-                <w:right w:val="nil"/>
-                <w:between w:val="nil"/>
-              </w:pBdr>
-              <w:spacing w:line="240" w:lineRule="auto"/>
-            </w:pPr>
-          </w:p>
-        </w:tc>
-        <w:tc>
-          <w:tcPr>
-            <w:tcW w:w="415" w:type="dxa"/>
-            <w:shd w:val="clear" w:color="auto" w:fill="auto"/>
-            <w:tcMar>
-              <w:top w:w="100" w:type="dxa"/>
-              <w:left w:w="100" w:type="dxa"/>
-              <w:bottom w:w="100" w:type="dxa"/>
-              <w:right w:w="100" w:type="dxa"/>
-            </w:tcMar>
-          </w:tcPr>
-          <w:p>
-            <w:pPr>
-              <w:widowControl w:val="0"/>
-              <w:pBdr>
-                <w:top w:val="nil"/>
-                <w:left w:val="nil"/>
-                <w:bottom w:val="nil"/>
-                <w:right w:val="nil"/>
-                <w:between w:val="nil"/>
-              </w:pBdr>
-              <w:spacing w:line="240" w:lineRule="auto"/>
-            </w:pPr>
-          </w:p>
-        </w:tc>
-        <w:tc>
-          <w:tcPr>
-            <w:tcW w:w="415" w:type="dxa"/>
-            <w:shd w:val="clear" w:color="auto" w:fill="auto"/>
-            <w:tcMar>
-              <w:top w:w="100" w:type="dxa"/>
-              <w:left w:w="100" w:type="dxa"/>
-              <w:bottom w:w="100" w:type="dxa"/>
-              <w:right w:w="100" w:type="dxa"/>
-            </w:tcMar>
-          </w:tcPr>
-          <w:p>
-            <w:pPr>
-              <w:widowControl w:val="0"/>
-              <w:pBdr>
-                <w:top w:val="nil"/>
-                <w:left w:val="nil"/>
-                <w:bottom w:val="nil"/>
-                <w:right w:val="nil"/>
-                <w:between w:val="nil"/>
-              </w:pBdr>
-              <w:spacing w:line="240" w:lineRule="auto"/>
-            </w:pPr>
-          </w:p>
-        </w:tc>
-        <w:tc>
-          <w:tcPr>
-            <w:tcW w:w="415" w:type="dxa"/>
-            <w:shd w:val="clear" w:color="auto" w:fill="auto"/>
-            <w:tcMar>
-              <w:top w:w="100" w:type="dxa"/>
-              <w:left w:w="100" w:type="dxa"/>
-              <w:bottom w:w="100" w:type="dxa"/>
-              <w:right w:w="100" w:type="dxa"/>
-            </w:tcMar>
-          </w:tcPr>
-          <w:p>
-            <w:pPr>
-              <w:widowControl w:val="0"/>
-              <w:pBdr>
-                <w:top w:val="nil"/>
-                <w:left w:val="nil"/>
-                <w:bottom w:val="nil"/>
-                <w:right w:val="nil"/>
-                <w:between w:val="nil"/>
-              </w:pBdr>
-              <w:spacing w:line="240" w:lineRule="auto"/>
-            </w:pPr>
-          </w:p>
-        </w:tc>
-        <w:tc>
-          <w:tcPr>
-            <w:tcW w:w="415" w:type="dxa"/>
-            <w:shd w:val="clear" w:color="auto" w:fill="auto"/>
-            <w:tcMar>
-              <w:top w:w="100" w:type="dxa"/>
-              <w:left w:w="100" w:type="dxa"/>
-              <w:bottom w:w="100" w:type="dxa"/>
-              <w:right w:w="100" w:type="dxa"/>
-            </w:tcMar>
-          </w:tcPr>
-          <w:p>
-            <w:pPr>
-              <w:widowControl w:val="0"/>
-              <w:pBdr>
-                <w:top w:val="nil"/>
-                <w:left w:val="nil"/>
-                <w:bottom w:val="nil"/>
-                <w:right w:val="nil"/>
-                <w:between w:val="nil"/>
-              </w:pBdr>
-              <w:spacing w:line="240" w:lineRule="auto"/>
-            </w:pPr>
-          </w:p>
-        </w:tc>
-        <w:tc>
-          <w:tcPr>
-            <w:tcW w:w="415" w:type="dxa"/>
-            <w:shd w:val="clear" w:color="auto" w:fill="auto"/>
-            <w:tcMar>
-              <w:top w:w="100" w:type="dxa"/>
-              <w:left w:w="100" w:type="dxa"/>
-              <w:bottom w:w="100" w:type="dxa"/>
-              <w:right w:w="100" w:type="dxa"/>
-            </w:tcMar>
-          </w:tcPr>
-          <w:p>
-            <w:pPr>
-              <w:widowControl w:val="0"/>
-              <w:pBdr>
-                <w:top w:val="nil"/>
-                <w:left w:val="nil"/>
-                <w:bottom w:val="nil"/>
-                <w:right w:val="nil"/>
-                <w:between w:val="nil"/>
-              </w:pBdr>
-              <w:spacing w:line="240" w:lineRule="auto"/>
-            </w:pPr>
-          </w:p>
-        </w:tc>
-        <w:tc>
-          <w:tcPr>
-            <w:tcW w:w="415" w:type="dxa"/>
-            <w:shd w:val="clear" w:color="auto" w:fill="auto"/>
-            <w:tcMar>
-              <w:top w:w="100" w:type="dxa"/>
-              <w:left w:w="100" w:type="dxa"/>
-              <w:bottom w:w="100" w:type="dxa"/>
-              <w:right w:w="100" w:type="dxa"/>
-            </w:tcMar>
-          </w:tcPr>
-          <w:p>
-            <w:pPr>
-              <w:widowControl w:val="0"/>
-              <w:pBdr>
-                <w:top w:val="nil"/>
-                <w:left w:val="nil"/>
-                <w:bottom w:val="nil"/>
-                <w:right w:val="nil"/>
-                <w:between w:val="nil"/>
-              </w:pBdr>
-              <w:spacing w:line="240" w:lineRule="auto"/>
-            </w:pPr>
-          </w:p>
-        </w:tc>
-        <w:tc>
-          <w:tcPr>
-            <w:tcW w:w="415" w:type="dxa"/>
-            <w:shd w:val="clear" w:color="auto" w:fill="auto"/>
-            <w:tcMar>
-              <w:top w:w="100" w:type="dxa"/>
-              <w:left w:w="100" w:type="dxa"/>
-              <w:bottom w:w="100" w:type="dxa"/>
-              <w:right w:w="100" w:type="dxa"/>
-            </w:tcMar>
-          </w:tcPr>
-          <w:p>
-            <w:pPr>
-              <w:widowControl w:val="0"/>
-              <w:pBdr>
-                <w:top w:val="nil"/>
-                <w:left w:val="nil"/>
-                <w:bottom w:val="nil"/>
-                <w:right w:val="nil"/>
-                <w:between w:val="nil"/>
-              </w:pBdr>
-              <w:spacing w:line="240" w:lineRule="auto"/>
-            </w:pPr>
-          </w:p>
-        </w:tc>
-        <w:tc>
-          <w:tcPr>
-            <w:tcW w:w="415" w:type="dxa"/>
-            <w:shd w:val="clear" w:color="auto" w:fill="auto"/>
-            <w:tcMar>
-              <w:top w:w="100" w:type="dxa"/>
-              <w:left w:w="100" w:type="dxa"/>
-              <w:bottom w:w="100" w:type="dxa"/>
-              <w:right w:w="100" w:type="dxa"/>
-            </w:tcMar>
-          </w:tcPr>
-          <w:p>
-            <w:pPr>
-              <w:widowControl w:val="0"/>
-              <w:pBdr>
-                <w:top w:val="nil"/>
-                <w:left w:val="nil"/>
-                <w:bottom w:val="nil"/>
-                <w:right w:val="nil"/>
-                <w:between w:val="nil"/>
-              </w:pBdr>
-              <w:spacing w:line="240" w:lineRule="auto"/>
-            </w:pPr>
-          </w:p>
-        </w:tc>
-        <w:tc>
-          <w:tcPr>
-            <w:tcW w:w="415" w:type="dxa"/>
-            <w:shd w:val="clear" w:color="auto" w:fill="auto"/>
-            <w:tcMar>
-              <w:top w:w="100" w:type="dxa"/>
-              <w:left w:w="100" w:type="dxa"/>
-              <w:bottom w:w="100" w:type="dxa"/>
-              <w:right w:w="100" w:type="dxa"/>
-            </w:tcMar>
-          </w:tcPr>
-          <w:p>
-            <w:pPr>
-              <w:widowControl w:val="0"/>
-              <w:pBdr>
-                <w:top w:val="nil"/>
-                <w:left w:val="nil"/>
-                <w:bottom w:val="nil"/>
-                <w:right w:val="nil"/>
-                <w:between w:val="nil"/>
-              </w:pBdr>
-              <w:spacing w:line="240" w:lineRule="auto"/>
-            </w:pPr>
-          </w:p>
-        </w:tc>
-        <w:tc>
-          <w:tcPr>
-            <w:tcW w:w="415" w:type="dxa"/>
-            <w:shd w:val="clear" w:color="auto" w:fill="auto"/>
-            <w:tcMar>
-              <w:top w:w="100" w:type="dxa"/>
-              <w:left w:w="100" w:type="dxa"/>
-              <w:bottom w:w="100" w:type="dxa"/>
-              <w:right w:w="100" w:type="dxa"/>
-            </w:tcMar>
-          </w:tcPr>
-          <w:p>
-            <w:pPr>
-              <w:widowControl w:val="0"/>
-              <w:pBdr>
-                <w:top w:val="nil"/>
-                <w:left w:val="nil"/>
-                <w:bottom w:val="nil"/>
-                <w:right w:val="nil"/>
-                <w:between w:val="nil"/>
-              </w:pBdr>
-              <w:spacing w:line="240" w:lineRule="auto"/>
-            </w:pPr>
-          </w:p>
-        </w:tc>
-        <w:tc>
-          <w:tcPr>
-            <w:tcW w:w="415" w:type="dxa"/>
-            <w:shd w:val="clear" w:color="auto" w:fill="auto"/>
-            <w:tcMar>
-              <w:top w:w="100" w:type="dxa"/>
-              <w:left w:w="100" w:type="dxa"/>
-              <w:bottom w:w="100" w:type="dxa"/>
-              <w:right w:w="100" w:type="dxa"/>
-            </w:tcMar>
-          </w:tcPr>
-          <w:p>
-            <w:pPr>
-              <w:widowControl w:val="0"/>
-              <w:pBdr>
-                <w:top w:val="nil"/>
-                <w:left w:val="nil"/>
-                <w:bottom w:val="nil"/>
-                <w:right w:val="nil"/>
-                <w:between w:val="nil"/>
-              </w:pBdr>
-              <w:spacing w:line="240" w:lineRule="auto"/>
-            </w:pPr>
-          </w:p>
-        </w:tc>
-        <w:tc>
-          <w:tcPr>
-            <w:tcW w:w="415" w:type="dxa"/>
-            <w:shd w:val="clear" w:color="auto" w:fill="auto"/>
-            <w:tcMar>
-              <w:top w:w="100" w:type="dxa"/>
-              <w:left w:w="100" w:type="dxa"/>
-              <w:bottom w:w="100" w:type="dxa"/>
-              <w:right w:w="100" w:type="dxa"/>
-            </w:tcMar>
-          </w:tcPr>
-          <w:p>
-            <w:pPr>
-              <w:widowControl w:val="0"/>
-              <w:pBdr>
-                <w:top w:val="nil"/>
-                <w:left w:val="nil"/>
-                <w:bottom w:val="nil"/>
-                <w:right w:val="nil"/>
-                <w:between w:val="nil"/>
-              </w:pBdr>
-              <w:spacing w:line="240" w:lineRule="auto"/>
-            </w:pPr>
-          </w:p>
-        </w:tc>
-        <w:tc>
-          <w:tcPr>
-            <w:tcW w:w="415" w:type="dxa"/>
-            <w:shd w:val="clear" w:color="auto" w:fill="auto"/>
-            <w:tcMar>
-              <w:top w:w="100" w:type="dxa"/>
-              <w:left w:w="100" w:type="dxa"/>
-              <w:bottom w:w="100" w:type="dxa"/>
-              <w:right w:w="100" w:type="dxa"/>
-            </w:tcMar>
-          </w:tcPr>
-          <w:p>
-            <w:pPr>
-              <w:widowControl w:val="0"/>
-              <w:pBdr>
-                <w:top w:val="nil"/>
-                <w:left w:val="nil"/>
-                <w:bottom w:val="nil"/>
-                <w:right w:val="nil"/>
-                <w:between w:val="nil"/>
-              </w:pBdr>
-              <w:spacing w:line="240" w:lineRule="auto"/>
-            </w:pPr>
-          </w:p>
-        </w:tc>
-        <w:tc>
-          <w:tcPr>
-            <w:tcW w:w="415" w:type="dxa"/>
-            <w:shd w:val="clear" w:color="auto" w:fill="auto"/>
-            <w:tcMar>
-              <w:top w:w="100" w:type="dxa"/>
-              <w:left w:w="100" w:type="dxa"/>
-              <w:bottom w:w="100" w:type="dxa"/>
-              <w:right w:w="100" w:type="dxa"/>
-            </w:tcMar>
-          </w:tcPr>
-          <w:p>
-            <w:pPr>
-              <w:widowControl w:val="0"/>
-              <w:pBdr>
-                <w:top w:val="nil"/>
-                <w:left w:val="nil"/>
-                <w:bottom w:val="nil"/>
-                <w:right w:val="nil"/>
-                <w:between w:val="nil"/>
-              </w:pBdr>
-              <w:spacing w:line="240" w:lineRule="auto"/>
-            </w:pPr>
-          </w:p>
-        </w:tc>
-      </w:tr>
-      <w:tr>
-        <w:tc>
-          <w:tcPr>
-            <w:tcW w:w="415" w:type="dxa"/>
-            <w:shd w:val="clear" w:color="auto" w:fill="auto"/>
-            <w:tcMar>
-              <w:top w:w="100" w:type="dxa"/>
-              <w:left w:w="100" w:type="dxa"/>
-              <w:bottom w:w="100" w:type="dxa"/>
-              <w:right w:w="100" w:type="dxa"/>
-            </w:tcMar>
-          </w:tcPr>
-          <w:p>
-            <w:pPr>
-              <w:widowControl w:val="0"/>
-              <w:pBdr>
-                <w:top w:val="nil"/>
-                <w:left w:val="nil"/>
-                <w:bottom w:val="nil"/>
-                <w:right w:val="nil"/>
-                <w:between w:val="nil"/>
-              </w:pBdr>
-              <w:spacing w:line="240" w:lineRule="auto"/>
-            </w:pPr>
-          </w:p>
-        </w:tc>
-        <w:tc>
-          <w:tcPr>
-            <w:tcW w:w="415" w:type="dxa"/>
-            <w:shd w:val="clear" w:color="auto" w:fill="auto"/>
-            <w:tcMar>
-              <w:top w:w="100" w:type="dxa"/>
-              <w:left w:w="100" w:type="dxa"/>
-              <w:bottom w:w="100" w:type="dxa"/>
-              <w:right w:w="100" w:type="dxa"/>
-            </w:tcMar>
-          </w:tcPr>
-          <w:p>
-            <w:pPr>
-              <w:widowControl w:val="0"/>
-              <w:pBdr>
-                <w:top w:val="nil"/>
-                <w:left w:val="nil"/>
-                <w:bottom w:val="nil"/>
-                <w:right w:val="nil"/>
-                <w:between w:val="nil"/>
-              </w:pBdr>
-              <w:spacing w:line="240" w:lineRule="auto"/>
-            </w:pPr>
-          </w:p>
-        </w:tc>
-        <w:tc>
-          <w:tcPr>
-            <w:tcW w:w="415" w:type="dxa"/>
-            <w:shd w:val="clear" w:color="auto" w:fill="auto"/>
-            <w:tcMar>
-              <w:top w:w="100" w:type="dxa"/>
-              <w:left w:w="100" w:type="dxa"/>
-              <w:bottom w:w="100" w:type="dxa"/>
-              <w:right w:w="100" w:type="dxa"/>
-            </w:tcMar>
-          </w:tcPr>
-          <w:p>
-            <w:pPr>
-              <w:widowControl w:val="0"/>
-              <w:pBdr>
-                <w:top w:val="nil"/>
-                <w:left w:val="nil"/>
-                <w:bottom w:val="nil"/>
-                <w:right w:val="nil"/>
-                <w:between w:val="nil"/>
-              </w:pBdr>
-              <w:spacing w:line="240" w:lineRule="auto"/>
-            </w:pPr>
-          </w:p>
-        </w:tc>
-        <w:tc>
-          <w:tcPr>
-            <w:tcW w:w="415" w:type="dxa"/>
-            <w:shd w:val="clear" w:color="auto" w:fill="auto"/>
-            <w:tcMar>
-              <w:top w:w="100" w:type="dxa"/>
-              <w:left w:w="100" w:type="dxa"/>
-              <w:bottom w:w="100" w:type="dxa"/>
-              <w:right w:w="100" w:type="dxa"/>
-            </w:tcMar>
-          </w:tcPr>
-          <w:p>
-            <w:pPr>
-              <w:widowControl w:val="0"/>
-              <w:pBdr>
-                <w:top w:val="nil"/>
-                <w:left w:val="nil"/>
-                <w:bottom w:val="nil"/>
-                <w:right w:val="nil"/>
-                <w:between w:val="nil"/>
-              </w:pBdr>
-              <w:spacing w:line="240" w:lineRule="auto"/>
-            </w:pPr>
-          </w:p>
-        </w:tc>
-        <w:tc>
-          <w:tcPr>
-            <w:tcW w:w="415" w:type="dxa"/>
-            <w:shd w:val="clear" w:color="auto" w:fill="auto"/>
-            <w:tcMar>
-              <w:top w:w="100" w:type="dxa"/>
-              <w:left w:w="100" w:type="dxa"/>
-              <w:bottom w:w="100" w:type="dxa"/>
-              <w:right w:w="100" w:type="dxa"/>
-            </w:tcMar>
-          </w:tcPr>
-          <w:p>
-            <w:pPr>
-              <w:widowControl w:val="0"/>
-              <w:pBdr>
-                <w:top w:val="nil"/>
-                <w:left w:val="nil"/>
-                <w:bottom w:val="nil"/>
-                <w:right w:val="nil"/>
-                <w:between w:val="nil"/>
-              </w:pBdr>
-              <w:spacing w:line="240" w:lineRule="auto"/>
-            </w:pPr>
-          </w:p>
-        </w:tc>
-        <w:tc>
-          <w:tcPr>
-            <w:tcW w:w="415" w:type="dxa"/>
-            <w:shd w:val="clear" w:color="auto" w:fill="auto"/>
-            <w:tcMar>
-              <w:top w:w="100" w:type="dxa"/>
-              <w:left w:w="100" w:type="dxa"/>
-              <w:bottom w:w="100" w:type="dxa"/>
-              <w:right w:w="100" w:type="dxa"/>
-            </w:tcMar>
-          </w:tcPr>
-          <w:p>
-            <w:pPr>
-              <w:widowControl w:val="0"/>
-              <w:pBdr>
-                <w:top w:val="nil"/>
-                <w:left w:val="nil"/>
-                <w:bottom w:val="nil"/>
-                <w:right w:val="nil"/>
-                <w:between w:val="nil"/>
-              </w:pBdr>
-              <w:spacing w:line="240" w:lineRule="auto"/>
-            </w:pPr>
-          </w:p>
-        </w:tc>
-        <w:tc>
-          <w:tcPr>
-            <w:tcW w:w="415" w:type="dxa"/>
-            <w:shd w:val="clear" w:color="auto" w:fill="auto"/>
-            <w:tcMar>
-              <w:top w:w="100" w:type="dxa"/>
-              <w:left w:w="100" w:type="dxa"/>
-              <w:bottom w:w="100" w:type="dxa"/>
-              <w:right w:w="100" w:type="dxa"/>
-            </w:tcMar>
-          </w:tcPr>
-          <w:p>
-            <w:pPr>
-              <w:widowControl w:val="0"/>
-              <w:pBdr>
-                <w:top w:val="nil"/>
-                <w:left w:val="nil"/>
-                <w:bottom w:val="nil"/>
-                <w:right w:val="nil"/>
-                <w:between w:val="nil"/>
-              </w:pBdr>
-              <w:spacing w:line="240" w:lineRule="auto"/>
-            </w:pPr>
-          </w:p>
-        </w:tc>
-        <w:tc>
-          <w:tcPr>
-            <w:tcW w:w="415" w:type="dxa"/>
-            <w:shd w:val="clear" w:color="auto" w:fill="auto"/>
-            <w:tcMar>
-              <w:top w:w="100" w:type="dxa"/>
-              <w:left w:w="100" w:type="dxa"/>
-              <w:bottom w:w="100" w:type="dxa"/>
-              <w:right w:w="100" w:type="dxa"/>
-            </w:tcMar>
-          </w:tcPr>
-          <w:p>
-            <w:pPr>
-              <w:widowControl w:val="0"/>
-              <w:pBdr>
-                <w:top w:val="nil"/>
-                <w:left w:val="nil"/>
-                <w:bottom w:val="nil"/>
-                <w:right w:val="nil"/>
-                <w:between w:val="nil"/>
-              </w:pBdr>
-              <w:spacing w:line="240" w:lineRule="auto"/>
-            </w:pPr>
-          </w:p>
-        </w:tc>
-        <w:tc>
-          <w:tcPr>
-            <w:tcW w:w="415" w:type="dxa"/>
-            <w:shd w:val="clear" w:color="auto" w:fill="auto"/>
-            <w:tcMar>
-              <w:top w:w="100" w:type="dxa"/>
-              <w:left w:w="100" w:type="dxa"/>
-              <w:bottom w:w="100" w:type="dxa"/>
-              <w:right w:w="100" w:type="dxa"/>
-            </w:tcMar>
-          </w:tcPr>
-          <w:p>
-            <w:pPr>
-              <w:widowControl w:val="0"/>
-              <w:pBdr>
-                <w:top w:val="nil"/>
-                <w:left w:val="nil"/>
-                <w:bottom w:val="nil"/>
-                <w:right w:val="nil"/>
-                <w:between w:val="nil"/>
-              </w:pBdr>
-              <w:spacing w:line="240" w:lineRule="auto"/>
-            </w:pPr>
-          </w:p>
-        </w:tc>
-        <w:tc>
-          <w:tcPr>
-            <w:tcW w:w="415" w:type="dxa"/>
-            <w:shd w:val="clear" w:color="auto" w:fill="auto"/>
-            <w:tcMar>
-              <w:top w:w="100" w:type="dxa"/>
-              <w:left w:w="100" w:type="dxa"/>
-              <w:bottom w:w="100" w:type="dxa"/>
-              <w:right w:w="100" w:type="dxa"/>
-            </w:tcMar>
-          </w:tcPr>
-          <w:p>
-            <w:pPr>
-              <w:widowControl w:val="0"/>
-              <w:pBdr>
-                <w:top w:val="nil"/>
-                <w:left w:val="nil"/>
-                <w:bottom w:val="nil"/>
-                <w:right w:val="nil"/>
-                <w:between w:val="nil"/>
-              </w:pBdr>
-              <w:spacing w:line="240" w:lineRule="auto"/>
-            </w:pPr>
-          </w:p>
-        </w:tc>
-        <w:tc>
-          <w:tcPr>
-            <w:tcW w:w="415" w:type="dxa"/>
-            <w:shd w:val="clear" w:color="auto" w:fill="auto"/>
-            <w:tcMar>
-              <w:top w:w="100" w:type="dxa"/>
-              <w:left w:w="100" w:type="dxa"/>
-              <w:bottom w:w="100" w:type="dxa"/>
-              <w:right w:w="100" w:type="dxa"/>
-            </w:tcMar>
-          </w:tcPr>
-          <w:p>
-            <w:pPr>
-              <w:widowControl w:val="0"/>
-              <w:pBdr>
-                <w:top w:val="nil"/>
-                <w:left w:val="nil"/>
-                <w:bottom w:val="nil"/>
-                <w:right w:val="nil"/>
-                <w:between w:val="nil"/>
-              </w:pBdr>
-              <w:spacing w:line="240" w:lineRule="auto"/>
-            </w:pPr>
-          </w:p>
-        </w:tc>
-        <w:tc>
-          <w:tcPr>
-            <w:tcW w:w="415" w:type="dxa"/>
-            <w:shd w:val="clear" w:color="auto" w:fill="auto"/>
-            <w:tcMar>
-              <w:top w:w="100" w:type="dxa"/>
-              <w:left w:w="100" w:type="dxa"/>
-              <w:bottom w:w="100" w:type="dxa"/>
-              <w:right w:w="100" w:type="dxa"/>
-            </w:tcMar>
-          </w:tcPr>
-          <w:p>
-            <w:pPr>
-              <w:widowControl w:val="0"/>
-              <w:pBdr>
-                <w:top w:val="nil"/>
-                <w:left w:val="nil"/>
-                <w:bottom w:val="nil"/>
-                <w:right w:val="nil"/>
-                <w:between w:val="nil"/>
-              </w:pBdr>
-              <w:spacing w:line="240" w:lineRule="auto"/>
-            </w:pPr>
-          </w:p>
-        </w:tc>
-        <w:tc>
-          <w:tcPr>
-            <w:tcW w:w="415" w:type="dxa"/>
-            <w:shd w:val="clear" w:color="auto" w:fill="auto"/>
-            <w:tcMar>
-              <w:top w:w="100" w:type="dxa"/>
-              <w:left w:w="100" w:type="dxa"/>
-              <w:bottom w:w="100" w:type="dxa"/>
-              <w:right w:w="100" w:type="dxa"/>
-            </w:tcMar>
-          </w:tcPr>
-          <w:p>
-            <w:pPr>
-              <w:widowControl w:val="0"/>
-              <w:pBdr>
-                <w:top w:val="nil"/>
-                <w:left w:val="nil"/>
-                <w:bottom w:val="nil"/>
-                <w:right w:val="nil"/>
-                <w:between w:val="nil"/>
-              </w:pBdr>
-              <w:spacing w:line="240" w:lineRule="auto"/>
-            </w:pPr>
-          </w:p>
-        </w:tc>
-        <w:tc>
-          <w:tcPr>
-            <w:tcW w:w="415" w:type="dxa"/>
-            <w:shd w:val="clear" w:color="auto" w:fill="auto"/>
-            <w:tcMar>
-              <w:top w:w="100" w:type="dxa"/>
-              <w:left w:w="100" w:type="dxa"/>
-              <w:bottom w:w="100" w:type="dxa"/>
-              <w:right w:w="100" w:type="dxa"/>
-            </w:tcMar>
-          </w:tcPr>
-          <w:p>
-            <w:pPr>
-              <w:widowControl w:val="0"/>
-              <w:pBdr>
-                <w:top w:val="nil"/>
-                <w:left w:val="nil"/>
-                <w:bottom w:val="nil"/>
-                <w:right w:val="nil"/>
-                <w:between w:val="nil"/>
-              </w:pBdr>
-              <w:spacing w:line="240" w:lineRule="auto"/>
-            </w:pPr>
-          </w:p>
-        </w:tc>
-        <w:tc>
-          <w:tcPr>
-            <w:tcW w:w="415" w:type="dxa"/>
-            <w:shd w:val="clear" w:color="auto" w:fill="auto"/>
-            <w:tcMar>
-              <w:top w:w="100" w:type="dxa"/>
-              <w:left w:w="100" w:type="dxa"/>
-              <w:bottom w:w="100" w:type="dxa"/>
-              <w:right w:w="100" w:type="dxa"/>
-            </w:tcMar>
-          </w:tcPr>
-          <w:p>
-            <w:pPr>
-              <w:widowControl w:val="0"/>
-              <w:pBdr>
-                <w:top w:val="nil"/>
-                <w:left w:val="nil"/>
-                <w:bottom w:val="nil"/>
-                <w:right w:val="nil"/>
-                <w:between w:val="nil"/>
-              </w:pBdr>
-              <w:spacing w:line="240" w:lineRule="auto"/>
-            </w:pPr>
-          </w:p>
-        </w:tc>
-        <w:tc>
-          <w:tcPr>
-            <w:tcW w:w="415" w:type="dxa"/>
-            <w:shd w:val="clear" w:color="auto" w:fill="auto"/>
-            <w:tcMar>
-              <w:top w:w="100" w:type="dxa"/>
-              <w:left w:w="100" w:type="dxa"/>
-              <w:bottom w:w="100" w:type="dxa"/>
-              <w:right w:w="100" w:type="dxa"/>
-            </w:tcMar>
-          </w:tcPr>
-          <w:p>
-            <w:pPr>
-              <w:widowControl w:val="0"/>
-              <w:pBdr>
-                <w:top w:val="nil"/>
-                <w:left w:val="nil"/>
-                <w:bottom w:val="nil"/>
-                <w:right w:val="nil"/>
-                <w:between w:val="nil"/>
-              </w:pBdr>
-              <w:spacing w:line="240" w:lineRule="auto"/>
-            </w:pPr>
-          </w:p>
-        </w:tc>
-        <w:tc>
-          <w:tcPr>
-            <w:tcW w:w="415" w:type="dxa"/>
-            <w:shd w:val="clear" w:color="auto" w:fill="auto"/>
-            <w:tcMar>
-              <w:top w:w="100" w:type="dxa"/>
-              <w:left w:w="100" w:type="dxa"/>
-              <w:bottom w:w="100" w:type="dxa"/>
-              <w:right w:w="100" w:type="dxa"/>
-            </w:tcMar>
-          </w:tcPr>
-          <w:p>
-            <w:pPr>
-              <w:widowControl w:val="0"/>
-              <w:pBdr>
-                <w:top w:val="nil"/>
-                <w:left w:val="nil"/>
-                <w:bottom w:val="nil"/>
-                <w:right w:val="nil"/>
-                <w:between w:val="nil"/>
-              </w:pBdr>
-              <w:spacing w:line="240" w:lineRule="auto"/>
-            </w:pPr>
-          </w:p>
-        </w:tc>
-        <w:tc>
-          <w:tcPr>
-            <w:tcW w:w="415" w:type="dxa"/>
-            <w:shd w:val="clear" w:color="auto" w:fill="auto"/>
-            <w:tcMar>
-              <w:top w:w="100" w:type="dxa"/>
-              <w:left w:w="100" w:type="dxa"/>
-              <w:bottom w:w="100" w:type="dxa"/>
-              <w:right w:w="100" w:type="dxa"/>
-            </w:tcMar>
-          </w:tcPr>
-          <w:p>
-            <w:pPr>
-              <w:widowControl w:val="0"/>
-              <w:pBdr>
-                <w:top w:val="nil"/>
-                <w:left w:val="nil"/>
-                <w:bottom w:val="nil"/>
-                <w:right w:val="nil"/>
-                <w:between w:val="nil"/>
-              </w:pBdr>
-              <w:spacing w:line="240" w:lineRule="auto"/>
-            </w:pPr>
-          </w:p>
-        </w:tc>
-        <w:tc>
-          <w:tcPr>
-            <w:tcW w:w="415" w:type="dxa"/>
-            <w:shd w:val="clear" w:color="auto" w:fill="auto"/>
-            <w:tcMar>
-              <w:top w:w="100" w:type="dxa"/>
-              <w:left w:w="100" w:type="dxa"/>
-              <w:bottom w:w="100" w:type="dxa"/>
-              <w:right w:w="100" w:type="dxa"/>
-            </w:tcMar>
-          </w:tcPr>
-          <w:p>
-            <w:pPr>
-              <w:widowControl w:val="0"/>
-              <w:pBdr>
-                <w:top w:val="nil"/>
-                <w:left w:val="nil"/>
-                <w:bottom w:val="nil"/>
-                <w:right w:val="nil"/>
-                <w:between w:val="nil"/>
-              </w:pBdr>
-              <w:spacing w:line="240" w:lineRule="auto"/>
-            </w:pPr>
-          </w:p>
-        </w:tc>
-        <w:tc>
-          <w:tcPr>
-            <w:tcW w:w="415" w:type="dxa"/>
-            <w:shd w:val="clear" w:color="auto" w:fill="auto"/>
-            <w:tcMar>
-              <w:top w:w="100" w:type="dxa"/>
-              <w:left w:w="100" w:type="dxa"/>
-              <w:bottom w:w="100" w:type="dxa"/>
-              <w:right w:w="100" w:type="dxa"/>
-            </w:tcMar>
-          </w:tcPr>
-          <w:p>
-            <w:pPr>
-              <w:widowControl w:val="0"/>
-              <w:pBdr>
-                <w:top w:val="nil"/>
-                <w:left w:val="nil"/>
-                <w:bottom w:val="nil"/>
-                <w:right w:val="nil"/>
-                <w:between w:val="nil"/>
-              </w:pBdr>
-              <w:spacing w:line="240" w:lineRule="auto"/>
-            </w:pPr>
-          </w:p>
-        </w:tc>
-      </w:tr>
-    </w:tbl>
-    <w:p>
-      <w:pPr>
-        <w:ind w:left="720"/>
-      </w:pPr>
-    </w:p>
-    <w:p>
-      <w:pPr>
-        <w:ind w:left="720"/>
-      </w:pPr>
-    </w:p>
-    <w:p>
-      <w:pPr>
-        <w:ind w:left="720"/>
-      </w:pPr>
-    </w:p>
-    <w:p>
-      <w:pPr>
-        <w:ind w:left="720"/>
-      </w:pPr>
-    </w:p>
-    <w:p>
-      <w:pPr>
-        <w:ind w:left="720"/>
-      </w:pPr>
-    </w:p>
-    <w:p>
-      <w:pPr>
-        <w:ind w:left="720"/>
-      </w:pPr>
-    </w:p>
-    <w:p>
-      <w:pPr>
-        <w:ind w:left="720"/>
-      </w:pPr>
-    </w:p>
-    <w:p>
-      <w:pPr>
-        <w:ind w:left="720"/>
-      </w:pPr>
-    </w:p>
-    <w:p>
-      <w:pPr>
-        <w:ind w:left="720"/>
-      </w:pPr>
-    </w:p>
-    <w:p>
-      <w:pPr>
-        <w:ind w:left="720"/>
-      </w:pPr>
-    </w:p>
-    <w:p>
-      <w:pPr>
-        <w:ind w:left="720"/>
-      </w:pPr>
-    </w:p>
-    <w:p>
-      <w:pPr>
-        <w:ind w:left="720"/>
-      </w:pPr>
-    </w:p>
-    <w:p>
-      <w:pPr>
-        <w:ind w:left="720"/>
-      </w:pPr>
-    </w:p>
-    <w:p>
-      <w:pPr>
-        <w:ind w:left="720"/>
-      </w:pPr>
-    </w:p>
-    <w:p>
-      <w:pPr>
-        <w:ind w:left="720"/>
-      </w:pPr>
-    </w:p>
-    <w:p>
-      <w:pPr>
-        <w:ind w:left="720"/>
-      </w:pPr>
-    </w:p>
-    <w:p>
-      <w:pPr>
-        <w:ind w:left="720"/>
-      </w:pPr>
-    </w:p>
-    <w:p>
-      <w:pPr>
-        <w:ind w:left="720"/>
-      </w:pPr>
-    </w:p>
-    <w:p>
-      <w:pPr>
-        <w:ind w:left="720"/>
-      </w:pPr>
-    </w:p>
-    <w:p>
-      <w:pPr>
-        <w:ind w:left="720"/>
-      </w:pPr>
-    </w:p>
-    <w:p>
-      <w:pPr>
-        <w:ind w:left="720"/>
-      </w:pPr>
-    </w:p>
+    <w:p/>
     <w:sectPr>
       <w:pgSz w:w="11909" w:h="16834"/>
       <w:pgMar w:top="1440" w:right="1440" w:bottom="1440" w:left="1440" w:header="720" w:footer="720" w:gutter="0"/>
@@ -18754,7 +12309,7 @@
 </file>
 
 <file path=word/numbering.xml><?xml version="1.0" encoding="utf-8"?>
-<w:numbering xmlns:wpc="http://schemas.microsoft.com/office/word/2010/wordprocessingCanvas" xmlns:cx="http://schemas.microsoft.com/office/drawing/2014/chartex" xmlns:cx1="http://schemas.microsoft.com/office/drawing/2015/9/8/chartex" xmlns:cx2="http://schemas.microsoft.com/office/drawing/2015/10/21/chartex" xmlns:cx3="http://schemas.microsoft.com/office/drawing/2016/5/9/chartex" xmlns:cx4="http://schemas.microsoft.com/office/drawing/2016/5/10/chartex" xmlns:cx5="http://schemas.microsoft.com/office/drawing/2016/5/11/chartex" xmlns:cx6="http://schemas.microsoft.com/office/drawing/2016/5/12/chartex" xmlns:cx7="http://schemas.microsoft.com/office/drawing/2016/5/13/chartex" xmlns:cx8="http://schemas.microsoft.com/office/drawing/2016/5/14/chartex" xmlns:mc="http://schemas.openxmlformats.org/markup-compatibility/2006" xmlns:aink="http://schemas.microsoft.com/office/drawing/2016/ink" xmlns:am3d="http://schemas.microsoft.com/office/drawing/2017/model3d" xmlns:o="urn:schemas-microsoft-com:office:office" xmlns:r="http://schemas.openxmlformats.org/officeDocument/2006/relationships" xmlns:m="http://schemas.openxmlformats.org/officeDocument/2006/math" xmlns:v="urn:schemas-microsoft-com:vml" xmlns:wp14="http://schemas.microsoft.com/office/word/2010/wordprocessingDrawing" xmlns:wp="http://schemas.openxmlformats.org/drawingml/2006/wordprocessingDrawing" xmlns:w10="urn:schemas-microsoft-com:office:word" xmlns:w="http://schemas.openxmlformats.org/wordprocessingml/2006/main" xmlns:w14="http://schemas.microsoft.com/office/word/2010/wordml" xmlns:w15="http://schemas.microsoft.com/office/word/2012/wordml" xmlns:w16cex="http://schemas.microsoft.com/office/word/2018/wordml/cex" xmlns:w16cid="http://schemas.microsoft.com/office/word/2016/wordml/cid" xmlns:w16="http://schemas.microsoft.com/office/word/2018/wordml" xmlns:w16sdtdh="http://schemas.microsoft.com/office/word/2020/wordml/sdtdatahash" xmlns:w16se="http://schemas.microsoft.com/office/word/2015/wordml/symex" xmlns:wpg="http://schemas.microsoft.com/office/word/2010/wordprocessingGroup" xmlns:wpi="http://schemas.microsoft.com/office/word/2010/wordprocessingInk" xmlns:wne="http://schemas.microsoft.com/office/word/2006/wordml" xmlns:wps="http://schemas.microsoft.com/office/word/2010/wordprocessingShape" mc:Ignorable="w14 w15 w16se w16cid w16 w16cex w16sdtdh wp14">
+<w:numbering xmlns:wpc="http://schemas.microsoft.com/office/word/2010/wordprocessingCanvas" xmlns:cx="http://schemas.microsoft.com/office/drawing/2014/chartex" xmlns:cx1="http://schemas.microsoft.com/office/drawing/2015/9/8/chartex" xmlns:cx2="http://schemas.microsoft.com/office/drawing/2015/10/21/chartex" xmlns:cx3="http://schemas.microsoft.com/office/drawing/2016/5/9/chartex" xmlns:cx4="http://schemas.microsoft.com/office/drawing/2016/5/10/chartex" xmlns:cx5="http://schemas.microsoft.com/office/drawing/2016/5/11/chartex" xmlns:cx6="http://schemas.microsoft.com/office/drawing/2016/5/12/chartex" xmlns:cx7="http://schemas.microsoft.com/office/drawing/2016/5/13/chartex" xmlns:cx8="http://schemas.microsoft.com/office/drawing/2016/5/14/chartex" xmlns:mc="http://schemas.openxmlformats.org/markup-compatibility/2006" xmlns:aink="http://schemas.microsoft.com/office/drawing/2016/ink" xmlns:am3d="http://schemas.microsoft.com/office/drawing/2017/model3d" xmlns:o="urn:schemas-microsoft-com:office:office" xmlns:oel="http://schemas.microsoft.com/office/2019/extlst" xmlns:r="http://schemas.openxmlformats.org/officeDocument/2006/relationships" xmlns:m="http://schemas.openxmlformats.org/officeDocument/2006/math" xmlns:v="urn:schemas-microsoft-com:vml" xmlns:wp14="http://schemas.microsoft.com/office/word/2010/wordprocessingDrawing" xmlns:wp="http://schemas.openxmlformats.org/drawingml/2006/wordprocessingDrawing" xmlns:w10="urn:schemas-microsoft-com:office:word" xmlns:w="http://schemas.openxmlformats.org/wordprocessingml/2006/main" xmlns:w14="http://schemas.microsoft.com/office/word/2010/wordml" xmlns:w15="http://schemas.microsoft.com/office/word/2012/wordml" xmlns:w16cex="http://schemas.microsoft.com/office/word/2018/wordml/cex" xmlns:w16cid="http://schemas.microsoft.com/office/word/2016/wordml/cid" xmlns:w16="http://schemas.microsoft.com/office/word/2018/wordml" xmlns:w16du="http://schemas.microsoft.com/office/word/2023/wordml/word16du" xmlns:w16sdtdh="http://schemas.microsoft.com/office/word/2020/wordml/sdtdatahash" xmlns:w16sdtfl="http://schemas.microsoft.com/office/word/2024/wordml/sdtformatlock" xmlns:w16se="http://schemas.microsoft.com/office/word/2015/wordml/symex" xmlns:wpg="http://schemas.microsoft.com/office/word/2010/wordprocessingGroup" xmlns:wpi="http://schemas.microsoft.com/office/word/2010/wordprocessingInk" xmlns:wne="http://schemas.microsoft.com/office/word/2006/wordml" xmlns:wps="http://schemas.microsoft.com/office/word/2010/wordprocessingShape" mc:Ignorable="w14 w15 w16se w16cid w16 w16cex w16sdtdh w16sdtfl w16du wp14">
   <w:abstractNum w:abstractNumId="0" w15:restartNumberingAfterBreak="0">
     <w:nsid w:val="45522B1F"/>
     <w:multiLevelType w:val="multilevel"/>
@@ -18868,14 +12423,14 @@
       </w:rPr>
     </w:lvl>
   </w:abstractNum>
-  <w:num w:numId="1">
+  <w:num w:numId="1" w16cid:durableId="552888456">
     <w:abstractNumId w:val="0"/>
   </w:num>
 </w:numbering>
 </file>
 
 <file path=word/styles.xml><?xml version="1.0" encoding="utf-8"?>
-<w:styles xmlns:mc="http://schemas.openxmlformats.org/markup-compatibility/2006" xmlns:r="http://schemas.openxmlformats.org/officeDocument/2006/relationships" xmlns:w="http://schemas.openxmlformats.org/wordprocessingml/2006/main" xmlns:w14="http://schemas.microsoft.com/office/word/2010/wordml" xmlns:w15="http://schemas.microsoft.com/office/word/2012/wordml" xmlns:w16cex="http://schemas.microsoft.com/office/word/2018/wordml/cex" xmlns:w16cid="http://schemas.microsoft.com/office/word/2016/wordml/cid" xmlns:w16="http://schemas.microsoft.com/office/word/2018/wordml" xmlns:w16sdtdh="http://schemas.microsoft.com/office/word/2020/wordml/sdtdatahash" xmlns:w16se="http://schemas.microsoft.com/office/word/2015/wordml/symex" mc:Ignorable="w14 w15 w16se w16cid w16 w16cex w16sdtdh">
+<w:styles xmlns:mc="http://schemas.openxmlformats.org/markup-compatibility/2006" xmlns:r="http://schemas.openxmlformats.org/officeDocument/2006/relationships" xmlns:w="http://schemas.openxmlformats.org/wordprocessingml/2006/main" xmlns:w14="http://schemas.microsoft.com/office/word/2010/wordml" xmlns:w15="http://schemas.microsoft.com/office/word/2012/wordml" xmlns:w16cex="http://schemas.microsoft.com/office/word/2018/wordml/cex" xmlns:w16cid="http://schemas.microsoft.com/office/word/2016/wordml/cid" xmlns:w16="http://schemas.microsoft.com/office/word/2018/wordml" xmlns:w16du="http://schemas.microsoft.com/office/word/2023/wordml/word16du" xmlns:w16sdtdh="http://schemas.microsoft.com/office/word/2020/wordml/sdtdatahash" xmlns:w16sdtfl="http://schemas.microsoft.com/office/word/2024/wordml/sdtformatlock" xmlns:w16se="http://schemas.microsoft.com/office/word/2015/wordml/symex" mc:Ignorable="w14 w15 w16se w16cid w16 w16cex w16sdtdh w16sdtfl w16du">
   <w:docDefaults>
     <w:rPrDefault>
       <w:rPr>
@@ -19273,7 +12828,7 @@
     <w:name w:val="Normal"/>
     <w:qFormat/>
   </w:style>
-  <w:style w:type="paragraph" w:styleId="Heading1">
+  <w:style w:type="paragraph" w:styleId="Ttulo1">
     <w:name w:val="heading 1"/>
     <w:basedOn w:val="Normal"/>
     <w:next w:val="Normal"/>
@@ -19290,7 +12845,7 @@
       <w:szCs w:val="40"/>
     </w:rPr>
   </w:style>
-  <w:style w:type="paragraph" w:styleId="Heading2">
+  <w:style w:type="paragraph" w:styleId="Ttulo2">
     <w:name w:val="heading 2"/>
     <w:basedOn w:val="Normal"/>
     <w:next w:val="Normal"/>
@@ -19308,7 +12863,7 @@
       <w:szCs w:val="32"/>
     </w:rPr>
   </w:style>
-  <w:style w:type="paragraph" w:styleId="Heading3">
+  <w:style w:type="paragraph" w:styleId="Ttulo3">
     <w:name w:val="heading 3"/>
     <w:basedOn w:val="Normal"/>
     <w:next w:val="Normal"/>
@@ -19328,7 +12883,7 @@
       <w:szCs w:val="28"/>
     </w:rPr>
   </w:style>
-  <w:style w:type="paragraph" w:styleId="Heading4">
+  <w:style w:type="paragraph" w:styleId="Ttulo4">
     <w:name w:val="heading 4"/>
     <w:basedOn w:val="Normal"/>
     <w:next w:val="Normal"/>
@@ -19348,7 +12903,7 @@
       <w:szCs w:val="24"/>
     </w:rPr>
   </w:style>
-  <w:style w:type="paragraph" w:styleId="Heading5">
+  <w:style w:type="paragraph" w:styleId="Ttulo5">
     <w:name w:val="heading 5"/>
     <w:basedOn w:val="Normal"/>
     <w:next w:val="Normal"/>
@@ -19366,7 +12921,7 @@
       <w:color w:val="666666"/>
     </w:rPr>
   </w:style>
-  <w:style w:type="paragraph" w:styleId="Heading6">
+  <w:style w:type="paragraph" w:styleId="Ttulo6">
     <w:name w:val="heading 6"/>
     <w:basedOn w:val="Normal"/>
     <w:next w:val="Normal"/>
@@ -19386,13 +12941,13 @@
       <w:color w:val="666666"/>
     </w:rPr>
   </w:style>
-  <w:style w:type="character" w:default="1" w:styleId="DefaultParagraphFont">
+  <w:style w:type="character" w:default="1" w:styleId="Fontepargpadro">
     <w:name w:val="Default Paragraph Font"/>
     <w:uiPriority w:val="1"/>
     <w:semiHidden/>
     <w:unhideWhenUsed/>
   </w:style>
-  <w:style w:type="table" w:default="1" w:styleId="TableNormal">
+  <w:style w:type="table" w:default="1" w:styleId="Tabelanormal">
     <w:name w:val="Normal Table"/>
     <w:uiPriority w:val="99"/>
     <w:semiHidden/>
@@ -19407,13 +12962,13 @@
       </w:tblCellMar>
     </w:tblPr>
   </w:style>
-  <w:style w:type="numbering" w:default="1" w:styleId="NoList">
+  <w:style w:type="numbering" w:default="1" w:styleId="Semlista">
     <w:name w:val="No List"/>
     <w:uiPriority w:val="99"/>
     <w:semiHidden/>
     <w:unhideWhenUsed/>
   </w:style>
-  <w:style w:type="table" w:customStyle="1" w:styleId="TableNormal0">
+  <w:style w:type="table" w:customStyle="1" w:styleId="TableNormal">
     <w:name w:val="TableNormal"/>
     <w:tblPr>
       <w:tblCellMar>
@@ -19424,7 +12979,7 @@
       </w:tblCellMar>
     </w:tblPr>
   </w:style>
-  <w:style w:type="paragraph" w:styleId="Title">
+  <w:style w:type="paragraph" w:styleId="Ttulo">
     <w:name w:val="Title"/>
     <w:basedOn w:val="Normal"/>
     <w:next w:val="Normal"/>
@@ -19440,7 +12995,7 @@
       <w:szCs w:val="52"/>
     </w:rPr>
   </w:style>
-  <w:style w:type="paragraph" w:styleId="Subtitle">
+  <w:style w:type="paragraph" w:styleId="Subttulo">
     <w:name w:val="Subtitle"/>
     <w:basedOn w:val="Normal"/>
     <w:next w:val="Normal"/>
@@ -19458,7 +13013,7 @@
     </w:rPr>
   </w:style>
   <w:style w:type="table" w:customStyle="1" w:styleId="a">
-    <w:basedOn w:val="TableNormal0"/>
+    <w:basedOn w:val="TableNormal"/>
     <w:tblPr>
       <w:tblStyleRowBandSize w:val="1"/>
       <w:tblStyleColBandSize w:val="1"/>
